--- a/course/01-getting-started/_files/coursewright.docx
+++ b/course/01-getting-started/_files/coursewright.docx
@@ -15,7 +15,7 @@
         <w:pStyle w:val="Date"/>
       </w:pPr>
       <w:r>
-        <w:t xml:space="preserve">2026-08-29</w:t>
+        <w:t xml:space="preserve">2026-08-31</w:t>
       </w:r>
     </w:p>
     <w:sdt>
@@ -44,7 +44,7 @@
         </w:p>
       </w:sdtContent>
     </w:sdt>
-    <w:bookmarkStart w:id="1060" w:name="sec-01-getting-started"/>
+    <w:bookmarkStart w:id="1077" w:name="sec-01-getting-started"/>
     <w:p>
       <w:pPr>
         <w:pStyle w:val="Heading1"/>
@@ -409,7 +409,13 @@
         </w:numPr>
       </w:pPr>
       <w:r>
-        <w:t xml:space="preserve">Set up VS Code and the Course Manager sidebar.</w:t>
+        <w:t xml:space="preserve">Install what you need, make your own copy of the project, and set up the</w:t>
+      </w:r>
+      <w:r>
+        <w:t xml:space="preserve"> </w:t>
+      </w:r>
+      <w:r>
+        <w:t xml:space="preserve">Course Manager sidebar.</w:t>
       </w:r>
     </w:p>
     <w:p>
@@ -1034,12 +1040,138 @@
       </w:r>
     </w:p>
     <w:bookmarkEnd w:id="920"/>
-    <w:bookmarkStart w:id="936" w:name="sec-01-getting-started-03-vs-code"/>
+    <w:bookmarkStart w:id="954" w:name="sec-01-getting-started-03-setting-up"/>
     <w:p>
       <w:pPr>
         <w:pStyle w:val="Heading2"/>
       </w:pPr>
       <w:r>
+        <w:t xml:space="preserve">Setting Up</w:t>
+      </w:r>
+    </w:p>
+    <w:bookmarkStart w:id="932" w:name="Xc6075ba968b51923ac58eea0a36a8cf3364eedb"/>
+    <w:p>
+      <w:pPr>
+        <w:pStyle w:val="Heading3"/>
+      </w:pPr>
+      <w:r>
+        <w:t xml:space="preserve">What You Need</w:t>
+      </w:r>
+    </w:p>
+    <w:p>
+      <w:pPr>
+        <w:pStyle w:val="FirstParagraph"/>
+      </w:pPr>
+      <w:r>
+        <w:t xml:space="preserve">Four things, all free: three programs and one account. You install them once and</w:t>
+      </w:r>
+      <w:r>
+        <w:t xml:space="preserve"> </w:t>
+      </w:r>
+      <w:r>
+        <w:t xml:space="preserve">then forget about them. If you already have them, go straight to</w:t>
+      </w:r>
+      <w:r>
+        <w:t xml:space="preserve"> </w:t>
+      </w:r>
+      <w:hyperlink w:anchor="Xaa53802a2e6682cb1c72049d1a34718dbb58a79">
+        <w:r>
+          <w:rPr>
+            <w:rStyle w:val="Hyperlink"/>
+          </w:rPr>
+          <w:t xml:space="preserve">Your Course Project</w:t>
+        </w:r>
+      </w:hyperlink>
+      <w:r>
+        <w:t xml:space="preserve">.</w:t>
+      </w:r>
+    </w:p>
+    <w:p>
+      <w:pPr>
+        <w:pStyle w:val="BodyText"/>
+      </w:pPr>
+      <w:r>
+        <w:t xml:space="preserve">Take them in the order below. On macOS the git install runs from inside VS Code,</w:t>
+      </w:r>
+      <w:r>
+        <w:t xml:space="preserve"> </w:t>
+      </w:r>
+      <w:r>
+        <w:t xml:space="preserve">so VS Code comes first.</w:t>
+      </w:r>
+    </w:p>
+    <w:p>
+      <w:pPr>
+        <w:pStyle w:val="AlertTitleNote"/>
+      </w:pPr>
+      <w:r>
+        <w:t xml:space="preserve">Note</w:t>
+      </w:r>
+    </w:p>
+    <w:p>
+      <w:pPr>
+        <w:pStyle w:val="AlertBodyNote"/>
+      </w:pPr>
+      <w:r>
+        <w:rPr>
+          <w:b/>
+          <w:bCs/>
+        </w:rPr>
+        <w:t xml:space="preserve">The terminal</w:t>
+      </w:r>
+      <w:r>
+        <w:t xml:space="preserve"> </w:t>
+      </w:r>
+      <w:r>
+        <w:t xml:space="preserve">is the panel where you type commands instead of clicking. VS</w:t>
+      </w:r>
+      <w:r>
+        <w:t xml:space="preserve"> </w:t>
+      </w:r>
+      <w:r>
+        <w:t xml:space="preserve">Code has one built in, and</w:t>
+      </w:r>
+      <w:r>
+        <w:t xml:space="preserve"> </w:t>
+      </w:r>
+      <w:r>
+        <w:rPr>
+          <w:b/>
+          <w:bCs/>
+        </w:rPr>
+        <w:t xml:space="preserve">Ctrl+`</w:t>
+      </w:r>
+      <w:r>
+        <w:t xml:space="preserve"> </w:t>
+      </w:r>
+      <w:r>
+        <w:t xml:space="preserve">opens and closes it. A few of the steps</w:t>
+      </w:r>
+      <w:r>
+        <w:t xml:space="preserve"> </w:t>
+      </w:r>
+      <w:r>
+        <w:t xml:space="preserve">below need it; once the Course Manager panel is up, nearly everything else is</w:t>
+      </w:r>
+      <w:r>
+        <w:t xml:space="preserve"> </w:t>
+      </w:r>
+      <w:r>
+        <w:t xml:space="preserve">a labelled button. Type a command, press Enter, and wait for the prompt to</w:t>
+      </w:r>
+      <w:r>
+        <w:t xml:space="preserve"> </w:t>
+      </w:r>
+      <w:r>
+        <w:t xml:space="preserve">come back before you type the next one.</w:t>
+      </w:r>
+    </w:p>
+    <w:bookmarkStart w:id="922" w:name="vs-code"/>
+    <w:p>
+      <w:pPr>
+        <w:pStyle w:val="Heading4"/>
+      </w:pPr>
+      <w:r>
         <w:t xml:space="preserve">VS Code</w:t>
       </w:r>
     </w:p>
@@ -1048,42 +1180,13 @@
         <w:pStyle w:val="FirstParagraph"/>
       </w:pPr>
       <w:r>
-        <w:t xml:space="preserve">Visual Studio Code is the free editor this module assumes, and it runs on</w:t>
-      </w:r>
-      <w:r>
-        <w:t xml:space="preserve"> </w:t>
-      </w:r>
-      <w:r>
-        <w:t xml:space="preserve">Windows, macOS and Linux. The Course Manager extension that ships with this</w:t>
-      </w:r>
-      <w:r>
-        <w:t xml:space="preserve"> </w:t>
-      </w:r>
-      <w:r>
-        <w:t xml:space="preserve">project puts your course in its sidebar, so every step from here on is a click,</w:t>
-      </w:r>
-      <w:r>
-        <w:t xml:space="preserve"> </w:t>
-      </w:r>
-      <w:r>
-        <w:t xml:space="preserve">with the terminal there for anyone who would rather type.</w:t>
-      </w:r>
-    </w:p>
-    <w:bookmarkStart w:id="923" w:name="installing-vs-code"/>
-    <w:p>
-      <w:pPr>
-        <w:pStyle w:val="Heading3"/>
-      </w:pPr>
-      <w:r>
-        <w:t xml:space="preserve">Installing VS Code</w:t>
-      </w:r>
-    </w:p>
-    <w:p>
-      <w:pPr>
-        <w:pStyle w:val="FirstParagraph"/>
-      </w:pPr>
-      <w:r>
-        <w:t xml:space="preserve">Download it from</w:t>
+        <w:t xml:space="preserve">Visual Studio Code is the editor you will write in, and it runs on Windows,</w:t>
+      </w:r>
+      <w:r>
+        <w:t xml:space="preserve"> </w:t>
+      </w:r>
+      <w:r>
+        <w:t xml:space="preserve">macOS and Linux. Download it from</w:t>
       </w:r>
       <w:r>
         <w:t xml:space="preserve"> </w:t>
@@ -1100,91 +1203,163 @@
         <w:t xml:space="preserve"> </w:t>
       </w:r>
       <w:r>
-        <w:t xml:space="preserve">and</w:t>
-      </w:r>
-      <w:r>
-        <w:t xml:space="preserve"> </w:t>
-      </w:r>
-      <w:r>
-        <w:t xml:space="preserve">install it with the defaults. On macOS there is one extra step worth doing while</w:t>
-      </w:r>
-      <w:r>
-        <w:t xml:space="preserve"> </w:t>
-      </w:r>
-      <w:r>
-        <w:t xml:space="preserve">you are there: step 1 of the</w:t>
-      </w:r>
-      <w:r>
-        <w:t xml:space="preserve"> </w:t>
-      </w:r>
-      <w:hyperlink r:id="rId922">
+        <w:t xml:space="preserve">and install it with the</w:t>
+      </w:r>
+      <w:r>
+        <w:t xml:space="preserve"> </w:t>
+      </w:r>
+      <w:r>
+        <w:t xml:space="preserve">defaults.</w:t>
+      </w:r>
+    </w:p>
+    <w:p>
+      <w:pPr>
+        <w:pStyle w:val="BodyText"/>
+      </w:pPr>
+      <w:r>
+        <w:t xml:space="preserve">On macOS, do one more thing while you are there: press</w:t>
+      </w:r>
+      <w:r>
+        <w:t xml:space="preserve"> </w:t>
+      </w:r>
+      <w:r>
+        <w:rPr>
+          <w:b/>
+          <w:bCs/>
+        </w:rPr>
+        <w:t xml:space="preserve">Cmd+Shift+P</w:t>
+      </w:r>
+      <w:r>
+        <w:t xml:space="preserve">, type</w:t>
+      </w:r>
+      <w:r>
+        <w:t xml:space="preserve"> </w:t>
+      </w:r>
+      <w:r>
+        <w:rPr>
+          <w:rStyle w:val="VerbatimChar"/>
+        </w:rPr>
+        <w:t xml:space="preserve">shell command</w:t>
+      </w:r>
+      <w:r>
+        <w:t xml:space="preserve">, and choose</w:t>
+      </w:r>
+      <w:r>
+        <w:t xml:space="preserve"> </w:t>
+      </w:r>
+      <w:r>
+        <w:rPr>
+          <w:b/>
+          <w:bCs/>
+        </w:rPr>
+        <w:t xml:space="preserve">Shell Command: Install</w:t>
+      </w:r>
+      <w:r>
+        <w:rPr>
+          <w:b/>
+          <w:bCs/>
+        </w:rPr>
+        <w:t xml:space="preserve"> </w:t>
+      </w:r>
+      <w:r>
+        <w:rPr>
+          <w:b/>
+          <w:bCs/>
+        </w:rPr>
+        <w:t xml:space="preserve">‘code’</w:t>
+      </w:r>
+      <w:r>
+        <w:rPr>
+          <w:b/>
+          <w:bCs/>
+        </w:rPr>
+        <w:t xml:space="preserve"> </w:t>
+      </w:r>
+      <w:r>
+        <w:rPr>
+          <w:b/>
+          <w:bCs/>
+        </w:rPr>
+        <w:t xml:space="preserve">command in PATH</w:t>
+      </w:r>
+      <w:r>
+        <w:t xml:space="preserve">.</w:t>
+      </w:r>
+      <w:r>
+        <w:t xml:space="preserve"> </w:t>
+      </w:r>
+      <w:r>
+        <w:t xml:space="preserve">The Course Manager extension needs it later on.</w:t>
+      </w:r>
+    </w:p>
+    <w:bookmarkEnd w:id="922"/>
+    <w:bookmarkStart w:id="924" w:name="node.js"/>
+    <w:p>
+      <w:pPr>
+        <w:pStyle w:val="Heading4"/>
+      </w:pPr>
+      <w:r>
+        <w:t xml:space="preserve">Node.js</w:t>
+      </w:r>
+    </w:p>
+    <w:p>
+      <w:pPr>
+        <w:pStyle w:val="FirstParagraph"/>
+      </w:pPr>
+      <w:r>
+        <w:t xml:space="preserve">Node.js is the engine this tool runs on. You will never use it directly.</w:t>
+      </w:r>
+      <w:r>
+        <w:t xml:space="preserve"> </w:t>
+      </w:r>
+      <w:r>
+        <w:t xml:space="preserve">Download the</w:t>
+      </w:r>
+      <w:r>
+        <w:t xml:space="preserve"> </w:t>
+      </w:r>
+      <w:r>
+        <w:rPr>
+          <w:b/>
+          <w:bCs/>
+        </w:rPr>
+        <w:t xml:space="preserve">LTS</w:t>
+      </w:r>
+      <w:r>
+        <w:t xml:space="preserve"> </w:t>
+      </w:r>
+      <w:r>
+        <w:t xml:space="preserve">version from</w:t>
+      </w:r>
+      <w:r>
+        <w:t xml:space="preserve"> </w:t>
+      </w:r>
+      <w:hyperlink r:id="rId923">
         <w:r>
           <w:rPr>
             <w:rStyle w:val="Hyperlink"/>
           </w:rPr>
-          <w:t xml:space="preserve">first-course guide</w:t>
+          <w:t xml:space="preserve">nodejs.org</w:t>
         </w:r>
       </w:hyperlink>
       <w:r>
-        <w:t xml:space="preserve"> </w:t>
-      </w:r>
-      <w:r>
-        <w:t xml:space="preserve">adds the</w:t>
-      </w:r>
-      <w:r>
-        <w:t xml:space="preserve"> </w:t>
-      </w:r>
-      <w:r>
-        <w:rPr>
-          <w:rStyle w:val="VerbatimChar"/>
-        </w:rPr>
-        <w:t xml:space="preserve">code</w:t>
-      </w:r>
-      <w:r>
-        <w:t xml:space="preserve"> </w:t>
-      </w:r>
-      <w:r>
-        <w:t xml:space="preserve">shell command, which the extension install below needs.</w:t>
-      </w:r>
-    </w:p>
-    <w:p>
-      <w:pPr>
-        <w:pStyle w:val="BodyText"/>
-      </w:pPr>
-      <w:r>
-        <w:t xml:space="preserve">Then use</w:t>
-      </w:r>
-      <w:r>
-        <w:t xml:space="preserve"> </w:t>
-      </w:r>
-      <w:r>
-        <w:rPr>
-          <w:b/>
-          <w:bCs/>
-        </w:rPr>
-        <w:t xml:space="preserve">File &gt; Open Folder</w:t>
-      </w:r>
-      <w:r>
-        <w:t xml:space="preserve"> </w:t>
-      </w:r>
-      <w:r>
-        <w:t xml:space="preserve">and pick your project folder itself, not a</w:t>
-      </w:r>
-      <w:r>
-        <w:t xml:space="preserve"> </w:t>
-      </w:r>
-      <w:r>
-        <w:t xml:space="preserve">folder above it.</w:t>
-      </w:r>
-    </w:p>
-    <w:bookmarkEnd w:id="923"/>
-    <w:bookmarkStart w:id="924" w:name="installing-the-extension"/>
-    <w:p>
-      <w:pPr>
-        <w:pStyle w:val="Heading3"/>
-      </w:pPr>
-      <w:r>
-        <w:t xml:space="preserve">Installing the Extension</w:t>
+        <w:t xml:space="preserve">, as long as</w:t>
+      </w:r>
+      <w:r>
+        <w:t xml:space="preserve"> </w:t>
+      </w:r>
+      <w:r>
+        <w:t xml:space="preserve">it is 24 or higher, and accept the installer’s defaults.</w:t>
+      </w:r>
+    </w:p>
+    <w:bookmarkEnd w:id="924"/>
+    <w:bookmarkStart w:id="926" w:name="git"/>
+    <w:p>
+      <w:pPr>
+        <w:pStyle w:val="Heading4"/>
+      </w:pPr>
+      <w:r>
+        <w:t xml:space="preserve">Git</w:t>
       </w:r>
     </w:p>
     <w:p>
@@ -1192,180 +1367,13 @@
         <w:pStyle w:val="FirstParagraph"/>
       </w:pPr>
       <w:r>
-        <w:t xml:space="preserve">Open VS Code’s terminal with</w:t>
-      </w:r>
-      <w:r>
-        <w:t xml:space="preserve"> </w:t>
-      </w:r>
-      <w:r>
-        <w:rPr>
-          <w:b/>
-          <w:bCs/>
-        </w:rPr>
-        <w:t xml:space="preserve">Ctrl+`</w:t>
-      </w:r>
-      <w:r>
-        <w:t xml:space="preserve"> </w:t>
-      </w:r>
-      <w:r>
-        <w:t xml:space="preserve">and run:</w:t>
-      </w:r>
-    </w:p>
-    <w:p>
-      <w:pPr>
-        <w:pStyle w:val="SourceCode"/>
-      </w:pPr>
-      <w:r>
-        <w:rPr>
-          <w:rStyle w:val="ExtensionTok"/>
-        </w:rPr>
-        <w:t xml:space="preserve">npm</w:t>
-      </w:r>
-      <w:r>
-        <w:rPr>
-          <w:rStyle w:val="NormalTok"/>
-        </w:rPr>
-        <w:t xml:space="preserve"> run vscode:install</w:t>
-      </w:r>
-    </w:p>
-    <w:p>
-      <w:pPr>
-        <w:pStyle w:val="FirstParagraph"/>
-      </w:pPr>
-      <w:r>
-        <w:t xml:space="preserve">Then run</w:t>
-      </w:r>
-      <w:r>
-        <w:t xml:space="preserve"> </w:t>
-      </w:r>
-      <w:r>
-        <w:rPr>
-          <w:b/>
-          <w:bCs/>
-        </w:rPr>
-        <w:t xml:space="preserve">Developer: Reload Window</w:t>
-      </w:r>
-      <w:r>
-        <w:t xml:space="preserve"> </w:t>
-      </w:r>
-      <w:r>
-        <w:t xml:space="preserve">from the command palette. Do both again</w:t>
-      </w:r>
-      <w:r>
-        <w:t xml:space="preserve"> </w:t>
-      </w:r>
-      <w:r>
-        <w:t xml:space="preserve">whenever the extension is updated. This is the one command everybody types; the</w:t>
-      </w:r>
-      <w:r>
-        <w:t xml:space="preserve"> </w:t>
-      </w:r>
-      <w:r>
-        <w:t xml:space="preserve">rest of this page is buttons.</w:t>
-      </w:r>
-    </w:p>
-    <w:bookmarkEnd w:id="924"/>
-    <w:bookmarkStart w:id="932" w:name="the-course-manager-panel"/>
-    <w:p>
-      <w:pPr>
-        <w:pStyle w:val="Heading3"/>
-      </w:pPr>
-      <w:r>
-        <w:t xml:space="preserve">The Course Manager Panel</w:t>
-      </w:r>
-    </w:p>
-    <w:p>
-      <w:pPr>
-        <w:pStyle w:val="FirstParagraph"/>
-      </w:pPr>
-      <w:r>
-        <w:t xml:space="preserve">Click the book icon in the activity bar, down the left edge of the window. The</w:t>
-      </w:r>
-      <w:r>
-        <w:t xml:space="preserve"> </w:t>
-      </w:r>
-      <w:r>
-        <w:t xml:space="preserve">panel shows your course as a tree: modules, the subsections inside them, and the</w:t>
-      </w:r>
-      <w:r>
-        <w:t xml:space="preserve"> </w:t>
-      </w:r>
-      <w:r>
-        <w:t xml:space="preserve">items inside those, each with an icon for its type. Labels come from the</w:t>
-      </w:r>
-      <w:r>
-        <w:t xml:space="preserve"> </w:t>
-      </w:r>
-      <w:r>
-        <w:rPr>
-          <w:rStyle w:val="VerbatimChar"/>
-        </w:rPr>
-        <w:t xml:space="preserve">title</w:t>
-      </w:r>
-      <w:r>
-        <w:t xml:space="preserve"> </w:t>
-      </w:r>
-      <w:r>
-        <w:t xml:space="preserve">in each file’s frontmatter, so the tree, the website and Canvas all say the same</w:t>
-      </w:r>
-      <w:r>
-        <w:t xml:space="preserve"> </w:t>
-      </w:r>
-      <w:r>
-        <w:t xml:space="preserve">thing. Click a row and the file opens in the editor.</w:t>
-      </w:r>
-    </w:p>
-    <w:p>
-      <w:pPr>
-        <w:pStyle w:val="BodyText"/>
-      </w:pPr>
-      <w:r>
-        <w:t xml:space="preserve">The tree keeps itself up to date as files change.</w:t>
-      </w:r>
-      <w:r>
-        <w:t xml:space="preserve"> </w:t>
-      </w:r>
-      <w:r>
-        <w:rPr>
-          <w:b/>
-          <w:bCs/>
-        </w:rPr>
-        <w:t xml:space="preserve">Course: Refresh Tree</w:t>
-      </w:r>
-      <w:r>
-        <w:t xml:space="preserve"> </w:t>
-      </w:r>
-      <w:r>
-        <w:t xml:space="preserve">is</w:t>
-      </w:r>
-      <w:r>
-        <w:t xml:space="preserve"> </w:t>
-      </w:r>
-      <w:r>
-        <w:t xml:space="preserve">there for the odd miss. Before you have any modules at all, the panel shows a</w:t>
-      </w:r>
-      <w:r>
-        <w:t xml:space="preserve"> </w:t>
-      </w:r>
-      <w:r>
-        <w:t xml:space="preserve">short welcome instead, with a button that starts the setup wizard.</w:t>
-      </w:r>
-    </w:p>
-    <w:bookmarkStart w:id="925" w:name="the-title-bar"/>
-    <w:p>
-      <w:pPr>
-        <w:pStyle w:val="Heading4"/>
-      </w:pPr>
-      <w:r>
-        <w:t xml:space="preserve">The Title Bar</w:t>
-      </w:r>
-    </w:p>
-    <w:p>
-      <w:pPr>
-        <w:pStyle w:val="FirstParagraph"/>
-      </w:pPr>
-      <w:r>
-        <w:t xml:space="preserve">Four buttons sit at the top of the panel:</w:t>
+        <w:t xml:space="preserve">Git keeps the history of your course and syncs it with GitHub. How you install</w:t>
+      </w:r>
+      <w:r>
+        <w:t xml:space="preserve"> </w:t>
+      </w:r>
+      <w:r>
+        <w:t xml:space="preserve">it depends on your system.</w:t>
       </w:r>
     </w:p>
     <w:p>
@@ -1381,10 +1389,36 @@
           <w:b/>
           <w:bCs/>
         </w:rPr>
-        <w:t xml:space="preserve">Course: New Module</w:t>
-      </w:r>
-      <w:r>
-        <w:t xml:space="preserve">: add a module after the last one, asking for a name.</w:t>
+        <w:t xml:space="preserve">Windows:</w:t>
+      </w:r>
+      <w:r>
+        <w:t xml:space="preserve"> </w:t>
+      </w:r>
+      <w:r>
+        <w:t xml:space="preserve">download the installer from</w:t>
+      </w:r>
+      <w:r>
+        <w:t xml:space="preserve"> </w:t>
+      </w:r>
+      <w:hyperlink r:id="rId925">
+        <w:r>
+          <w:rPr>
+            <w:rStyle w:val="Hyperlink"/>
+          </w:rPr>
+          <w:t xml:space="preserve">git-scm.com/downloads</w:t>
+        </w:r>
+      </w:hyperlink>
+      <w:r>
+        <w:t xml:space="preserve"> </w:t>
+      </w:r>
+      <w:r>
+        <w:t xml:space="preserve">and click through it.</w:t>
+      </w:r>
+      <w:r>
+        <w:t xml:space="preserve"> </w:t>
+      </w:r>
+      <w:r>
+        <w:t xml:space="preserve">The defaults are fine.</w:t>
       </w:r>
     </w:p>
     <w:p>
@@ -1400,10 +1434,25 @@
           <w:b/>
           <w:bCs/>
         </w:rPr>
-        <w:t xml:space="preserve">Course: Search…</w:t>
-      </w:r>
-      <w:r>
-        <w:t xml:space="preserve">: find a word or phrase across your course files.</w:t>
+        <w:t xml:space="preserve">macOS:</w:t>
+      </w:r>
+      <w:r>
+        <w:t xml:space="preserve"> </w:t>
+      </w:r>
+      <w:r>
+        <w:t xml:space="preserve">open VS Code’s terminal and run</w:t>
+      </w:r>
+      <w:r>
+        <w:t xml:space="preserve"> </w:t>
+      </w:r>
+      <w:r>
+        <w:rPr>
+          <w:rStyle w:val="VerbatimChar"/>
+        </w:rPr>
+        <w:t xml:space="preserve">xcode-select --install</w:t>
+      </w:r>
+      <w:r>
+        <w:t xml:space="preserve">.</w:t>
       </w:r>
     </w:p>
     <w:p>
@@ -1419,29 +1468,37 @@
           <w:b/>
           <w:bCs/>
         </w:rPr>
-        <w:t xml:space="preserve">Course: Preview</w:t>
-      </w:r>
-      <w:r>
-        <w:t xml:space="preserve">: open the course website in your browser.</w:t>
-      </w:r>
-    </w:p>
-    <w:p>
-      <w:pPr>
-        <w:pStyle w:val="Compact"/>
-        <w:numPr>
-          <w:ilvl w:val="0"/>
-          <w:numId w:val="1006"/>
-        </w:numPr>
-      </w:pPr>
-      <w:r>
-        <w:rPr>
-          <w:b/>
-          <w:bCs/>
-        </w:rPr>
-        <w:t xml:space="preserve">Course: Refresh Tree</w:t>
-      </w:r>
-      <w:r>
-        <w:t xml:space="preserve">: rebuild the tree by hand.</w:t>
+        <w:t xml:space="preserve">Linux:</w:t>
+      </w:r>
+      <w:r>
+        <w:t xml:space="preserve"> </w:t>
+      </w:r>
+      <w:r>
+        <w:rPr>
+          <w:rStyle w:val="VerbatimChar"/>
+        </w:rPr>
+        <w:t xml:space="preserve">sudo apt install git</w:t>
+      </w:r>
+      <w:r>
+        <w:t xml:space="preserve"> </w:t>
+      </w:r>
+      <w:r>
+        <w:t xml:space="preserve">on Ubuntu or Debian,</w:t>
+      </w:r>
+      <w:r>
+        <w:t xml:space="preserve"> </w:t>
+      </w:r>
+      <w:r>
+        <w:rPr>
+          <w:rStyle w:val="VerbatimChar"/>
+        </w:rPr>
+        <w:t xml:space="preserve">sudo dnf install git</w:t>
+      </w:r>
+      <w:r>
+        <w:t xml:space="preserve"> </w:t>
+      </w:r>
+      <w:r>
+        <w:t xml:space="preserve">on Fedora.</w:t>
       </w:r>
     </w:p>
     <w:p>
@@ -1449,163 +1506,85 @@
         <w:pStyle w:val="FirstParagraph"/>
       </w:pPr>
       <w:r>
-        <w:t xml:space="preserve">The</w:t>
-      </w:r>
-      <w:r>
-        <w:t xml:space="preserve"> </w:t>
-      </w:r>
-      <w:r>
-        <w:rPr>
-          <w:rStyle w:val="VerbatimChar"/>
-        </w:rPr>
-        <w:t xml:space="preserve">…</w:t>
-      </w:r>
-      <w:r>
-        <w:t xml:space="preserve"> </w:t>
-      </w:r>
-      <w:r>
-        <w:t xml:space="preserve">dropdown beside them holds the whole-course commands:</w:t>
-      </w:r>
-      <w:r>
-        <w:t xml:space="preserve"> </w:t>
-      </w:r>
-      <w:r>
-        <w:rPr>
-          <w:b/>
-          <w:bCs/>
-        </w:rPr>
-        <w:t xml:space="preserve">Course: Sync</w:t>
-      </w:r>
-      <w:r>
-        <w:rPr>
-          <w:b/>
-          <w:bCs/>
-        </w:rPr>
-        <w:t xml:space="preserve"> </w:t>
-      </w:r>
-      <w:r>
-        <w:rPr>
-          <w:b/>
-          <w:bCs/>
-        </w:rPr>
-        <w:t xml:space="preserve">with Canvas</w:t>
-      </w:r>
-      <w:r>
-        <w:t xml:space="preserve">,</w:t>
-      </w:r>
-      <w:r>
-        <w:t xml:space="preserve"> </w:t>
-      </w:r>
-      <w:r>
-        <w:rPr>
-          <w:b/>
-          <w:bCs/>
-        </w:rPr>
-        <w:t xml:space="preserve">Course: Push to Canvas</w:t>
-      </w:r>
-      <w:r>
-        <w:t xml:space="preserve">,</w:t>
-      </w:r>
-      <w:r>
-        <w:t xml:space="preserve"> </w:t>
-      </w:r>
-      <w:r>
-        <w:rPr>
-          <w:b/>
-          <w:bCs/>
-        </w:rPr>
-        <w:t xml:space="preserve">Course: Pull from Canvas</w:t>
-      </w:r>
-      <w:r>
-        <w:t xml:space="preserve">,</w:t>
-      </w:r>
-      <w:r>
-        <w:t xml:space="preserve"> </w:t>
-      </w:r>
-      <w:r>
-        <w:rPr>
-          <w:b/>
-          <w:bCs/>
-        </w:rPr>
-        <w:t xml:space="preserve">Course: Status</w:t>
-      </w:r>
-      <w:r>
-        <w:t xml:space="preserve">,</w:t>
-      </w:r>
-      <w:r>
-        <w:t xml:space="preserve"> </w:t>
-      </w:r>
-      <w:r>
-        <w:rPr>
-          <w:b/>
-          <w:bCs/>
-        </w:rPr>
-        <w:t xml:space="preserve">Course: Validate</w:t>
-      </w:r>
-      <w:r>
-        <w:t xml:space="preserve"> </w:t>
-      </w:r>
-      <w:r>
-        <w:t xml:space="preserve">and</w:t>
-      </w:r>
-      <w:r>
-        <w:t xml:space="preserve"> </w:t>
-      </w:r>
-      <w:r>
-        <w:rPr>
-          <w:b/>
-          <w:bCs/>
-        </w:rPr>
-        <w:t xml:space="preserve">Course: Export Course to</w:t>
-      </w:r>
-      <w:r>
-        <w:rPr>
-          <w:b/>
-          <w:bCs/>
-        </w:rPr>
-        <w:t xml:space="preserve"> </w:t>
-      </w:r>
-      <w:r>
-        <w:rPr>
-          <w:b/>
-          <w:bCs/>
-        </w:rPr>
-        <w:t xml:space="preserve">PDF/DOCX…</w:t>
-      </w:r>
-      <w:r>
-        <w:t xml:space="preserve">.</w:t>
-      </w:r>
-      <w:r>
-        <w:t xml:space="preserve"> </w:t>
-      </w:r>
-      <w:r>
-        <w:rPr>
-          <w:b/>
-          <w:bCs/>
-        </w:rPr>
-        <w:t xml:space="preserve">Course: Export via TOC…</w:t>
-      </w:r>
-      <w:r>
-        <w:t xml:space="preserve"> </w:t>
-      </w:r>
-      <w:r>
-        <w:t xml:space="preserve">joins them once you have a table of</w:t>
-      </w:r>
-      <w:r>
-        <w:t xml:space="preserve"> </w:t>
-      </w:r>
-      <w:r>
-        <w:t xml:space="preserve">contents to render. The pages that follow explain what each one does.</w:t>
-      </w:r>
-    </w:p>
-    <w:bookmarkEnd w:id="925"/>
-    <w:bookmarkStart w:id="926" w:name="hover-buttons"/>
+        <w:t xml:space="preserve">Then tell git who you are, because your name goes on every change you save:</w:t>
+      </w:r>
+    </w:p>
+    <w:p>
+      <w:pPr>
+        <w:pStyle w:val="SourceCode"/>
+      </w:pPr>
+      <w:r>
+        <w:rPr>
+          <w:rStyle w:val="FunctionTok"/>
+        </w:rPr>
+        <w:t xml:space="preserve">git</w:t>
+      </w:r>
+      <w:r>
+        <w:rPr>
+          <w:rStyle w:val="NormalTok"/>
+        </w:rPr>
+        <w:t xml:space="preserve"> config </w:t>
+      </w:r>
+      <w:r>
+        <w:rPr>
+          <w:rStyle w:val="AttributeTok"/>
+        </w:rPr>
+        <w:t xml:space="preserve">--global</w:t>
+      </w:r>
+      <w:r>
+        <w:rPr>
+          <w:rStyle w:val="NormalTok"/>
+        </w:rPr>
+        <w:t xml:space="preserve"> user.name </w:t>
+      </w:r>
+      <w:r>
+        <w:rPr>
+          <w:rStyle w:val="StringTok"/>
+        </w:rPr>
+        <w:t xml:space="preserve">"Your Name"</w:t>
+      </w:r>
+      <w:r>
+        <w:br/>
+      </w:r>
+      <w:r>
+        <w:rPr>
+          <w:rStyle w:val="FunctionTok"/>
+        </w:rPr>
+        <w:t xml:space="preserve">git</w:t>
+      </w:r>
+      <w:r>
+        <w:rPr>
+          <w:rStyle w:val="NormalTok"/>
+        </w:rPr>
+        <w:t xml:space="preserve"> config </w:t>
+      </w:r>
+      <w:r>
+        <w:rPr>
+          <w:rStyle w:val="AttributeTok"/>
+        </w:rPr>
+        <w:t xml:space="preserve">--global</w:t>
+      </w:r>
+      <w:r>
+        <w:rPr>
+          <w:rStyle w:val="NormalTok"/>
+        </w:rPr>
+        <w:t xml:space="preserve"> user.email </w:t>
+      </w:r>
+      <w:r>
+        <w:rPr>
+          <w:rStyle w:val="StringTok"/>
+        </w:rPr>
+        <w:t xml:space="preserve">"your.email@example.com"</w:t>
+      </w:r>
+    </w:p>
+    <w:bookmarkEnd w:id="926"/>
+    <w:bookmarkStart w:id="928" w:name="a-github-account"/>
     <w:p>
       <w:pPr>
         <w:pStyle w:val="Heading4"/>
       </w:pPr>
       <w:r>
-        <w:t xml:space="preserve">Hover Buttons</w:t>
+        <w:t xml:space="preserve">A GitHub Account</w:t>
       </w:r>
     </w:p>
     <w:p>
@@ -1613,69 +1592,52 @@
         <w:pStyle w:val="FirstParagraph"/>
       </w:pPr>
       <w:r>
-        <w:t xml:space="preserve">Hover a module row and two small buttons appear:</w:t>
-      </w:r>
-      <w:r>
-        <w:t xml:space="preserve"> </w:t>
-      </w:r>
-      <w:r>
-        <w:rPr>
-          <w:b/>
-          <w:bCs/>
-        </w:rPr>
-        <w:t xml:space="preserve">Push This Module to Canvas</w:t>
-      </w:r>
-      <w:r>
-        <w:t xml:space="preserve"> </w:t>
-      </w:r>
-      <w:r>
-        <w:t xml:space="preserve">(the cloud) and</w:t>
-      </w:r>
-      <w:r>
-        <w:t xml:space="preserve"> </w:t>
-      </w:r>
-      <w:r>
-        <w:rPr>
-          <w:b/>
-          <w:bCs/>
-        </w:rPr>
-        <w:t xml:space="preserve">Open in Canvas</w:t>
-      </w:r>
-      <w:r>
-        <w:t xml:space="preserve"> </w:t>
-      </w:r>
-      <w:r>
-        <w:t xml:space="preserve">(the link). Item rows carry the link button</w:t>
-      </w:r>
-      <w:r>
-        <w:t xml:space="preserve"> </w:t>
-      </w:r>
-      <w:r>
-        <w:t xml:space="preserve">only. An item you have not pushed yet has nothing to open, and the extension</w:t>
-      </w:r>
-      <w:r>
-        <w:t xml:space="preserve"> </w:t>
-      </w:r>
-      <w:r>
-        <w:t xml:space="preserve">says so rather than guessing.</w:t>
-      </w:r>
-    </w:p>
-    <w:bookmarkEnd w:id="926"/>
-    <w:bookmarkStart w:id="927" w:name="right-click"/>
+        <w:t xml:space="preserve">GitHub is where your course lives online. It is your backup, your history, and</w:t>
+      </w:r>
+      <w:r>
+        <w:t xml:space="preserve"> </w:t>
+      </w:r>
+      <w:r>
+        <w:t xml:space="preserve">the way you pull in improvements to the tooling later. If you do not have an</w:t>
+      </w:r>
+      <w:r>
+        <w:t xml:space="preserve"> </w:t>
+      </w:r>
+      <w:r>
+        <w:t xml:space="preserve">account, sign up at</w:t>
+      </w:r>
+      <w:r>
+        <w:t xml:space="preserve"> </w:t>
+      </w:r>
+      <w:hyperlink r:id="rId927">
+        <w:r>
+          <w:rPr>
+            <w:rStyle w:val="Hyperlink"/>
+          </w:rPr>
+          <w:t xml:space="preserve">github.com/signup</w:t>
+        </w:r>
+      </w:hyperlink>
+      <w:r>
+        <w:t xml:space="preserve"> </w:t>
+      </w:r>
+      <w:r>
+        <w:t xml:space="preserve">and verify</w:t>
+      </w:r>
+      <w:r>
+        <w:t xml:space="preserve"> </w:t>
+      </w:r>
+      <w:r>
+        <w:t xml:space="preserve">your email address.</w:t>
+      </w:r>
+    </w:p>
+    <w:bookmarkEnd w:id="928"/>
+    <w:bookmarkStart w:id="931" w:name="try-it-1"/>
     <w:p>
       <w:pPr>
         <w:pStyle w:val="Heading4"/>
       </w:pPr>
       <w:r>
-        <w:t xml:space="preserve">Right-Click</w:t>
-      </w:r>
-    </w:p>
-    <w:p>
-      <w:pPr>
-        <w:pStyle w:val="FirstParagraph"/>
-      </w:pPr>
-      <w:r>
-        <w:t xml:space="preserve">Right-click a row for the commands that act on it.</w:t>
+        <w:t xml:space="preserve">Try It</w:t>
       </w:r>
     </w:p>
     <w:p>
@@ -1687,57 +1649,23 @@
         </w:numPr>
       </w:pPr>
       <w:r>
-        <w:rPr>
-          <w:b/>
-          <w:bCs/>
-        </w:rPr>
-        <w:t xml:space="preserve">Creating:</w:t>
-      </w:r>
-      <w:r>
-        <w:t xml:space="preserve"> </w:t>
-      </w:r>
-      <w:r>
-        <w:rPr>
-          <w:b/>
-          <w:bCs/>
-        </w:rPr>
-        <w:t xml:space="preserve">Course: New Item</w:t>
-      </w:r>
-      <w:r>
-        <w:t xml:space="preserve"> </w:t>
-      </w:r>
-      <w:r>
-        <w:t xml:space="preserve">on a module or a subsection,</w:t>
-      </w:r>
-      <w:r>
-        <w:t xml:space="preserve"> </w:t>
-      </w:r>
-      <w:r>
-        <w:rPr>
-          <w:b/>
-          <w:bCs/>
-        </w:rPr>
-        <w:t xml:space="preserve">Course: New</w:t>
-      </w:r>
-      <w:r>
-        <w:rPr>
-          <w:b/>
-          <w:bCs/>
-        </w:rPr>
-        <w:t xml:space="preserve"> </w:t>
-      </w:r>
-      <w:r>
-        <w:rPr>
-          <w:b/>
-          <w:bCs/>
-        </w:rPr>
-        <w:t xml:space="preserve">Module</w:t>
-      </w:r>
-      <w:r>
-        <w:t xml:space="preserve"> </w:t>
-      </w:r>
-      <w:r>
-        <w:t xml:space="preserve">on a module.</w:t>
+        <w:t xml:space="preserve">Open VS Code and press</w:t>
+      </w:r>
+      <w:r>
+        <w:t xml:space="preserve"> </w:t>
+      </w:r>
+      <w:r>
+        <w:rPr>
+          <w:b/>
+          <w:bCs/>
+        </w:rPr>
+        <w:t xml:space="preserve">Ctrl+`</w:t>
+      </w:r>
+      <w:r>
+        <w:t xml:space="preserve"> </w:t>
+      </w:r>
+      <w:r>
+        <w:t xml:space="preserve">to open its terminal.</w:t>
       </w:r>
     </w:p>
     <w:p>
@@ -1749,145 +1677,16 @@
         </w:numPr>
       </w:pPr>
       <w:r>
-        <w:rPr>
-          <w:b/>
-          <w:bCs/>
-        </w:rPr>
-        <w:t xml:space="preserve">Editing:</w:t>
-      </w:r>
-      <w:r>
-        <w:t xml:space="preserve"> </w:t>
-      </w:r>
-      <w:r>
-        <w:rPr>
-          <w:b/>
-          <w:bCs/>
-        </w:rPr>
-        <w:t xml:space="preserve">Course: Rename Item</w:t>
-      </w:r>
-      <w:r>
-        <w:t xml:space="preserve">,</w:t>
-      </w:r>
-      <w:r>
-        <w:t xml:space="preserve"> </w:t>
-      </w:r>
-      <w:r>
-        <w:rPr>
-          <w:b/>
-          <w:bCs/>
-        </w:rPr>
-        <w:t xml:space="preserve">Course: Move Item</w:t>
-      </w:r>
-      <w:r>
-        <w:t xml:space="preserve"> </w:t>
-      </w:r>
-      <w:r>
-        <w:t xml:space="preserve">and</w:t>
-      </w:r>
-      <w:r>
-        <w:t xml:space="preserve"> </w:t>
-      </w:r>
-      <w:r>
-        <w:rPr>
-          <w:b/>
-          <w:bCs/>
-        </w:rPr>
-        <w:t xml:space="preserve">Course: Move</w:t>
-      </w:r>
-      <w:r>
-        <w:rPr>
-          <w:b/>
-          <w:bCs/>
-        </w:rPr>
-        <w:t xml:space="preserve"> </w:t>
-      </w:r>
-      <w:r>
-        <w:rPr>
-          <w:b/>
-          <w:bCs/>
-        </w:rPr>
-        <w:t xml:space="preserve">Item to Module</w:t>
-      </w:r>
-      <w:r>
-        <w:t xml:space="preserve">, plus</w:t>
-      </w:r>
-      <w:r>
-        <w:t xml:space="preserve"> </w:t>
-      </w:r>
-      <w:r>
-        <w:rPr>
-          <w:b/>
-          <w:bCs/>
-        </w:rPr>
-        <w:t xml:space="preserve">Merge: Set as Source</w:t>
-      </w:r>
-      <w:r>
-        <w:t xml:space="preserve"> </w:t>
-      </w:r>
-      <w:r>
-        <w:t xml:space="preserve">and</w:t>
-      </w:r>
-      <w:r>
-        <w:t xml:space="preserve"> </w:t>
-      </w:r>
-      <w:r>
-        <w:rPr>
-          <w:b/>
-          <w:bCs/>
-        </w:rPr>
-        <w:t xml:space="preserve">Merge with Source</w:t>
-      </w:r>
-      <w:r>
-        <w:t xml:space="preserve"> </w:t>
-      </w:r>
-      <w:r>
-        <w:t xml:space="preserve">on</w:t>
-      </w:r>
-      <w:r>
-        <w:t xml:space="preserve"> </w:t>
-      </w:r>
-      <w:r>
-        <w:t xml:space="preserve">page and assignment rows. Modules have</w:t>
-      </w:r>
-      <w:r>
-        <w:t xml:space="preserve"> </w:t>
-      </w:r>
-      <w:r>
-        <w:rPr>
-          <w:b/>
-          <w:bCs/>
-        </w:rPr>
-        <w:t xml:space="preserve">Course: Rename Module</w:t>
-      </w:r>
-      <w:r>
-        <w:t xml:space="preserve"> </w:t>
-      </w:r>
-      <w:r>
-        <w:t xml:space="preserve">and</w:t>
-      </w:r>
-      <w:r>
-        <w:t xml:space="preserve"> </w:t>
-      </w:r>
-      <w:r>
-        <w:rPr>
-          <w:b/>
-          <w:bCs/>
-        </w:rPr>
-        <w:t xml:space="preserve">Course:</w:t>
-      </w:r>
-      <w:r>
-        <w:rPr>
-          <w:b/>
-          <w:bCs/>
-        </w:rPr>
-        <w:t xml:space="preserve"> </w:t>
-      </w:r>
-      <w:r>
-        <w:rPr>
-          <w:b/>
-          <w:bCs/>
-        </w:rPr>
-        <w:t xml:space="preserve">Move Module</w:t>
+        <w:t xml:space="preserve">Run</w:t>
+      </w:r>
+      <w:r>
+        <w:t xml:space="preserve"> </w:t>
+      </w:r>
+      <w:r>
+        <w:rPr>
+          <w:rStyle w:val="VerbatimChar"/>
+        </w:rPr>
+        <w:t xml:space="preserve">node --version</w:t>
       </w:r>
       <w:r>
         <w:t xml:space="preserve">.</w:t>
@@ -1902,46 +1701,166 @@
         </w:numPr>
       </w:pPr>
       <w:r>
-        <w:rPr>
-          <w:b/>
-          <w:bCs/>
-        </w:rPr>
-        <w:t xml:space="preserve">Removing:</w:t>
-      </w:r>
-      <w:r>
-        <w:t xml:space="preserve"> </w:t>
-      </w:r>
-      <w:r>
-        <w:rPr>
-          <w:b/>
-          <w:bCs/>
-        </w:rPr>
-        <w:t xml:space="preserve">Course: Delete Item</w:t>
-      </w:r>
-      <w:r>
-        <w:t xml:space="preserve"> </w:t>
-      </w:r>
-      <w:r>
-        <w:t xml:space="preserve">and</w:t>
-      </w:r>
-      <w:r>
-        <w:t xml:space="preserve"> </w:t>
-      </w:r>
-      <w:r>
-        <w:rPr>
-          <w:b/>
-          <w:bCs/>
-        </w:rPr>
-        <w:t xml:space="preserve">Course: Delete Module</w:t>
-      </w:r>
-      <w:r>
-        <w:t xml:space="preserve">, each</w:t>
-      </w:r>
-      <w:r>
-        <w:t xml:space="preserve"> </w:t>
-      </w:r>
-      <w:r>
-        <w:t xml:space="preserve">behind a confirmation.</w:t>
+        <w:t xml:space="preserve">Run</w:t>
+      </w:r>
+      <w:r>
+        <w:t xml:space="preserve"> </w:t>
+      </w:r>
+      <w:r>
+        <w:rPr>
+          <w:rStyle w:val="VerbatimChar"/>
+        </w:rPr>
+        <w:t xml:space="preserve">git --version</w:t>
+      </w:r>
+      <w:r>
+        <w:t xml:space="preserve">.</w:t>
+      </w:r>
+    </w:p>
+    <w:p>
+      <w:pPr>
+        <w:pStyle w:val="AlertTitleCheck"/>
+      </w:pPr>
+      <w:r>
+        <w:t xml:space="preserve">Check</w:t>
+      </w:r>
+    </w:p>
+    <w:p>
+      <w:pPr>
+        <w:pStyle w:val="AlertBodyCheck"/>
+      </w:pPr>
+      <w:r>
+        <w:t xml:space="preserve">Both print a version number, and the Node one is</w:t>
+      </w:r>
+      <w:r>
+        <w:t xml:space="preserve"> </w:t>
+      </w:r>
+      <w:r>
+        <w:rPr>
+          <w:rStyle w:val="VerbatimChar"/>
+        </w:rPr>
+        <w:t xml:space="preserve">v24</w:t>
+      </w:r>
+      <w:r>
+        <w:t xml:space="preserve"> </w:t>
+      </w:r>
+      <w:r>
+        <w:t xml:space="preserve">or higher.</w:t>
+      </w:r>
+    </w:p>
+    <w:p>
+      <w:pPr>
+        <w:pStyle w:val="AlertTitleNote"/>
+      </w:pPr>
+      <w:r>
+        <w:t xml:space="preserve">Note</w:t>
+      </w:r>
+    </w:p>
+    <w:p>
+      <w:pPr>
+        <w:pStyle w:val="AlertBodyNote"/>
+      </w:pPr>
+      <w:hyperlink r:id="rId929">
+        <w:r>
+          <w:rPr>
+            <w:rStyle w:val="Hyperlink"/>
+          </w:rPr>
+          <w:t xml:space="preserve">Your first course, step by step</w:t>
+        </w:r>
+      </w:hyperlink>
+      <w:r>
+        <w:t xml:space="preserve"> </w:t>
+      </w:r>
+      <w:r>
+        <w:t xml:space="preserve">covers these same four installs with the per-system detail, and</w:t>
+      </w:r>
+      <w:r>
+        <w:t xml:space="preserve"> </w:t>
+      </w:r>
+      <w:hyperlink r:id="rId930">
+        <w:r>
+          <w:rPr>
+            <w:rStyle w:val="Hyperlink"/>
+          </w:rPr>
+          <w:t xml:space="preserve">Troubleshooting</w:t>
+        </w:r>
+      </w:hyperlink>
+      <w:r>
+        <w:t xml:space="preserve"> </w:t>
+      </w:r>
+      <w:r>
+        <w:t xml:space="preserve">has the common failures.</w:t>
+      </w:r>
+    </w:p>
+    <w:bookmarkEnd w:id="931"/>
+    <w:bookmarkEnd w:id="932"/>
+    <w:bookmarkStart w:id="940" w:name="Xaa53802a2e6682cb1c72049d1a34718dbb58a79"/>
+    <w:p>
+      <w:pPr>
+        <w:pStyle w:val="Heading3"/>
+      </w:pPr>
+      <w:r>
+        <w:t xml:space="preserve">Your Course Project</w:t>
+      </w:r>
+    </w:p>
+    <w:p>
+      <w:pPr>
+        <w:pStyle w:val="FirstParagraph"/>
+      </w:pPr>
+      <w:r>
+        <w:t xml:space="preserve">Coursewright is a</w:t>
+      </w:r>
+      <w:r>
+        <w:t xml:space="preserve"> </w:t>
+      </w:r>
+      <w:r>
+        <w:rPr>
+          <w:b/>
+          <w:bCs/>
+        </w:rPr>
+        <w:t xml:space="preserve">template</w:t>
+      </w:r>
+      <w:r>
+        <w:t xml:space="preserve">: you make your own copy, and your copy is yours.</w:t>
+      </w:r>
+      <w:r>
+        <w:t xml:space="preserve"> </w:t>
+      </w:r>
+      <w:r>
+        <w:t xml:space="preserve">Nothing you do to it touches the original, and you can make one copy per course.</w:t>
+      </w:r>
+      <w:r>
+        <w:t xml:space="preserve"> </w:t>
+      </w:r>
+      <w:r>
+        <w:t xml:space="preserve">On GitHub each copy is a</w:t>
+      </w:r>
+      <w:r>
+        <w:t xml:space="preserve"> </w:t>
+      </w:r>
+      <w:r>
+        <w:rPr>
+          <w:b/>
+          <w:bCs/>
+        </w:rPr>
+        <w:t xml:space="preserve">repository</w:t>
+      </w:r>
+      <w:r>
+        <w:t xml:space="preserve">, one project’s files together with their</w:t>
+      </w:r>
+      <w:r>
+        <w:t xml:space="preserve"> </w:t>
+      </w:r>
+      <w:r>
+        <w:t xml:space="preserve">whole history.</w:t>
+      </w:r>
+    </w:p>
+    <w:bookmarkStart w:id="935" w:name="make-your-copy"/>
+    <w:p>
+      <w:pPr>
+        <w:pStyle w:val="Heading4"/>
+      </w:pPr>
+      <w:r>
+        <w:t xml:space="preserve">Make Your Copy</w:t>
       </w:r>
     </w:p>
     <w:p>
@@ -1949,58 +1868,25 @@
         <w:pStyle w:val="Compact"/>
         <w:numPr>
           <w:ilvl w:val="0"/>
-          <w:numId w:val="1007"/>
+          <w:numId w:val="1008"/>
         </w:numPr>
       </w:pPr>
       <w:r>
-        <w:rPr>
-          <w:b/>
-          <w:bCs/>
-        </w:rPr>
-        <w:t xml:space="preserve">Exporting:</w:t>
-      </w:r>
-      <w:r>
-        <w:t xml:space="preserve"> </w:t>
-      </w:r>
-      <w:r>
-        <w:rPr>
-          <w:b/>
-          <w:bCs/>
-        </w:rPr>
-        <w:t xml:space="preserve">Course: Export Item to PDF/DOCX…</w:t>
-      </w:r>
-      <w:r>
-        <w:t xml:space="preserve">, and</w:t>
-      </w:r>
-      <w:r>
-        <w:t xml:space="preserve"> </w:t>
-      </w:r>
-      <w:r>
-        <w:rPr>
-          <w:b/>
-          <w:bCs/>
-        </w:rPr>
-        <w:t xml:space="preserve">Course: Export</w:t>
-      </w:r>
-      <w:r>
-        <w:rPr>
-          <w:b/>
-          <w:bCs/>
-        </w:rPr>
-        <w:t xml:space="preserve"> </w:t>
-      </w:r>
-      <w:r>
-        <w:rPr>
-          <w:b/>
-          <w:bCs/>
-        </w:rPr>
-        <w:t xml:space="preserve">Module to PDF/DOCX…</w:t>
-      </w:r>
-      <w:r>
-        <w:t xml:space="preserve"> </w:t>
-      </w:r>
-      <w:r>
-        <w:t xml:space="preserve">on a module row.</w:t>
+        <w:t xml:space="preserve">Open the</w:t>
+      </w:r>
+      <w:r>
+        <w:t xml:space="preserve"> </w:t>
+      </w:r>
+      <w:hyperlink r:id="rId933">
+        <w:r>
+          <w:rPr>
+            <w:rStyle w:val="Hyperlink"/>
+          </w:rPr>
+          <w:t xml:space="preserve">Coursewright project page</w:t>
+        </w:r>
+      </w:hyperlink>
+      <w:r>
+        <w:t xml:space="preserve">.</w:t>
       </w:r>
     </w:p>
     <w:p>
@@ -2008,7 +1894,1596 @@
         <w:pStyle w:val="Compact"/>
         <w:numPr>
           <w:ilvl w:val="0"/>
-          <w:numId w:val="1007"/>
+          <w:numId w:val="1008"/>
+        </w:numPr>
+      </w:pPr>
+      <w:r>
+        <w:t xml:space="preserve">Click</w:t>
+      </w:r>
+      <w:r>
+        <w:t xml:space="preserve"> </w:t>
+      </w:r>
+      <w:r>
+        <w:rPr>
+          <w:b/>
+          <w:bCs/>
+        </w:rPr>
+        <w:t xml:space="preserve">Use this template</w:t>
+      </w:r>
+      <w:r>
+        <w:t xml:space="preserve"> </w:t>
+      </w:r>
+      <w:r>
+        <w:t xml:space="preserve">at the top right, then</w:t>
+      </w:r>
+      <w:r>
+        <w:t xml:space="preserve"> </w:t>
+      </w:r>
+      <w:r>
+        <w:rPr>
+          <w:b/>
+          <w:bCs/>
+        </w:rPr>
+        <w:t xml:space="preserve">Create a new</w:t>
+      </w:r>
+      <w:r>
+        <w:rPr>
+          <w:b/>
+          <w:bCs/>
+        </w:rPr>
+        <w:t xml:space="preserve"> </w:t>
+      </w:r>
+      <w:r>
+        <w:rPr>
+          <w:b/>
+          <w:bCs/>
+        </w:rPr>
+        <w:t xml:space="preserve">repository</w:t>
+      </w:r>
+      <w:r>
+        <w:t xml:space="preserve">.</w:t>
+      </w:r>
+    </w:p>
+    <w:p>
+      <w:pPr>
+        <w:pStyle w:val="Compact"/>
+        <w:numPr>
+          <w:ilvl w:val="0"/>
+          <w:numId w:val="1008"/>
+        </w:numPr>
+      </w:pPr>
+      <w:r>
+        <w:t xml:space="preserve">Give it a name that says which course it is:</w:t>
+      </w:r>
+      <w:r>
+        <w:t xml:space="preserve"> </w:t>
+      </w:r>
+      <w:r>
+        <w:rPr>
+          <w:rStyle w:val="VerbatimChar"/>
+        </w:rPr>
+        <w:t xml:space="preserve">course-web-development</w:t>
+      </w:r>
+      <w:r>
+        <w:t xml:space="preserve">,</w:t>
+      </w:r>
+      <w:r>
+        <w:t xml:space="preserve"> </w:t>
+      </w:r>
+      <w:r>
+        <w:rPr>
+          <w:rStyle w:val="VerbatimChar"/>
+        </w:rPr>
+        <w:t xml:space="preserve">course-databases</w:t>
+      </w:r>
+      <w:r>
+        <w:t xml:space="preserve">. You will thank yourself once you have four of them.</w:t>
+      </w:r>
+    </w:p>
+    <w:p>
+      <w:pPr>
+        <w:pStyle w:val="Compact"/>
+        <w:numPr>
+          <w:ilvl w:val="0"/>
+          <w:numId w:val="1008"/>
+        </w:numPr>
+      </w:pPr>
+      <w:r>
+        <w:t xml:space="preserve">Choose</w:t>
+      </w:r>
+      <w:r>
+        <w:t xml:space="preserve"> </w:t>
+      </w:r>
+      <w:r>
+        <w:rPr>
+          <w:b/>
+          <w:bCs/>
+        </w:rPr>
+        <w:t xml:space="preserve">Private</w:t>
+      </w:r>
+      <w:r>
+        <w:t xml:space="preserve"> </w:t>
+      </w:r>
+      <w:r>
+        <w:t xml:space="preserve">or</w:t>
+      </w:r>
+      <w:r>
+        <w:t xml:space="preserve"> </w:t>
+      </w:r>
+      <w:r>
+        <w:rPr>
+          <w:b/>
+          <w:bCs/>
+        </w:rPr>
+        <w:t xml:space="preserve">Public</w:t>
+      </w:r>
+      <w:r>
+        <w:t xml:space="preserve">, then click</w:t>
+      </w:r>
+      <w:r>
+        <w:t xml:space="preserve"> </w:t>
+      </w:r>
+      <w:r>
+        <w:rPr>
+          <w:b/>
+          <w:bCs/>
+        </w:rPr>
+        <w:t xml:space="preserve">Create repository</w:t>
+      </w:r>
+      <w:r>
+        <w:t xml:space="preserve">.</w:t>
+      </w:r>
+    </w:p>
+    <w:p>
+      <w:pPr>
+        <w:pStyle w:val="AlertTitleWarning"/>
+      </w:pPr>
+      <w:r>
+        <w:t xml:space="preserve">Warning</w:t>
+      </w:r>
+    </w:p>
+    <w:p>
+      <w:pPr>
+        <w:pStyle w:val="AlertBodyWarning"/>
+      </w:pPr>
+      <w:r>
+        <w:t xml:space="preserve">If you will keep exams or tests in the</w:t>
+      </w:r>
+      <w:r>
+        <w:t xml:space="preserve"> </w:t>
+      </w:r>
+      <w:r>
+        <w:rPr>
+          <w:rStyle w:val="VerbatimChar"/>
+        </w:rPr>
+        <w:t xml:space="preserve">evaluations/</w:t>
+      </w:r>
+      <w:r>
+        <w:t xml:space="preserve"> </w:t>
+      </w:r>
+      <w:r>
+        <w:t xml:space="preserve">folder, make the</w:t>
+      </w:r>
+      <w:r>
+        <w:t xml:space="preserve"> </w:t>
+      </w:r>
+      <w:r>
+        <w:t xml:space="preserve">repository</w:t>
+      </w:r>
+      <w:r>
+        <w:t xml:space="preserve"> </w:t>
+      </w:r>
+      <w:r>
+        <w:rPr>
+          <w:b/>
+          <w:bCs/>
+        </w:rPr>
+        <w:t xml:space="preserve">private</w:t>
+      </w:r>
+      <w:r>
+        <w:t xml:space="preserve">. A public repository is public, and students can find</w:t>
+      </w:r>
+      <w:r>
+        <w:t xml:space="preserve"> </w:t>
+      </w:r>
+      <w:r>
+        <w:t xml:space="preserve">it. You can change this later under</w:t>
+      </w:r>
+      <w:r>
+        <w:t xml:space="preserve"> </w:t>
+      </w:r>
+      <w:r>
+        <w:rPr>
+          <w:b/>
+          <w:bCs/>
+        </w:rPr>
+        <w:t xml:space="preserve">Settings &gt; General &gt; Danger Zone</w:t>
+      </w:r>
+      <w:r>
+        <w:t xml:space="preserve">, and</w:t>
+      </w:r>
+      <w:r>
+        <w:t xml:space="preserve"> </w:t>
+      </w:r>
+      <w:r>
+        <w:t xml:space="preserve">educators can get a free GitHub Pro account, with unlimited private</w:t>
+      </w:r>
+      <w:r>
+        <w:t xml:space="preserve"> </w:t>
+      </w:r>
+      <w:r>
+        <w:t xml:space="preserve">repositories, through</w:t>
+      </w:r>
+      <w:r>
+        <w:t xml:space="preserve"> </w:t>
+      </w:r>
+      <w:hyperlink r:id="rId934">
+        <w:r>
+          <w:rPr>
+            <w:rStyle w:val="Hyperlink"/>
+          </w:rPr>
+          <w:t xml:space="preserve">GitHub Education</w:t>
+        </w:r>
+      </w:hyperlink>
+      <w:r>
+        <w:t xml:space="preserve">.</w:t>
+      </w:r>
+    </w:p>
+    <w:bookmarkEnd w:id="935"/>
+    <w:bookmarkStart w:id="936" w:name="download-it-to-your-computer"/>
+    <w:p>
+      <w:pPr>
+        <w:pStyle w:val="Heading4"/>
+      </w:pPr>
+      <w:r>
+        <w:t xml:space="preserve">Download It to Your Computer</w:t>
+      </w:r>
+    </w:p>
+    <w:p>
+      <w:pPr>
+        <w:pStyle w:val="FirstParagraph"/>
+      </w:pPr>
+      <w:r>
+        <w:rPr>
+          <w:b/>
+          <w:bCs/>
+        </w:rPr>
+        <w:t xml:space="preserve">Cloning</w:t>
+      </w:r>
+      <w:r>
+        <w:t xml:space="preserve"> </w:t>
+      </w:r>
+      <w:r>
+        <w:t xml:space="preserve">is downloading your project so you can work on it on your own</w:t>
+      </w:r>
+      <w:r>
+        <w:t xml:space="preserve"> </w:t>
+      </w:r>
+      <w:r>
+        <w:t xml:space="preserve">machine.</w:t>
+      </w:r>
+    </w:p>
+    <w:p>
+      <w:pPr>
+        <w:pStyle w:val="Compact"/>
+        <w:numPr>
+          <w:ilvl w:val="0"/>
+          <w:numId w:val="1009"/>
+        </w:numPr>
+      </w:pPr>
+      <w:r>
+        <w:t xml:space="preserve">On your project’s page on GitHub, click the green</w:t>
+      </w:r>
+      <w:r>
+        <w:t xml:space="preserve"> </w:t>
+      </w:r>
+      <w:r>
+        <w:rPr>
+          <w:b/>
+          <w:bCs/>
+        </w:rPr>
+        <w:t xml:space="preserve">Code</w:t>
+      </w:r>
+      <w:r>
+        <w:t xml:space="preserve"> </w:t>
+      </w:r>
+      <w:r>
+        <w:t xml:space="preserve">button and copy</w:t>
+      </w:r>
+      <w:r>
+        <w:t xml:space="preserve"> </w:t>
+      </w:r>
+      <w:r>
+        <w:t xml:space="preserve">the HTTPS URL.</w:t>
+      </w:r>
+    </w:p>
+    <w:p>
+      <w:pPr>
+        <w:pStyle w:val="Compact"/>
+        <w:numPr>
+          <w:ilvl w:val="0"/>
+          <w:numId w:val="1009"/>
+        </w:numPr>
+      </w:pPr>
+      <w:r>
+        <w:t xml:space="preserve">In VS Code, press</w:t>
+      </w:r>
+      <w:r>
+        <w:t xml:space="preserve"> </w:t>
+      </w:r>
+      <w:r>
+        <w:rPr>
+          <w:b/>
+          <w:bCs/>
+        </w:rPr>
+        <w:t xml:space="preserve">Cmd+Shift+P</w:t>
+      </w:r>
+      <w:r>
+        <w:t xml:space="preserve"> </w:t>
+      </w:r>
+      <w:r>
+        <w:t xml:space="preserve">(macOS) or</w:t>
+      </w:r>
+      <w:r>
+        <w:t xml:space="preserve"> </w:t>
+      </w:r>
+      <w:r>
+        <w:rPr>
+          <w:b/>
+          <w:bCs/>
+        </w:rPr>
+        <w:t xml:space="preserve">Ctrl+Shift+P</w:t>
+      </w:r>
+      <w:r>
+        <w:t xml:space="preserve"> </w:t>
+      </w:r>
+      <w:r>
+        <w:t xml:space="preserve">(Windows,</w:t>
+      </w:r>
+      <w:r>
+        <w:t xml:space="preserve"> </w:t>
+      </w:r>
+      <w:r>
+        <w:t xml:space="preserve">Linux) and run</w:t>
+      </w:r>
+      <w:r>
+        <w:t xml:space="preserve"> </w:t>
+      </w:r>
+      <w:r>
+        <w:rPr>
+          <w:b/>
+          <w:bCs/>
+        </w:rPr>
+        <w:t xml:space="preserve">Git: Clone</w:t>
+      </w:r>
+      <w:r>
+        <w:t xml:space="preserve">.</w:t>
+      </w:r>
+    </w:p>
+    <w:p>
+      <w:pPr>
+        <w:pStyle w:val="Compact"/>
+        <w:numPr>
+          <w:ilvl w:val="0"/>
+          <w:numId w:val="1009"/>
+        </w:numPr>
+      </w:pPr>
+      <w:r>
+        <w:t xml:space="preserve">Paste the URL, then pick the folder where you keep your work.</w:t>
+      </w:r>
+    </w:p>
+    <w:p>
+      <w:pPr>
+        <w:pStyle w:val="Compact"/>
+        <w:numPr>
+          <w:ilvl w:val="0"/>
+          <w:numId w:val="1009"/>
+        </w:numPr>
+      </w:pPr>
+      <w:r>
+        <w:t xml:space="preserve">VS Code clones the project and asks whether to open it. Click</w:t>
+      </w:r>
+      <w:r>
+        <w:t xml:space="preserve"> </w:t>
+      </w:r>
+      <w:r>
+        <w:rPr>
+          <w:b/>
+          <w:bCs/>
+        </w:rPr>
+        <w:t xml:space="preserve">Open</w:t>
+      </w:r>
+      <w:r>
+        <w:t xml:space="preserve">.</w:t>
+      </w:r>
+    </w:p>
+    <w:p>
+      <w:pPr>
+        <w:pStyle w:val="AlertTitleTip"/>
+      </w:pPr>
+      <w:r>
+        <w:t xml:space="preserve">Tip</w:t>
+      </w:r>
+    </w:p>
+    <w:p>
+      <w:pPr>
+        <w:pStyle w:val="AlertBodyTip"/>
+      </w:pPr>
+      <w:r>
+        <w:rPr>
+          <w:b/>
+          <w:bCs/>
+        </w:rPr>
+        <w:t xml:space="preserve">Terminal:</w:t>
+      </w:r>
+      <w:r>
+        <w:t xml:space="preserve"> </w:t>
+      </w:r>
+      <w:r>
+        <w:t xml:space="preserve">open a terminal in the folder where you keep your work, run</w:t>
+      </w:r>
+      <w:r>
+        <w:t xml:space="preserve"> </w:t>
+      </w:r>
+      <w:r>
+        <w:rPr>
+          <w:rStyle w:val="VerbatimChar"/>
+        </w:rPr>
+        <w:t xml:space="preserve">git clone</w:t>
+      </w:r>
+      <w:r>
+        <w:t xml:space="preserve"> </w:t>
+      </w:r>
+      <w:r>
+        <w:t xml:space="preserve">with your own URL, then use</w:t>
+      </w:r>
+      <w:r>
+        <w:t xml:space="preserve"> </w:t>
+      </w:r>
+      <w:r>
+        <w:rPr>
+          <w:b/>
+          <w:bCs/>
+        </w:rPr>
+        <w:t xml:space="preserve">File &gt; Open Folder</w:t>
+      </w:r>
+      <w:r>
+        <w:t xml:space="preserve"> </w:t>
+      </w:r>
+      <w:r>
+        <w:t xml:space="preserve">on the folder</w:t>
+      </w:r>
+      <w:r>
+        <w:t xml:space="preserve"> </w:t>
+      </w:r>
+      <w:r>
+        <w:t xml:space="preserve">it creates.</w:t>
+      </w:r>
+    </w:p>
+    <w:p>
+      <w:pPr>
+        <w:pStyle w:val="SourceCode"/>
+      </w:pPr>
+      <w:r>
+        <w:rPr>
+          <w:rStyle w:val="FunctionTok"/>
+        </w:rPr>
+        <w:t xml:space="preserve">git</w:t>
+      </w:r>
+      <w:r>
+        <w:rPr>
+          <w:rStyle w:val="NormalTok"/>
+        </w:rPr>
+        <w:t xml:space="preserve"> clone https://github.com/YOUR-USERNAME/your-project-name.git</w:t>
+      </w:r>
+    </w:p>
+    <w:p>
+      <w:pPr>
+        <w:pStyle w:val="FirstParagraph"/>
+      </w:pPr>
+      <w:r>
+        <w:t xml:space="preserve">Open the project folder itself, not a folder above it. Every step from here on</w:t>
+      </w:r>
+      <w:r>
+        <w:t xml:space="preserve"> </w:t>
+      </w:r>
+      <w:r>
+        <w:t xml:space="preserve">assumes it is the folder you have open in VS Code.</w:t>
+      </w:r>
+    </w:p>
+    <w:bookmarkEnd w:id="936"/>
+    <w:bookmarkStart w:id="937" w:name="install-what-the-project-needs"/>
+    <w:p>
+      <w:pPr>
+        <w:pStyle w:val="Heading4"/>
+      </w:pPr>
+      <w:r>
+        <w:t xml:space="preserve">Install What the Project Needs</w:t>
+      </w:r>
+    </w:p>
+    <w:p>
+      <w:pPr>
+        <w:pStyle w:val="FirstParagraph"/>
+      </w:pPr>
+      <w:r>
+        <w:t xml:space="preserve">One command, in VS Code’s terminal:</w:t>
+      </w:r>
+    </w:p>
+    <w:p>
+      <w:pPr>
+        <w:pStyle w:val="SourceCode"/>
+      </w:pPr>
+      <w:r>
+        <w:rPr>
+          <w:rStyle w:val="ExtensionTok"/>
+        </w:rPr>
+        <w:t xml:space="preserve">npm</w:t>
+      </w:r>
+      <w:r>
+        <w:rPr>
+          <w:rStyle w:val="NormalTok"/>
+        </w:rPr>
+        <w:t xml:space="preserve"> install</w:t>
+      </w:r>
+    </w:p>
+    <w:p>
+      <w:pPr>
+        <w:pStyle w:val="FirstParagraph"/>
+      </w:pPr>
+      <w:r>
+        <w:t xml:space="preserve">It downloads what the tool runs on, takes a minute or two, and prints a lot of</w:t>
+      </w:r>
+      <w:r>
+        <w:t xml:space="preserve"> </w:t>
+      </w:r>
+      <w:r>
+        <w:t xml:space="preserve">text along the way. You run it once now, and again whenever an update brings in</w:t>
+      </w:r>
+      <w:r>
+        <w:t xml:space="preserve"> </w:t>
+      </w:r>
+      <w:r>
+        <w:t xml:space="preserve">something new.</w:t>
+      </w:r>
+    </w:p>
+    <w:bookmarkEnd w:id="937"/>
+    <w:bookmarkStart w:id="939" w:name="try-it-2"/>
+    <w:p>
+      <w:pPr>
+        <w:pStyle w:val="Heading4"/>
+      </w:pPr>
+      <w:r>
+        <w:t xml:space="preserve">Try It</w:t>
+      </w:r>
+    </w:p>
+    <w:p>
+      <w:pPr>
+        <w:pStyle w:val="Compact"/>
+        <w:numPr>
+          <w:ilvl w:val="0"/>
+          <w:numId w:val="1010"/>
+        </w:numPr>
+      </w:pPr>
+      <w:r>
+        <w:t xml:space="preserve">Clone your project and open the folder in VS Code.</w:t>
+      </w:r>
+    </w:p>
+    <w:p>
+      <w:pPr>
+        <w:pStyle w:val="Compact"/>
+        <w:numPr>
+          <w:ilvl w:val="0"/>
+          <w:numId w:val="1010"/>
+        </w:numPr>
+      </w:pPr>
+      <w:r>
+        <w:t xml:space="preserve">Open the terminal with **Ctrl+</w:t>
+      </w:r>
+      <w:r>
+        <w:rPr>
+          <w:rStyle w:val="VerbatimChar"/>
+        </w:rPr>
+        <w:t xml:space="preserve">** and run</w:t>
+      </w:r>
+      <w:r>
+        <w:t xml:space="preserve">npm install`.</w:t>
+      </w:r>
+    </w:p>
+    <w:p>
+      <w:pPr>
+        <w:pStyle w:val="Compact"/>
+        <w:numPr>
+          <w:ilvl w:val="0"/>
+          <w:numId w:val="1010"/>
+        </w:numPr>
+      </w:pPr>
+      <w:r>
+        <w:t xml:space="preserve">Run</w:t>
+      </w:r>
+      <w:r>
+        <w:t xml:space="preserve"> </w:t>
+      </w:r>
+      <w:r>
+        <w:rPr>
+          <w:rStyle w:val="VerbatimChar"/>
+        </w:rPr>
+        <w:t xml:space="preserve">npx course --help</w:t>
+      </w:r>
+      <w:r>
+        <w:t xml:space="preserve">.</w:t>
+      </w:r>
+    </w:p>
+    <w:p>
+      <w:pPr>
+        <w:pStyle w:val="AlertTitleCheck"/>
+      </w:pPr>
+      <w:r>
+        <w:t xml:space="preserve">Check</w:t>
+      </w:r>
+    </w:p>
+    <w:p>
+      <w:pPr>
+        <w:pStyle w:val="AlertBodyCheck"/>
+      </w:pPr>
+      <w:r>
+        <w:t xml:space="preserve">The Explorer shows folders called</w:t>
+      </w:r>
+      <w:r>
+        <w:t xml:space="preserve"> </w:t>
+      </w:r>
+      <w:r>
+        <w:rPr>
+          <w:rStyle w:val="VerbatimChar"/>
+        </w:rPr>
+        <w:t xml:space="preserve">course</w:t>
+      </w:r>
+      <w:r>
+        <w:t xml:space="preserve">,</w:t>
+      </w:r>
+      <w:r>
+        <w:t xml:space="preserve"> </w:t>
+      </w:r>
+      <w:r>
+        <w:rPr>
+          <w:rStyle w:val="VerbatimChar"/>
+        </w:rPr>
+        <w:t xml:space="preserve">docs</w:t>
+      </w:r>
+      <w:r>
+        <w:t xml:space="preserve"> </w:t>
+      </w:r>
+      <w:r>
+        <w:t xml:space="preserve">and</w:t>
+      </w:r>
+      <w:r>
+        <w:t xml:space="preserve"> </w:t>
+      </w:r>
+      <w:r>
+        <w:rPr>
+          <w:rStyle w:val="VerbatimChar"/>
+        </w:rPr>
+        <w:t xml:space="preserve">evaluations</w:t>
+      </w:r>
+      <w:r>
+        <w:t xml:space="preserve">, and</w:t>
+      </w:r>
+      <w:r>
+        <w:t xml:space="preserve"> </w:t>
+      </w:r>
+      <w:r>
+        <w:rPr>
+          <w:rStyle w:val="VerbatimChar"/>
+        </w:rPr>
+        <w:t xml:space="preserve">npx course --help</w:t>
+      </w:r>
+      <w:r>
+        <w:t xml:space="preserve"> </w:t>
+      </w:r>
+      <w:r>
+        <w:t xml:space="preserve">prints the list of commands.</w:t>
+      </w:r>
+    </w:p>
+    <w:p>
+      <w:pPr>
+        <w:pStyle w:val="AlertTitleNote"/>
+      </w:pPr>
+      <w:r>
+        <w:t xml:space="preserve">Note</w:t>
+      </w:r>
+    </w:p>
+    <w:p>
+      <w:pPr>
+        <w:pStyle w:val="AlertBodyNote"/>
+      </w:pPr>
+      <w:hyperlink r:id="rId938">
+        <w:r>
+          <w:rPr>
+            <w:rStyle w:val="Hyperlink"/>
+          </w:rPr>
+          <w:t xml:space="preserve">Your first course, step by step</w:t>
+        </w:r>
+      </w:hyperlink>
+      <w:r>
+        <w:t xml:space="preserve"> </w:t>
+      </w:r>
+      <w:r>
+        <w:t xml:space="preserve">walks the same two steps and says what to check on the GitHub page before you</w:t>
+      </w:r>
+      <w:r>
+        <w:t xml:space="preserve"> </w:t>
+      </w:r>
+      <w:r>
+        <w:t xml:space="preserve">carry on.</w:t>
+      </w:r>
+    </w:p>
+    <w:bookmarkEnd w:id="939"/>
+    <w:bookmarkEnd w:id="940"/>
+    <w:bookmarkStart w:id="953" w:name="X609e63e8db151b6cbad2078b7aae6f12a0b50ce"/>
+    <w:p>
+      <w:pPr>
+        <w:pStyle w:val="Heading3"/>
+      </w:pPr>
+      <w:r>
+        <w:t xml:space="preserve">The Course Manager</w:t>
+      </w:r>
+    </w:p>
+    <w:p>
+      <w:pPr>
+        <w:pStyle w:val="FirstParagraph"/>
+      </w:pPr>
+      <w:r>
+        <w:t xml:space="preserve">The Course Manager extension ships with your project and puts your course in VS</w:t>
+      </w:r>
+      <w:r>
+        <w:t xml:space="preserve"> </w:t>
+      </w:r>
+      <w:r>
+        <w:t xml:space="preserve">Code’s sidebar, so every step from here on is a click, with the terminal there</w:t>
+      </w:r>
+      <w:r>
+        <w:t xml:space="preserve"> </w:t>
+      </w:r>
+      <w:r>
+        <w:t xml:space="preserve">for anyone who would rather type. Your project folder should be the one open in</w:t>
+      </w:r>
+      <w:r>
+        <w:t xml:space="preserve"> </w:t>
+      </w:r>
+      <w:r>
+        <w:t xml:space="preserve">VS Code before you start.</w:t>
+      </w:r>
+    </w:p>
+    <w:bookmarkStart w:id="941" w:name="installing-the-extension"/>
+    <w:p>
+      <w:pPr>
+        <w:pStyle w:val="Heading4"/>
+      </w:pPr>
+      <w:r>
+        <w:t xml:space="preserve">Installing the Extension</w:t>
+      </w:r>
+    </w:p>
+    <w:p>
+      <w:pPr>
+        <w:pStyle w:val="FirstParagraph"/>
+      </w:pPr>
+      <w:r>
+        <w:t xml:space="preserve">Open VS Code’s terminal with</w:t>
+      </w:r>
+      <w:r>
+        <w:t xml:space="preserve"> </w:t>
+      </w:r>
+      <w:r>
+        <w:rPr>
+          <w:b/>
+          <w:bCs/>
+        </w:rPr>
+        <w:t xml:space="preserve">Ctrl+`</w:t>
+      </w:r>
+      <w:r>
+        <w:t xml:space="preserve"> </w:t>
+      </w:r>
+      <w:r>
+        <w:t xml:space="preserve">and run:</w:t>
+      </w:r>
+    </w:p>
+    <w:p>
+      <w:pPr>
+        <w:pStyle w:val="SourceCode"/>
+      </w:pPr>
+      <w:r>
+        <w:rPr>
+          <w:rStyle w:val="ExtensionTok"/>
+        </w:rPr>
+        <w:t xml:space="preserve">npm</w:t>
+      </w:r>
+      <w:r>
+        <w:rPr>
+          <w:rStyle w:val="NormalTok"/>
+        </w:rPr>
+        <w:t xml:space="preserve"> run vscode:install</w:t>
+      </w:r>
+    </w:p>
+    <w:p>
+      <w:pPr>
+        <w:pStyle w:val="FirstParagraph"/>
+      </w:pPr>
+      <w:r>
+        <w:t xml:space="preserve">Then run</w:t>
+      </w:r>
+      <w:r>
+        <w:t xml:space="preserve"> </w:t>
+      </w:r>
+      <w:r>
+        <w:rPr>
+          <w:b/>
+          <w:bCs/>
+        </w:rPr>
+        <w:t xml:space="preserve">Developer: Reload Window</w:t>
+      </w:r>
+      <w:r>
+        <w:t xml:space="preserve"> </w:t>
+      </w:r>
+      <w:r>
+        <w:t xml:space="preserve">from the command palette. Do both again</w:t>
+      </w:r>
+      <w:r>
+        <w:t xml:space="preserve"> </w:t>
+      </w:r>
+      <w:r>
+        <w:t xml:space="preserve">whenever the extension is updated. This is the one command everybody types; the</w:t>
+      </w:r>
+      <w:r>
+        <w:t xml:space="preserve"> </w:t>
+      </w:r>
+      <w:r>
+        <w:t xml:space="preserve">rest of this page is buttons.</w:t>
+      </w:r>
+    </w:p>
+    <w:bookmarkEnd w:id="941"/>
+    <w:bookmarkStart w:id="949" w:name="the-panel"/>
+    <w:p>
+      <w:pPr>
+        <w:pStyle w:val="Heading4"/>
+      </w:pPr>
+      <w:r>
+        <w:t xml:space="preserve">The Panel</w:t>
+      </w:r>
+    </w:p>
+    <w:p>
+      <w:pPr>
+        <w:pStyle w:val="FirstParagraph"/>
+      </w:pPr>
+      <w:r>
+        <w:t xml:space="preserve">Click the book icon in the activity bar, down the left edge of the window. The</w:t>
+      </w:r>
+      <w:r>
+        <w:t xml:space="preserve"> </w:t>
+      </w:r>
+      <w:r>
+        <w:t xml:space="preserve">panel shows your course as a tree: modules, the subsections inside them, and the</w:t>
+      </w:r>
+      <w:r>
+        <w:t xml:space="preserve"> </w:t>
+      </w:r>
+      <w:r>
+        <w:t xml:space="preserve">items inside those, each with an icon for its type. Labels come from the</w:t>
+      </w:r>
+      <w:r>
+        <w:t xml:space="preserve"> </w:t>
+      </w:r>
+      <w:r>
+        <w:rPr>
+          <w:rStyle w:val="VerbatimChar"/>
+        </w:rPr>
+        <w:t xml:space="preserve">title</w:t>
+      </w:r>
+      <w:r>
+        <w:t xml:space="preserve"> </w:t>
+      </w:r>
+      <w:r>
+        <w:t xml:space="preserve">in each file’s frontmatter, so the tree, the website and Canvas all say the same</w:t>
+      </w:r>
+      <w:r>
+        <w:t xml:space="preserve"> </w:t>
+      </w:r>
+      <w:r>
+        <w:t xml:space="preserve">thing. Click a row and the file opens in the editor.</w:t>
+      </w:r>
+    </w:p>
+    <w:p>
+      <w:pPr>
+        <w:pStyle w:val="BodyText"/>
+      </w:pPr>
+      <w:r>
+        <w:t xml:space="preserve">The tree keeps itself up to date as files change.</w:t>
+      </w:r>
+      <w:r>
+        <w:t xml:space="preserve"> </w:t>
+      </w:r>
+      <w:r>
+        <w:rPr>
+          <w:b/>
+          <w:bCs/>
+        </w:rPr>
+        <w:t xml:space="preserve">Course: Refresh Tree</w:t>
+      </w:r>
+      <w:r>
+        <w:t xml:space="preserve"> </w:t>
+      </w:r>
+      <w:r>
+        <w:t xml:space="preserve">is</w:t>
+      </w:r>
+      <w:r>
+        <w:t xml:space="preserve"> </w:t>
+      </w:r>
+      <w:r>
+        <w:t xml:space="preserve">there for the odd miss. Before you have any modules at all, the panel shows a</w:t>
+      </w:r>
+      <w:r>
+        <w:t xml:space="preserve"> </w:t>
+      </w:r>
+      <w:r>
+        <w:t xml:space="preserve">short welcome instead, with a button that starts the setup wizard.</w:t>
+      </w:r>
+    </w:p>
+    <w:bookmarkStart w:id="942" w:name="the-title-bar"/>
+    <w:p>
+      <w:pPr>
+        <w:pStyle w:val="Heading5"/>
+      </w:pPr>
+      <w:r>
+        <w:t xml:space="preserve">The Title Bar</w:t>
+      </w:r>
+    </w:p>
+    <w:p>
+      <w:pPr>
+        <w:pStyle w:val="FirstParagraph"/>
+      </w:pPr>
+      <w:r>
+        <w:t xml:space="preserve">Four buttons sit at the top of the panel:</w:t>
+      </w:r>
+    </w:p>
+    <w:p>
+      <w:pPr>
+        <w:pStyle w:val="Compact"/>
+        <w:numPr>
+          <w:ilvl w:val="0"/>
+          <w:numId w:val="1011"/>
+        </w:numPr>
+      </w:pPr>
+      <w:r>
+        <w:rPr>
+          <w:b/>
+          <w:bCs/>
+        </w:rPr>
+        <w:t xml:space="preserve">Course: New Module</w:t>
+      </w:r>
+      <w:r>
+        <w:t xml:space="preserve">: add a module after the last one, asking for a name.</w:t>
+      </w:r>
+    </w:p>
+    <w:p>
+      <w:pPr>
+        <w:pStyle w:val="Compact"/>
+        <w:numPr>
+          <w:ilvl w:val="0"/>
+          <w:numId w:val="1011"/>
+        </w:numPr>
+      </w:pPr>
+      <w:r>
+        <w:rPr>
+          <w:b/>
+          <w:bCs/>
+        </w:rPr>
+        <w:t xml:space="preserve">Course: Search…</w:t>
+      </w:r>
+      <w:r>
+        <w:t xml:space="preserve">: find a word or phrase across your course files.</w:t>
+      </w:r>
+    </w:p>
+    <w:p>
+      <w:pPr>
+        <w:pStyle w:val="Compact"/>
+        <w:numPr>
+          <w:ilvl w:val="0"/>
+          <w:numId w:val="1011"/>
+        </w:numPr>
+      </w:pPr>
+      <w:r>
+        <w:rPr>
+          <w:b/>
+          <w:bCs/>
+        </w:rPr>
+        <w:t xml:space="preserve">Course: Preview</w:t>
+      </w:r>
+      <w:r>
+        <w:t xml:space="preserve">: open the course website in your browser.</w:t>
+      </w:r>
+    </w:p>
+    <w:p>
+      <w:pPr>
+        <w:pStyle w:val="Compact"/>
+        <w:numPr>
+          <w:ilvl w:val="0"/>
+          <w:numId w:val="1011"/>
+        </w:numPr>
+      </w:pPr>
+      <w:r>
+        <w:rPr>
+          <w:b/>
+          <w:bCs/>
+        </w:rPr>
+        <w:t xml:space="preserve">Course: Refresh Tree</w:t>
+      </w:r>
+      <w:r>
+        <w:t xml:space="preserve">: rebuild the tree by hand.</w:t>
+      </w:r>
+    </w:p>
+    <w:p>
+      <w:pPr>
+        <w:pStyle w:val="FirstParagraph"/>
+      </w:pPr>
+      <w:r>
+        <w:t xml:space="preserve">The</w:t>
+      </w:r>
+      <w:r>
+        <w:t xml:space="preserve"> </w:t>
+      </w:r>
+      <w:r>
+        <w:rPr>
+          <w:rStyle w:val="VerbatimChar"/>
+        </w:rPr>
+        <w:t xml:space="preserve">…</w:t>
+      </w:r>
+      <w:r>
+        <w:t xml:space="preserve"> </w:t>
+      </w:r>
+      <w:r>
+        <w:t xml:space="preserve">dropdown beside them holds the whole-course commands:</w:t>
+      </w:r>
+      <w:r>
+        <w:t xml:space="preserve"> </w:t>
+      </w:r>
+      <w:r>
+        <w:rPr>
+          <w:b/>
+          <w:bCs/>
+        </w:rPr>
+        <w:t xml:space="preserve">Course: Sync</w:t>
+      </w:r>
+      <w:r>
+        <w:rPr>
+          <w:b/>
+          <w:bCs/>
+        </w:rPr>
+        <w:t xml:space="preserve"> </w:t>
+      </w:r>
+      <w:r>
+        <w:rPr>
+          <w:b/>
+          <w:bCs/>
+        </w:rPr>
+        <w:t xml:space="preserve">with Canvas</w:t>
+      </w:r>
+      <w:r>
+        <w:t xml:space="preserve">,</w:t>
+      </w:r>
+      <w:r>
+        <w:t xml:space="preserve"> </w:t>
+      </w:r>
+      <w:r>
+        <w:rPr>
+          <w:b/>
+          <w:bCs/>
+        </w:rPr>
+        <w:t xml:space="preserve">Course: Push to Canvas</w:t>
+      </w:r>
+      <w:r>
+        <w:t xml:space="preserve">,</w:t>
+      </w:r>
+      <w:r>
+        <w:t xml:space="preserve"> </w:t>
+      </w:r>
+      <w:r>
+        <w:rPr>
+          <w:b/>
+          <w:bCs/>
+        </w:rPr>
+        <w:t xml:space="preserve">Course: Pull from Canvas</w:t>
+      </w:r>
+      <w:r>
+        <w:t xml:space="preserve">,</w:t>
+      </w:r>
+      <w:r>
+        <w:t xml:space="preserve"> </w:t>
+      </w:r>
+      <w:r>
+        <w:rPr>
+          <w:b/>
+          <w:bCs/>
+        </w:rPr>
+        <w:t xml:space="preserve">Course: Status</w:t>
+      </w:r>
+      <w:r>
+        <w:t xml:space="preserve">,</w:t>
+      </w:r>
+      <w:r>
+        <w:t xml:space="preserve"> </w:t>
+      </w:r>
+      <w:r>
+        <w:rPr>
+          <w:b/>
+          <w:bCs/>
+        </w:rPr>
+        <w:t xml:space="preserve">Course: Validate</w:t>
+      </w:r>
+      <w:r>
+        <w:t xml:space="preserve"> </w:t>
+      </w:r>
+      <w:r>
+        <w:t xml:space="preserve">and</w:t>
+      </w:r>
+      <w:r>
+        <w:t xml:space="preserve"> </w:t>
+      </w:r>
+      <w:r>
+        <w:rPr>
+          <w:b/>
+          <w:bCs/>
+        </w:rPr>
+        <w:t xml:space="preserve">Course: Export Course to</w:t>
+      </w:r>
+      <w:r>
+        <w:rPr>
+          <w:b/>
+          <w:bCs/>
+        </w:rPr>
+        <w:t xml:space="preserve"> </w:t>
+      </w:r>
+      <w:r>
+        <w:rPr>
+          <w:b/>
+          <w:bCs/>
+        </w:rPr>
+        <w:t xml:space="preserve">PDF/DOCX…</w:t>
+      </w:r>
+      <w:r>
+        <w:t xml:space="preserve">.</w:t>
+      </w:r>
+      <w:r>
+        <w:t xml:space="preserve"> </w:t>
+      </w:r>
+      <w:r>
+        <w:rPr>
+          <w:b/>
+          <w:bCs/>
+        </w:rPr>
+        <w:t xml:space="preserve">Course: Export via TOC…</w:t>
+      </w:r>
+      <w:r>
+        <w:t xml:space="preserve"> </w:t>
+      </w:r>
+      <w:r>
+        <w:t xml:space="preserve">joins them once you have a table of</w:t>
+      </w:r>
+      <w:r>
+        <w:t xml:space="preserve"> </w:t>
+      </w:r>
+      <w:r>
+        <w:t xml:space="preserve">contents to render. The pages that follow explain what each one does.</w:t>
+      </w:r>
+    </w:p>
+    <w:bookmarkEnd w:id="942"/>
+    <w:bookmarkStart w:id="943" w:name="hover-buttons"/>
+    <w:p>
+      <w:pPr>
+        <w:pStyle w:val="Heading5"/>
+      </w:pPr>
+      <w:r>
+        <w:t xml:space="preserve">Hover Buttons</w:t>
+      </w:r>
+    </w:p>
+    <w:p>
+      <w:pPr>
+        <w:pStyle w:val="FirstParagraph"/>
+      </w:pPr>
+      <w:r>
+        <w:t xml:space="preserve">Hover a module row and two small buttons appear:</w:t>
+      </w:r>
+      <w:r>
+        <w:t xml:space="preserve"> </w:t>
+      </w:r>
+      <w:r>
+        <w:rPr>
+          <w:b/>
+          <w:bCs/>
+        </w:rPr>
+        <w:t xml:space="preserve">Push This Module to Canvas</w:t>
+      </w:r>
+      <w:r>
+        <w:t xml:space="preserve"> </w:t>
+      </w:r>
+      <w:r>
+        <w:t xml:space="preserve">(the cloud) and</w:t>
+      </w:r>
+      <w:r>
+        <w:t xml:space="preserve"> </w:t>
+      </w:r>
+      <w:r>
+        <w:rPr>
+          <w:b/>
+          <w:bCs/>
+        </w:rPr>
+        <w:t xml:space="preserve">Open in Canvas</w:t>
+      </w:r>
+      <w:r>
+        <w:t xml:space="preserve"> </w:t>
+      </w:r>
+      <w:r>
+        <w:t xml:space="preserve">(the link). Item rows carry the link button</w:t>
+      </w:r>
+      <w:r>
+        <w:t xml:space="preserve"> </w:t>
+      </w:r>
+      <w:r>
+        <w:t xml:space="preserve">only. An item you have not pushed yet has nothing to open, and the extension</w:t>
+      </w:r>
+      <w:r>
+        <w:t xml:space="preserve"> </w:t>
+      </w:r>
+      <w:r>
+        <w:t xml:space="preserve">says so rather than guessing.</w:t>
+      </w:r>
+    </w:p>
+    <w:bookmarkEnd w:id="943"/>
+    <w:bookmarkStart w:id="944" w:name="right-click"/>
+    <w:p>
+      <w:pPr>
+        <w:pStyle w:val="Heading5"/>
+      </w:pPr>
+      <w:r>
+        <w:t xml:space="preserve">Right-Click</w:t>
+      </w:r>
+    </w:p>
+    <w:p>
+      <w:pPr>
+        <w:pStyle w:val="FirstParagraph"/>
+      </w:pPr>
+      <w:r>
+        <w:t xml:space="preserve">Right-click a row for the commands that act on it.</w:t>
+      </w:r>
+    </w:p>
+    <w:p>
+      <w:pPr>
+        <w:pStyle w:val="Compact"/>
+        <w:numPr>
+          <w:ilvl w:val="0"/>
+          <w:numId w:val="1012"/>
+        </w:numPr>
+      </w:pPr>
+      <w:r>
+        <w:rPr>
+          <w:b/>
+          <w:bCs/>
+        </w:rPr>
+        <w:t xml:space="preserve">Creating:</w:t>
+      </w:r>
+      <w:r>
+        <w:t xml:space="preserve"> </w:t>
+      </w:r>
+      <w:r>
+        <w:rPr>
+          <w:b/>
+          <w:bCs/>
+        </w:rPr>
+        <w:t xml:space="preserve">Course: New Item</w:t>
+      </w:r>
+      <w:r>
+        <w:t xml:space="preserve"> </w:t>
+      </w:r>
+      <w:r>
+        <w:t xml:space="preserve">on a module or a subsection,</w:t>
+      </w:r>
+      <w:r>
+        <w:t xml:space="preserve"> </w:t>
+      </w:r>
+      <w:r>
+        <w:rPr>
+          <w:b/>
+          <w:bCs/>
+        </w:rPr>
+        <w:t xml:space="preserve">Course: New</w:t>
+      </w:r>
+      <w:r>
+        <w:rPr>
+          <w:b/>
+          <w:bCs/>
+        </w:rPr>
+        <w:t xml:space="preserve"> </w:t>
+      </w:r>
+      <w:r>
+        <w:rPr>
+          <w:b/>
+          <w:bCs/>
+        </w:rPr>
+        <w:t xml:space="preserve">Module</w:t>
+      </w:r>
+      <w:r>
+        <w:t xml:space="preserve"> </w:t>
+      </w:r>
+      <w:r>
+        <w:t xml:space="preserve">on a module.</w:t>
+      </w:r>
+    </w:p>
+    <w:p>
+      <w:pPr>
+        <w:pStyle w:val="Compact"/>
+        <w:numPr>
+          <w:ilvl w:val="0"/>
+          <w:numId w:val="1012"/>
+        </w:numPr>
+      </w:pPr>
+      <w:r>
+        <w:rPr>
+          <w:b/>
+          <w:bCs/>
+        </w:rPr>
+        <w:t xml:space="preserve">Editing:</w:t>
+      </w:r>
+      <w:r>
+        <w:t xml:space="preserve"> </w:t>
+      </w:r>
+      <w:r>
+        <w:rPr>
+          <w:b/>
+          <w:bCs/>
+        </w:rPr>
+        <w:t xml:space="preserve">Course: Rename Item</w:t>
+      </w:r>
+      <w:r>
+        <w:t xml:space="preserve">,</w:t>
+      </w:r>
+      <w:r>
+        <w:t xml:space="preserve"> </w:t>
+      </w:r>
+      <w:r>
+        <w:rPr>
+          <w:b/>
+          <w:bCs/>
+        </w:rPr>
+        <w:t xml:space="preserve">Course: Move Item</w:t>
+      </w:r>
+      <w:r>
+        <w:t xml:space="preserve"> </w:t>
+      </w:r>
+      <w:r>
+        <w:t xml:space="preserve">and</w:t>
+      </w:r>
+      <w:r>
+        <w:t xml:space="preserve"> </w:t>
+      </w:r>
+      <w:r>
+        <w:rPr>
+          <w:b/>
+          <w:bCs/>
+        </w:rPr>
+        <w:t xml:space="preserve">Course: Move</w:t>
+      </w:r>
+      <w:r>
+        <w:rPr>
+          <w:b/>
+          <w:bCs/>
+        </w:rPr>
+        <w:t xml:space="preserve"> </w:t>
+      </w:r>
+      <w:r>
+        <w:rPr>
+          <w:b/>
+          <w:bCs/>
+        </w:rPr>
+        <w:t xml:space="preserve">Item to Module</w:t>
+      </w:r>
+      <w:r>
+        <w:t xml:space="preserve">, plus</w:t>
+      </w:r>
+      <w:r>
+        <w:t xml:space="preserve"> </w:t>
+      </w:r>
+      <w:r>
+        <w:rPr>
+          <w:b/>
+          <w:bCs/>
+        </w:rPr>
+        <w:t xml:space="preserve">Merge: Set as Source</w:t>
+      </w:r>
+      <w:r>
+        <w:t xml:space="preserve"> </w:t>
+      </w:r>
+      <w:r>
+        <w:t xml:space="preserve">and</w:t>
+      </w:r>
+      <w:r>
+        <w:t xml:space="preserve"> </w:t>
+      </w:r>
+      <w:r>
+        <w:rPr>
+          <w:b/>
+          <w:bCs/>
+        </w:rPr>
+        <w:t xml:space="preserve">Merge with Source</w:t>
+      </w:r>
+      <w:r>
+        <w:t xml:space="preserve"> </w:t>
+      </w:r>
+      <w:r>
+        <w:t xml:space="preserve">on</w:t>
+      </w:r>
+      <w:r>
+        <w:t xml:space="preserve"> </w:t>
+      </w:r>
+      <w:r>
+        <w:t xml:space="preserve">page and assignment rows. Modules have</w:t>
+      </w:r>
+      <w:r>
+        <w:t xml:space="preserve"> </w:t>
+      </w:r>
+      <w:r>
+        <w:rPr>
+          <w:b/>
+          <w:bCs/>
+        </w:rPr>
+        <w:t xml:space="preserve">Course: Rename Module</w:t>
+      </w:r>
+      <w:r>
+        <w:t xml:space="preserve"> </w:t>
+      </w:r>
+      <w:r>
+        <w:t xml:space="preserve">and</w:t>
+      </w:r>
+      <w:r>
+        <w:t xml:space="preserve"> </w:t>
+      </w:r>
+      <w:r>
+        <w:rPr>
+          <w:b/>
+          <w:bCs/>
+        </w:rPr>
+        <w:t xml:space="preserve">Course:</w:t>
+      </w:r>
+      <w:r>
+        <w:rPr>
+          <w:b/>
+          <w:bCs/>
+        </w:rPr>
+        <w:t xml:space="preserve"> </w:t>
+      </w:r>
+      <w:r>
+        <w:rPr>
+          <w:b/>
+          <w:bCs/>
+        </w:rPr>
+        <w:t xml:space="preserve">Move Module</w:t>
+      </w:r>
+      <w:r>
+        <w:t xml:space="preserve">.</w:t>
+      </w:r>
+    </w:p>
+    <w:p>
+      <w:pPr>
+        <w:pStyle w:val="Compact"/>
+        <w:numPr>
+          <w:ilvl w:val="0"/>
+          <w:numId w:val="1012"/>
+        </w:numPr>
+      </w:pPr>
+      <w:r>
+        <w:rPr>
+          <w:b/>
+          <w:bCs/>
+        </w:rPr>
+        <w:t xml:space="preserve">Removing:</w:t>
+      </w:r>
+      <w:r>
+        <w:t xml:space="preserve"> </w:t>
+      </w:r>
+      <w:r>
+        <w:rPr>
+          <w:b/>
+          <w:bCs/>
+        </w:rPr>
+        <w:t xml:space="preserve">Course: Delete Item</w:t>
+      </w:r>
+      <w:r>
+        <w:t xml:space="preserve"> </w:t>
+      </w:r>
+      <w:r>
+        <w:t xml:space="preserve">and</w:t>
+      </w:r>
+      <w:r>
+        <w:t xml:space="preserve"> </w:t>
+      </w:r>
+      <w:r>
+        <w:rPr>
+          <w:b/>
+          <w:bCs/>
+        </w:rPr>
+        <w:t xml:space="preserve">Course: Delete Module</w:t>
+      </w:r>
+      <w:r>
+        <w:t xml:space="preserve">, each</w:t>
+      </w:r>
+      <w:r>
+        <w:t xml:space="preserve"> </w:t>
+      </w:r>
+      <w:r>
+        <w:t xml:space="preserve">behind a confirmation.</w:t>
+      </w:r>
+    </w:p>
+    <w:p>
+      <w:pPr>
+        <w:pStyle w:val="Compact"/>
+        <w:numPr>
+          <w:ilvl w:val="0"/>
+          <w:numId w:val="1012"/>
+        </w:numPr>
+      </w:pPr>
+      <w:r>
+        <w:rPr>
+          <w:b/>
+          <w:bCs/>
+        </w:rPr>
+        <w:t xml:space="preserve">Exporting:</w:t>
+      </w:r>
+      <w:r>
+        <w:t xml:space="preserve"> </w:t>
+      </w:r>
+      <w:r>
+        <w:rPr>
+          <w:b/>
+          <w:bCs/>
+        </w:rPr>
+        <w:t xml:space="preserve">Course: Export Item to PDF/DOCX…</w:t>
+      </w:r>
+      <w:r>
+        <w:t xml:space="preserve">, and</w:t>
+      </w:r>
+      <w:r>
+        <w:t xml:space="preserve"> </w:t>
+      </w:r>
+      <w:r>
+        <w:rPr>
+          <w:b/>
+          <w:bCs/>
+        </w:rPr>
+        <w:t xml:space="preserve">Course: Export</w:t>
+      </w:r>
+      <w:r>
+        <w:rPr>
+          <w:b/>
+          <w:bCs/>
+        </w:rPr>
+        <w:t xml:space="preserve"> </w:t>
+      </w:r>
+      <w:r>
+        <w:rPr>
+          <w:b/>
+          <w:bCs/>
+        </w:rPr>
+        <w:t xml:space="preserve">Module to PDF/DOCX…</w:t>
+      </w:r>
+      <w:r>
+        <w:t xml:space="preserve"> </w:t>
+      </w:r>
+      <w:r>
+        <w:t xml:space="preserve">on a module row.</w:t>
+      </w:r>
+    </w:p>
+    <w:p>
+      <w:pPr>
+        <w:pStyle w:val="Compact"/>
+        <w:numPr>
+          <w:ilvl w:val="0"/>
+          <w:numId w:val="1012"/>
         </w:numPr>
       </w:pPr>
       <w:r>
@@ -2096,20 +3571,20 @@
         <w:t xml:space="preserve"> </w:t>
       </w:r>
       <w:r>
-        <w:t xml:space="preserve">walks through the</w:t>
-      </w:r>
-      <w:r>
-        <w:t xml:space="preserve"> </w:t>
-      </w:r>
-      <w:r>
-        <w:t xml:space="preserve">tasks themselves. This is only the map.</w:t>
-      </w:r>
-    </w:p>
-    <w:bookmarkEnd w:id="927"/>
-    <w:bookmarkStart w:id="928" w:name="drag-and-drop"/>
-    <w:p>
-      <w:pPr>
-        <w:pStyle w:val="Heading4"/>
+        <w:t xml:space="preserve">walks through</w:t>
+      </w:r>
+      <w:r>
+        <w:t xml:space="preserve"> </w:t>
+      </w:r>
+      <w:r>
+        <w:t xml:space="preserve">the tasks themselves. This is only the map.</w:t>
+      </w:r>
+    </w:p>
+    <w:bookmarkEnd w:id="944"/>
+    <w:bookmarkStart w:id="945" w:name="drag-and-drop"/>
+    <w:p>
+      <w:pPr>
+        <w:pStyle w:val="Heading5"/>
       </w:pPr>
       <w:r>
         <w:t xml:space="preserve">Drag and Drop</w:t>
@@ -2153,11 +3628,11 @@
         <w:t xml:space="preserve">become file items, appended at the end of whatever you dropped them on.</w:t>
       </w:r>
     </w:p>
-    <w:bookmarkEnd w:id="928"/>
-    <w:bookmarkStart w:id="931" w:name="the-command-palette"/>
-    <w:p>
-      <w:pPr>
-        <w:pStyle w:val="Heading4"/>
+    <w:bookmarkEnd w:id="945"/>
+    <w:bookmarkStart w:id="948" w:name="the-command-palette"/>
+    <w:p>
+      <w:pPr>
+        <w:pStyle w:val="Heading5"/>
       </w:pPr>
       <w:r>
         <w:t xml:space="preserve">The Command Palette</w:t>
@@ -2389,7 +3864,7 @@
       <w:r>
         <w:t xml:space="preserve"> </w:t>
       </w:r>
-      <w:hyperlink r:id="rId929">
+      <w:hyperlink r:id="rId946">
         <w:r>
           <w:rPr>
             <w:rStyle w:val="Hyperlink"/>
@@ -2406,7 +3881,7 @@
       <w:r>
         <w:t xml:space="preserve"> </w:t>
       </w:r>
-      <w:hyperlink r:id="rId930">
+      <w:hyperlink r:id="rId947">
         <w:r>
           <w:rPr>
             <w:rStyle w:val="Hyperlink"/>
@@ -2421,12 +3896,12 @@
         <w:t xml:space="preserve">before you touch either.</w:t>
       </w:r>
     </w:p>
-    <w:bookmarkEnd w:id="931"/>
-    <w:bookmarkEnd w:id="932"/>
-    <w:bookmarkStart w:id="934" w:name="where-the-output-goes"/>
-    <w:p>
-      <w:pPr>
-        <w:pStyle w:val="Heading3"/>
+    <w:bookmarkEnd w:id="948"/>
+    <w:bookmarkEnd w:id="949"/>
+    <w:bookmarkStart w:id="951" w:name="where-the-output-goes"/>
+    <w:p>
+      <w:pPr>
+        <w:pStyle w:val="Heading4"/>
       </w:pPr>
       <w:r>
         <w:t xml:space="preserve">Where the Output Goes</w:t>
@@ -2565,7 +4040,7 @@
       <w:r>
         <w:t xml:space="preserve"> </w:t>
       </w:r>
-      <w:hyperlink r:id="rId933">
+      <w:hyperlink r:id="rId950">
         <w:r>
           <w:rPr>
             <w:rStyle w:val="Hyperlink"/>
@@ -2577,11 +4052,11 @@
         <w:t xml:space="preserve">.</w:t>
       </w:r>
     </w:p>
-    <w:bookmarkEnd w:id="934"/>
-    <w:bookmarkStart w:id="935" w:name="try-it-1"/>
-    <w:p>
-      <w:pPr>
-        <w:pStyle w:val="Heading3"/>
+    <w:bookmarkEnd w:id="951"/>
+    <w:bookmarkStart w:id="952" w:name="try-it-3"/>
+    <w:p>
+      <w:pPr>
+        <w:pStyle w:val="Heading4"/>
       </w:pPr>
       <w:r>
         <w:t xml:space="preserve">Try It</w:t>
@@ -2592,7 +4067,7 @@
         <w:pStyle w:val="Compact"/>
         <w:numPr>
           <w:ilvl w:val="0"/>
-          <w:numId w:val="1008"/>
+          <w:numId w:val="1013"/>
         </w:numPr>
       </w:pPr>
       <w:r>
@@ -2604,7 +4079,7 @@
         <w:pStyle w:val="Compact"/>
         <w:numPr>
           <w:ilvl w:val="0"/>
-          <w:numId w:val="1008"/>
+          <w:numId w:val="1013"/>
         </w:numPr>
       </w:pPr>
       <w:r>
@@ -2638,7 +4113,7 @@
         <w:pStyle w:val="Compact"/>
         <w:numPr>
           <w:ilvl w:val="0"/>
-          <w:numId w:val="1008"/>
+          <w:numId w:val="1013"/>
         </w:numPr>
       </w:pPr>
       <w:r>
@@ -2683,9 +4158,10 @@
         <w:t xml:space="preserve">server running.</w:t>
       </w:r>
     </w:p>
-    <w:bookmarkEnd w:id="935"/>
-    <w:bookmarkEnd w:id="936"/>
-    <w:bookmarkStart w:id="964" w:name="Xc81bf737b44e02cddcb7c793f6b9685b7b3926b"/>
+    <w:bookmarkEnd w:id="952"/>
+    <w:bookmarkEnd w:id="953"/>
+    <w:bookmarkEnd w:id="954"/>
+    <w:bookmarkStart w:id="982" w:name="Xc81bf737b44e02cddcb7c793f6b9685b7b3926b"/>
     <w:p>
       <w:pPr>
         <w:pStyle w:val="Heading2"/>
@@ -2694,7 +4170,7 @@
         <w:t xml:space="preserve">Writing Your Pages</w:t>
       </w:r>
     </w:p>
-    <w:bookmarkStart w:id="956" w:name="Xdfc86218e7c3ab9150c140cec8d879e39c2b0c7"/>
+    <w:bookmarkStart w:id="974" w:name="Xdfc86218e7c3ab9150c140cec8d879e39c2b0c7"/>
     <w:p>
       <w:pPr>
         <w:pStyle w:val="Heading3"/>
@@ -2742,7 +4218,7 @@
         <w:t xml:space="preserve">writing right away.</w:t>
       </w:r>
     </w:p>
-    <w:bookmarkStart w:id="937" w:name="text-formatting"/>
+    <w:bookmarkStart w:id="955" w:name="text-formatting"/>
     <w:p>
       <w:pPr>
         <w:pStyle w:val="Heading4"/>
@@ -2836,8 +4312,8 @@
         <w:t xml:space="preserve">for code references.</w:t>
       </w:r>
     </w:p>
-    <w:bookmarkEnd w:id="937"/>
-    <w:bookmarkStart w:id="938" w:name="headings"/>
+    <w:bookmarkEnd w:id="955"/>
+    <w:bookmarkStart w:id="956" w:name="headings"/>
     <w:p>
       <w:pPr>
         <w:pStyle w:val="Heading4"/>
@@ -2920,8 +4396,8 @@
         <w:t xml:space="preserve">(h1) in your content since the page title already renders as h1.</w:t>
       </w:r>
     </w:p>
-    <w:bookmarkEnd w:id="938"/>
-    <w:bookmarkStart w:id="939" w:name="lists"/>
+    <w:bookmarkEnd w:id="956"/>
+    <w:bookmarkStart w:id="957" w:name="lists"/>
     <w:p>
       <w:pPr>
         <w:pStyle w:val="Heading4"/>
@@ -2943,7 +4419,7 @@
         <w:pStyle w:val="Compact"/>
         <w:numPr>
           <w:ilvl w:val="0"/>
-          <w:numId w:val="1009"/>
+          <w:numId w:val="1014"/>
         </w:numPr>
       </w:pPr>
       <w:r>
@@ -2955,7 +4431,7 @@
         <w:pStyle w:val="Compact"/>
         <w:numPr>
           <w:ilvl w:val="0"/>
-          <w:numId w:val="1009"/>
+          <w:numId w:val="1014"/>
         </w:numPr>
       </w:pPr>
       <w:r>
@@ -2967,7 +4443,7 @@
         <w:pStyle w:val="Compact"/>
         <w:numPr>
           <w:ilvl w:val="1"/>
-          <w:numId w:val="1010"/>
+          <w:numId w:val="1015"/>
         </w:numPr>
       </w:pPr>
       <w:r>
@@ -2979,7 +4455,7 @@
         <w:pStyle w:val="Compact"/>
         <w:numPr>
           <w:ilvl w:val="1"/>
-          <w:numId w:val="1010"/>
+          <w:numId w:val="1015"/>
         </w:numPr>
       </w:pPr>
       <w:r>
@@ -2991,7 +4467,7 @@
         <w:pStyle w:val="Compact"/>
         <w:numPr>
           <w:ilvl w:val="0"/>
-          <w:numId w:val="1009"/>
+          <w:numId w:val="1014"/>
         </w:numPr>
       </w:pPr>
       <w:r>
@@ -3011,7 +4487,7 @@
         <w:pStyle w:val="Compact"/>
         <w:numPr>
           <w:ilvl w:val="0"/>
-          <w:numId w:val="1011"/>
+          <w:numId w:val="1016"/>
         </w:numPr>
       </w:pPr>
       <w:r>
@@ -3023,7 +4499,7 @@
         <w:pStyle w:val="Compact"/>
         <w:numPr>
           <w:ilvl w:val="0"/>
-          <w:numId w:val="1011"/>
+          <w:numId w:val="1016"/>
         </w:numPr>
       </w:pPr>
       <w:r>
@@ -3035,15 +4511,15 @@
         <w:pStyle w:val="Compact"/>
         <w:numPr>
           <w:ilvl w:val="0"/>
-          <w:numId w:val="1011"/>
+          <w:numId w:val="1016"/>
         </w:numPr>
       </w:pPr>
       <w:r>
         <w:t xml:space="preserve">Third step</w:t>
       </w:r>
     </w:p>
-    <w:bookmarkEnd w:id="939"/>
-    <w:bookmarkStart w:id="943" w:name="links"/>
+    <w:bookmarkEnd w:id="957"/>
+    <w:bookmarkStart w:id="961" w:name="links"/>
     <w:p>
       <w:pPr>
         <w:pStyle w:val="Heading4"/>
@@ -3077,10 +4553,10 @@
         <w:pStyle w:val="Compact"/>
         <w:numPr>
           <w:ilvl w:val="0"/>
-          <w:numId w:val="1012"/>
+          <w:numId w:val="1017"/>
         </w:numPr>
       </w:pPr>
-      <w:hyperlink r:id="rId940">
+      <w:hyperlink r:id="rId958">
         <w:r>
           <w:rPr>
             <w:rStyle w:val="Hyperlink"/>
@@ -3094,10 +4570,10 @@
         <w:pStyle w:val="Compact"/>
         <w:numPr>
           <w:ilvl w:val="0"/>
-          <w:numId w:val="1012"/>
+          <w:numId w:val="1017"/>
         </w:numPr>
       </w:pPr>
-      <w:hyperlink r:id="rId941">
+      <w:hyperlink r:id="rId959">
         <w:r>
           <w:rPr>
             <w:rStyle w:val="Hyperlink"/>
@@ -3106,7 +4582,7 @@
         </w:r>
       </w:hyperlink>
     </w:p>
-    <w:bookmarkStart w:id="942" w:name="internal-links"/>
+    <w:bookmarkStart w:id="960" w:name="internal-links"/>
     <w:p>
       <w:pPr>
         <w:pStyle w:val="Heading5"/>
@@ -3146,7 +4622,7 @@
         <w:pStyle w:val="Compact"/>
         <w:numPr>
           <w:ilvl w:val="0"/>
-          <w:numId w:val="1013"/>
+          <w:numId w:val="1018"/>
         </w:numPr>
       </w:pPr>
       <w:r>
@@ -3167,7 +4643,7 @@
         <w:pStyle w:val="Compact"/>
         <w:numPr>
           <w:ilvl w:val="0"/>
-          <w:numId w:val="1013"/>
+          <w:numId w:val="1018"/>
         </w:numPr>
       </w:pPr>
       <w:r>
@@ -3188,7 +4664,7 @@
         <w:pStyle w:val="Compact"/>
         <w:numPr>
           <w:ilvl w:val="0"/>
-          <w:numId w:val="1013"/>
+          <w:numId w:val="1018"/>
         </w:numPr>
       </w:pPr>
       <w:r>
@@ -3217,7 +4693,7 @@
         <w:pStyle w:val="Compact"/>
         <w:numPr>
           <w:ilvl w:val="0"/>
-          <w:numId w:val="1014"/>
+          <w:numId w:val="1019"/>
         </w:numPr>
       </w:pPr>
       <w:hyperlink w:anchor="X95b4476a81b6bdb670eb36bf928eb8964c9a040">
@@ -3234,7 +4710,7 @@
         <w:pStyle w:val="Compact"/>
         <w:numPr>
           <w:ilvl w:val="0"/>
-          <w:numId w:val="1014"/>
+          <w:numId w:val="1019"/>
         </w:numPr>
       </w:pPr>
       <w:hyperlink w:anchor="X86eabae0b1a1497eb20707832703915e59a0d71">
@@ -3251,7 +4727,7 @@
         <w:pStyle w:val="Compact"/>
         <w:numPr>
           <w:ilvl w:val="0"/>
-          <w:numId w:val="1014"/>
+          <w:numId w:val="1019"/>
         </w:numPr>
       </w:pPr>
       <w:hyperlink w:anchor="X95b4476a81b6bdb670eb36bf928eb8964c9a040">
@@ -3263,9 +4739,9 @@
         </w:r>
       </w:hyperlink>
     </w:p>
-    <w:bookmarkEnd w:id="942"/>
-    <w:bookmarkEnd w:id="943"/>
-    <w:bookmarkStart w:id="947" w:name="images"/>
+    <w:bookmarkEnd w:id="960"/>
+    <w:bookmarkEnd w:id="961"/>
+    <w:bookmarkStart w:id="965" w:name="images"/>
     <w:p>
       <w:pPr>
         <w:pStyle w:val="Heading4"/>
@@ -3337,12 +4813,12 @@
           <wp:inline>
             <wp:extent cx="1905000" cy="571500"/>
             <wp:effectExtent b="0" l="0" r="0" t="0"/>
-            <wp:docPr descr="Example image" title="" id="945" name="Picture"/>
+            <wp:docPr descr="Example image" title="" id="963" name="Picture"/>
             <a:graphic>
               <a:graphicData uri="http://schemas.openxmlformats.org/drawingml/2006/picture">
                 <pic:pic>
                   <pic:nvPicPr>
-                    <pic:cNvPr descr="/Users/lars/-work/programming/coursewright/course/01-getting-started/_files/example-image.svg" id="946" name="Picture"/>
+                    <pic:cNvPr descr="/Users/lars/-work/programming/coursewright/course/01-getting-started/_files/example-image.svg" id="964" name="Picture"/>
                     <pic:cNvPicPr>
                       <a:picLocks noChangeArrowheads="1" noChangeAspect="1"/>
                     </pic:cNvPicPr>
@@ -3354,7 +4830,7 @@
                           <a14:useLocalDpi xmlns:a14="http://schemas.microsoft.com/office/drawing/2010/main" val="0"/>
                         </a:ext>
                         <a:ext uri="{96DAC541-7B7A-43D3-8B79-37D633B846F1}">
-                          <asvg:svgBlip xmlns:asvg="http://schemas.microsoft.com/office/drawing/2016/SVG/main" r:embed="rId944"/>
+                          <asvg:svgBlip xmlns:asvg="http://schemas.microsoft.com/office/drawing/2016/SVG/main" r:embed="rId962"/>
                         </a:ext>
                       </a:extLst>
                     </a:blip>
@@ -3412,8 +4888,8 @@
         <w:t xml:space="preserve">file URLs. A pull downloads them back.</w:t>
       </w:r>
     </w:p>
-    <w:bookmarkEnd w:id="947"/>
-    <w:bookmarkStart w:id="950" w:name="linking-to-files"/>
+    <w:bookmarkEnd w:id="965"/>
+    <w:bookmarkStart w:id="968" w:name="linking-to-files"/>
     <w:p>
       <w:pPr>
         <w:pStyle w:val="Heading4"/>
@@ -3496,7 +4972,7 @@
       <w:r>
         <w:t xml:space="preserve"> </w:t>
       </w:r>
-      <w:hyperlink r:id="rId948">
+      <w:hyperlink r:id="rId966">
         <w:r>
           <w:rPr>
             <w:rStyle w:val="Hyperlink"/>
@@ -3545,7 +5021,7 @@
       <w:r>
         <w:t xml:space="preserve"> </w:t>
       </w:r>
-      <w:hyperlink r:id="rId949">
+      <w:hyperlink r:id="rId967">
         <w:r>
           <w:rPr>
             <w:rStyle w:val="Hyperlink"/>
@@ -3662,8 +5138,8 @@
         <w:t xml:space="preserve">.</w:t>
       </w:r>
     </w:p>
-    <w:bookmarkEnd w:id="950"/>
-    <w:bookmarkStart w:id="951" w:name="code-blocks"/>
+    <w:bookmarkEnd w:id="968"/>
+    <w:bookmarkStart w:id="969" w:name="code-blocks"/>
     <w:p>
       <w:pPr>
         <w:pStyle w:val="Heading4"/>
@@ -3822,8 +5298,8 @@
         <w:t xml:space="preserve">!"</w:t>
       </w:r>
     </w:p>
-    <w:bookmarkEnd w:id="951"/>
-    <w:bookmarkStart w:id="952" w:name="tables"/>
+    <w:bookmarkEnd w:id="969"/>
+    <w:bookmarkStart w:id="970" w:name="tables"/>
     <w:p>
       <w:pPr>
         <w:pStyle w:val="Heading4"/>
@@ -4053,8 +5529,8 @@
         </w:tc>
       </w:tr>
     </w:tbl>
-    <w:bookmarkEnd w:id="952"/>
-    <w:bookmarkStart w:id="953" w:name="blockquotes"/>
+    <w:bookmarkEnd w:id="970"/>
+    <w:bookmarkStart w:id="971" w:name="blockquotes"/>
     <w:p>
       <w:pPr>
         <w:pStyle w:val="Heading4"/>
@@ -4106,8 +5582,8 @@
         <w:t xml:space="preserve">John Gruber</w:t>
       </w:r>
     </w:p>
-    <w:bookmarkEnd w:id="953"/>
-    <w:bookmarkStart w:id="954" w:name="horizontal-rules"/>
+    <w:bookmarkEnd w:id="971"/>
+    <w:bookmarkStart w:id="972" w:name="horizontal-rules"/>
     <w:p>
       <w:pPr>
         <w:pStyle w:val="Heading4"/>
@@ -4145,8 +5621,8 @@
         <w:t xml:space="preserve">GitHub Markdown Guide.</w:t>
       </w:r>
     </w:p>
-    <w:bookmarkEnd w:id="954"/>
-    <w:bookmarkStart w:id="955" w:name="try-it-2"/>
+    <w:bookmarkEnd w:id="972"/>
+    <w:bookmarkStart w:id="973" w:name="try-it-4"/>
     <w:p>
       <w:pPr>
         <w:pStyle w:val="Heading4"/>
@@ -4207,9 +5683,9 @@
         <w:t xml:space="preserve">The preview shows what you added, in the right place on the page.</w:t>
       </w:r>
     </w:p>
-    <w:bookmarkEnd w:id="955"/>
-    <w:bookmarkEnd w:id="956"/>
-    <w:bookmarkStart w:id="961" w:name="X95b4476a81b6bdb670eb36bf928eb8964c9a040"/>
+    <w:bookmarkEnd w:id="973"/>
+    <w:bookmarkEnd w:id="974"/>
+    <w:bookmarkStart w:id="979" w:name="X95b4476a81b6bdb670eb36bf928eb8964c9a040"/>
     <w:p>
       <w:pPr>
         <w:pStyle w:val="Heading3"/>
@@ -4244,7 +5720,7 @@
         <w:t xml:space="preserve">output.</w:t>
       </w:r>
     </w:p>
-    <w:bookmarkStart w:id="957" w:name="syntax"/>
+    <w:bookmarkStart w:id="975" w:name="syntax"/>
     <w:p>
       <w:pPr>
         <w:pStyle w:val="Heading4"/>
@@ -4314,8 +5790,8 @@
         <w:t xml:space="preserve">&gt; This is a note.</w:t>
       </w:r>
     </w:p>
-    <w:bookmarkEnd w:id="957"/>
-    <w:bookmarkStart w:id="958" w:name="available-types"/>
+    <w:bookmarkEnd w:id="975"/>
+    <w:bookmarkStart w:id="976" w:name="available-types"/>
     <w:p>
       <w:pPr>
         <w:pStyle w:val="Heading4"/>
@@ -4552,8 +6028,8 @@
         <w:t xml:space="preserve">checklists and validation points.</w:t>
       </w:r>
     </w:p>
-    <w:bookmarkEnd w:id="958"/>
-    <w:bookmarkStart w:id="959" w:name="tips-for-using-alerts"/>
+    <w:bookmarkEnd w:id="976"/>
+    <w:bookmarkStart w:id="977" w:name="tips-for-using-alerts"/>
     <w:p>
       <w:pPr>
         <w:pStyle w:val="Heading4"/>
@@ -4567,7 +6043,7 @@
         <w:pStyle w:val="Compact"/>
         <w:numPr>
           <w:ilvl w:val="0"/>
-          <w:numId w:val="1015"/>
+          <w:numId w:val="1020"/>
         </w:numPr>
       </w:pPr>
       <w:r>
@@ -4579,7 +6055,7 @@
         <w:pStyle w:val="Compact"/>
         <w:numPr>
           <w:ilvl w:val="0"/>
-          <w:numId w:val="1015"/>
+          <w:numId w:val="1020"/>
         </w:numPr>
       </w:pPr>
       <w:r>
@@ -4591,7 +6067,7 @@
         <w:pStyle w:val="Compact"/>
         <w:numPr>
           <w:ilvl w:val="0"/>
-          <w:numId w:val="1015"/>
+          <w:numId w:val="1020"/>
         </w:numPr>
       </w:pPr>
       <w:r>
@@ -4609,7 +6085,7 @@
         <w:pStyle w:val="Compact"/>
         <w:numPr>
           <w:ilvl w:val="0"/>
-          <w:numId w:val="1015"/>
+          <w:numId w:val="1020"/>
         </w:numPr>
       </w:pPr>
       <w:r>
@@ -4622,8 +6098,8 @@
         <w:t xml:space="preserve">where the icons are uploaded to your Canvas instance on the first push.</w:t>
       </w:r>
     </w:p>
-    <w:bookmarkEnd w:id="959"/>
-    <w:bookmarkStart w:id="960" w:name="try-it-3"/>
+    <w:bookmarkEnd w:id="977"/>
+    <w:bookmarkStart w:id="978" w:name="try-it-5"/>
     <w:p>
       <w:pPr>
         <w:pStyle w:val="Heading4"/>
@@ -4686,9 +6162,9 @@
         <w:t xml:space="preserve">gives it.</w:t>
       </w:r>
     </w:p>
-    <w:bookmarkEnd w:id="960"/>
-    <w:bookmarkEnd w:id="961"/>
-    <w:bookmarkStart w:id="963" w:name="X26eca0b8802ee14b72a018676714981b525fa41"/>
+    <w:bookmarkEnd w:id="978"/>
+    <w:bookmarkEnd w:id="979"/>
+    <w:bookmarkStart w:id="981" w:name="X26eca0b8802ee14b72a018676714981b525fa41"/>
     <w:p>
       <w:pPr>
         <w:pStyle w:val="Heading3"/>
@@ -4709,7 +6185,7 @@
       <w:pPr>
         <w:pStyle w:val="LinkCard"/>
       </w:pPr>
-      <w:hyperlink r:id="rId962">
+      <w:hyperlink r:id="rId980">
         <w:r>
           <w:rPr>
             <w:rStyle w:val="Hyperlink"/>
@@ -4718,9 +6194,9 @@
         </w:r>
       </w:hyperlink>
     </w:p>
-    <w:bookmarkEnd w:id="963"/>
-    <w:bookmarkEnd w:id="964"/>
-    <w:bookmarkStart w:id="982" w:name="Xce00f994ee7b882d5cbda2ec5d5bdd2864d617f"/>
+    <w:bookmarkEnd w:id="981"/>
+    <w:bookmarkEnd w:id="982"/>
+    <w:bookmarkStart w:id="1000" w:name="Xce00f994ee7b882d5cbda2ec5d5bdd2864d617f"/>
     <w:p>
       <w:pPr>
         <w:pStyle w:val="Heading2"/>
@@ -4729,7 +6205,7 @@
         <w:t xml:space="preserve">Organising Your Course</w:t>
       </w:r>
     </w:p>
-    <w:bookmarkStart w:id="971" w:name="X86eabae0b1a1497eb20707832703915e59a0d71"/>
+    <w:bookmarkStart w:id="989" w:name="X86eabae0b1a1497eb20707832703915e59a0d71"/>
     <w:p>
       <w:pPr>
         <w:pStyle w:val="Heading3"/>
@@ -4773,7 +6249,7 @@
         <w:t xml:space="preserve">configuration at all.</w:t>
       </w:r>
     </w:p>
-    <w:bookmarkStart w:id="965" w:name="module-folders"/>
+    <w:bookmarkStart w:id="983" w:name="module-folders"/>
     <w:p>
       <w:pPr>
         <w:pStyle w:val="Heading4"/>
@@ -4920,8 +6396,8 @@
         <w:t xml:space="preserve">label when you want the module to read differently.</w:t>
       </w:r>
     </w:p>
-    <w:bookmarkEnd w:id="965"/>
-    <w:bookmarkStart w:id="966" w:name="items-inside-a-module"/>
+    <w:bookmarkEnd w:id="983"/>
+    <w:bookmarkStart w:id="984" w:name="items-inside-a-module"/>
     <w:p>
       <w:pPr>
         <w:pStyle w:val="Heading4"/>
@@ -5020,8 +6496,8 @@
         <w:t xml:space="preserve">one.</w:t>
       </w:r>
     </w:p>
-    <w:bookmarkEnd w:id="966"/>
-    <w:bookmarkStart w:id="967" w:name="subsections-subfolders"/>
+    <w:bookmarkEnd w:id="984"/>
+    <w:bookmarkStart w:id="985" w:name="subsections-subfolders"/>
     <w:p>
       <w:pPr>
         <w:pStyle w:val="Heading4"/>
@@ -5160,8 +6636,8 @@
         <w:t xml:space="preserve">folder, and it is optional in both places.</w:t>
       </w:r>
     </w:p>
-    <w:bookmarkEnd w:id="967"/>
-    <w:bookmarkStart w:id="968" w:name="the-_category_.json-file"/>
+    <w:bookmarkEnd w:id="985"/>
+    <w:bookmarkStart w:id="986" w:name="the-_category_.json-file"/>
     <w:p>
       <w:pPr>
         <w:pStyle w:val="Heading4"/>
@@ -5327,8 +6803,8 @@
         <w:t xml:space="preserve">step if you edit by hand. Every command that renumbers folders already does.</w:t>
       </w:r>
     </w:p>
-    <w:bookmarkEnd w:id="968"/>
-    <w:bookmarkStart w:id="969" w:name="files-that-start-with-an-underscore"/>
+    <w:bookmarkEnd w:id="986"/>
+    <w:bookmarkStart w:id="987" w:name="files-that-start-with-an-underscore"/>
     <w:p>
       <w:pPr>
         <w:pStyle w:val="Heading4"/>
@@ -5423,8 +6899,8 @@
         <w:t xml:space="preserve">until you drop the underscore.</w:t>
       </w:r>
     </w:p>
-    <w:bookmarkEnd w:id="969"/>
-    <w:bookmarkStart w:id="970" w:name="try-it-4"/>
+    <w:bookmarkEnd w:id="987"/>
+    <w:bookmarkStart w:id="988" w:name="try-it-6"/>
     <w:p>
       <w:pPr>
         <w:pStyle w:val="Heading4"/>
@@ -5446,7 +6922,7 @@
         <w:pStyle w:val="Compact"/>
         <w:numPr>
           <w:ilvl w:val="0"/>
-          <w:numId w:val="1016"/>
+          <w:numId w:val="1021"/>
         </w:numPr>
       </w:pPr>
       <w:r>
@@ -5535,7 +7011,7 @@
         <w:pStyle w:val="Compact"/>
         <w:numPr>
           <w:ilvl w:val="0"/>
-          <w:numId w:val="1016"/>
+          <w:numId w:val="1021"/>
         </w:numPr>
       </w:pPr>
       <w:r>
@@ -5547,7 +7023,7 @@
         <w:pStyle w:val="Compact"/>
         <w:numPr>
           <w:ilvl w:val="0"/>
-          <w:numId w:val="1016"/>
+          <w:numId w:val="1021"/>
         </w:numPr>
       </w:pPr>
       <w:r>
@@ -5635,9 +7111,9 @@
         <w:t xml:space="preserve">and comes back without restarting anything.</w:t>
       </w:r>
     </w:p>
-    <w:bookmarkEnd w:id="970"/>
-    <w:bookmarkEnd w:id="971"/>
-    <w:bookmarkStart w:id="981" w:name="X55ceee7d0c7930c28d00febe5fed887720a8ff8"/>
+    <w:bookmarkEnd w:id="988"/>
+    <w:bookmarkEnd w:id="989"/>
+    <w:bookmarkStart w:id="999" w:name="X55ceee7d0c7930c28d00febe5fed887720a8ff8"/>
     <w:p>
       <w:pPr>
         <w:pStyle w:val="Heading3"/>
@@ -5709,7 +7185,7 @@
       <w:r>
         <w:t xml:space="preserve"> </w:t>
       </w:r>
-      <w:hyperlink r:id="rId972">
+      <w:hyperlink r:id="rId990">
         <w:r>
           <w:rPr>
             <w:rStyle w:val="Hyperlink"/>
@@ -5721,7 +7197,7 @@
         <w:t xml:space="preserve">.</w:t>
       </w:r>
     </w:p>
-    <w:bookmarkStart w:id="973" w:name="page-default"/>
+    <w:bookmarkStart w:id="991" w:name="page-default"/>
     <w:p>
       <w:pPr>
         <w:pStyle w:val="Heading4"/>
@@ -5821,8 +7297,8 @@
         <w:t xml:space="preserve">---</w:t>
       </w:r>
     </w:p>
-    <w:bookmarkEnd w:id="973"/>
-    <w:bookmarkStart w:id="974" w:name="assignment"/>
+    <w:bookmarkEnd w:id="991"/>
+    <w:bookmarkStart w:id="992" w:name="assignment"/>
     <w:p>
       <w:pPr>
         <w:pStyle w:val="Heading4"/>
@@ -6084,8 +7560,8 @@
         <w:t xml:space="preserve">---</w:t>
       </w:r>
     </w:p>
-    <w:bookmarkEnd w:id="974"/>
-    <w:bookmarkStart w:id="975" w:name="discussion"/>
+    <w:bookmarkEnd w:id="992"/>
+    <w:bookmarkStart w:id="993" w:name="discussion"/>
     <w:p>
       <w:pPr>
         <w:pStyle w:val="Heading4"/>
@@ -6360,8 +7836,8 @@
         <w:t xml:space="preserve">tool never touches that assignment, so setting those fields here does nothing.</w:t>
       </w:r>
     </w:p>
-    <w:bookmarkEnd w:id="975"/>
-    <w:bookmarkStart w:id="976" w:name="external-url"/>
+    <w:bookmarkEnd w:id="993"/>
+    <w:bookmarkStart w:id="994" w:name="external-url"/>
     <w:p>
       <w:pPr>
         <w:pStyle w:val="Heading4"/>
@@ -6461,8 +7937,8 @@
         <w:t xml:space="preserve">---</w:t>
       </w:r>
     </w:p>
-    <w:bookmarkEnd w:id="976"/>
-    <w:bookmarkStart w:id="977" w:name="file"/>
+    <w:bookmarkEnd w:id="994"/>
+    <w:bookmarkStart w:id="995" w:name="file"/>
     <w:p>
       <w:pPr>
         <w:pStyle w:val="Heading4"/>
@@ -6705,8 +8181,8 @@
         <w:t xml:space="preserve">item it finds in the wrapper shape.</w:t>
       </w:r>
     </w:p>
-    <w:bookmarkEnd w:id="977"/>
-    <w:bookmarkStart w:id="978" w:name="quiz"/>
+    <w:bookmarkEnd w:id="995"/>
+    <w:bookmarkStart w:id="996" w:name="quiz"/>
     <w:p>
       <w:pPr>
         <w:pStyle w:val="Heading4"/>
@@ -6859,8 +8335,8 @@
         <w:t xml:space="preserve">can be rebuilt from it rather than from memory.</w:t>
       </w:r>
     </w:p>
-    <w:bookmarkEnd w:id="978"/>
-    <w:bookmarkStart w:id="979" w:name="external-tool-lti"/>
+    <w:bookmarkEnd w:id="996"/>
+    <w:bookmarkStart w:id="997" w:name="external-tool-lti"/>
     <w:p>
       <w:pPr>
         <w:pStyle w:val="Heading4"/>
@@ -7058,8 +8534,8 @@
         <w:t xml:space="preserve">.</w:t>
       </w:r>
     </w:p>
-    <w:bookmarkEnd w:id="979"/>
-    <w:bookmarkStart w:id="980" w:name="try-it-5"/>
+    <w:bookmarkEnd w:id="997"/>
+    <w:bookmarkStart w:id="998" w:name="try-it-7"/>
     <w:p>
       <w:pPr>
         <w:pStyle w:val="Heading4"/>
@@ -7152,10 +8628,10 @@
         <w:t xml:space="preserve">changes to match.</w:t>
       </w:r>
     </w:p>
-    <w:bookmarkEnd w:id="980"/>
-    <w:bookmarkEnd w:id="981"/>
-    <w:bookmarkEnd w:id="982"/>
-    <w:bookmarkStart w:id="992" w:name="Xbff5336f990235312a0963a8caa60e2dcf1981e"/>
+    <w:bookmarkEnd w:id="998"/>
+    <w:bookmarkEnd w:id="999"/>
+    <w:bookmarkEnd w:id="1000"/>
+    <w:bookmarkStart w:id="1010" w:name="Xbff5336f990235312a0963a8caa60e2dcf1981e"/>
     <w:p>
       <w:pPr>
         <w:pStyle w:val="Heading2"/>
@@ -7184,7 +8660,7 @@
         <w:t xml:space="preserve">files for you, so you never rename anything by hand to close a gap.</w:t>
       </w:r>
     </w:p>
-    <w:bookmarkStart w:id="983" w:name="creating"/>
+    <w:bookmarkStart w:id="1001" w:name="creating"/>
     <w:p>
       <w:pPr>
         <w:pStyle w:val="Heading3"/>
@@ -7285,8 +8761,8 @@
         <w:t xml:space="preserve">afterwards, which is the next section.</w:t>
       </w:r>
     </w:p>
-    <w:bookmarkEnd w:id="983"/>
-    <w:bookmarkStart w:id="984" w:name="reordering"/>
+    <w:bookmarkEnd w:id="1001"/>
+    <w:bookmarkStart w:id="1002" w:name="reordering"/>
     <w:p>
       <w:pPr>
         <w:pStyle w:val="Heading3"/>
@@ -7358,8 +8834,8 @@
         <w:t xml:space="preserve">room.</w:t>
       </w:r>
     </w:p>
-    <w:bookmarkEnd w:id="984"/>
-    <w:bookmarkStart w:id="985" w:name="renaming"/>
+    <w:bookmarkEnd w:id="1002"/>
+    <w:bookmarkStart w:id="1003" w:name="renaming"/>
     <w:p>
       <w:pPr>
         <w:pStyle w:val="Heading3"/>
@@ -7444,8 +8920,8 @@
         <w:t xml:space="preserve">.</w:t>
       </w:r>
     </w:p>
-    <w:bookmarkEnd w:id="985"/>
-    <w:bookmarkStart w:id="986" w:name="deleting"/>
+    <w:bookmarkEnd w:id="1003"/>
+    <w:bookmarkStart w:id="1004" w:name="deleting"/>
     <w:p>
       <w:pPr>
         <w:pStyle w:val="Heading3"/>
@@ -7533,8 +9009,8 @@
         <w:t xml:space="preserve">course, listed as orphaned in every report, until you prune it.</w:t>
       </w:r>
     </w:p>
-    <w:bookmarkEnd w:id="986"/>
-    <w:bookmarkStart w:id="987" w:name="moving-to-another-module"/>
+    <w:bookmarkEnd w:id="1004"/>
+    <w:bookmarkStart w:id="1005" w:name="moving-to-another-module"/>
     <w:p>
       <w:pPr>
         <w:pStyle w:val="Heading3"/>
@@ -7576,8 +9052,8 @@
         <w:t xml:space="preserve">too, always into the module root, because subsections never nest.</w:t>
       </w:r>
     </w:p>
-    <w:bookmarkEnd w:id="987"/>
-    <w:bookmarkStart w:id="988" w:name="merging-two-items"/>
+    <w:bookmarkEnd w:id="1005"/>
+    <w:bookmarkStart w:id="1006" w:name="merging-two-items"/>
     <w:p>
       <w:pPr>
         <w:pStyle w:val="Heading3"/>
@@ -7690,8 +9166,8 @@
         <w:t xml:space="preserve">it.</w:t>
       </w:r>
     </w:p>
-    <w:bookmarkEnd w:id="988"/>
-    <w:bookmarkStart w:id="989" w:name="splitting-an-item"/>
+    <w:bookmarkEnd w:id="1006"/>
+    <w:bookmarkStart w:id="1007" w:name="splitting-an-item"/>
     <w:p>
       <w:pPr>
         <w:pStyle w:val="Heading3"/>
@@ -7733,8 +9209,8 @@
         <w:t xml:space="preserve">the new item a title. Everything below the cursor line moves into it.</w:t>
       </w:r>
     </w:p>
-    <w:bookmarkEnd w:id="989"/>
-    <w:bookmarkStart w:id="990" w:name="from-the-terminal"/>
+    <w:bookmarkEnd w:id="1007"/>
+    <w:bookmarkStart w:id="1008" w:name="from-the-terminal"/>
     <w:p>
       <w:pPr>
         <w:pStyle w:val="Heading3"/>
@@ -8211,8 +9687,8 @@
         <w:t xml:space="preserve">for the flags a command takes.</w:t>
       </w:r>
     </w:p>
-    <w:bookmarkEnd w:id="990"/>
-    <w:bookmarkStart w:id="991" w:name="try-it-6"/>
+    <w:bookmarkEnd w:id="1008"/>
+    <w:bookmarkStart w:id="1009" w:name="try-it-8"/>
     <w:p>
       <w:pPr>
         <w:pStyle w:val="Heading3"/>
@@ -8226,7 +9702,7 @@
         <w:pStyle w:val="Compact"/>
         <w:numPr>
           <w:ilvl w:val="0"/>
-          <w:numId w:val="1017"/>
+          <w:numId w:val="1022"/>
         </w:numPr>
       </w:pPr>
       <w:r>
@@ -8244,7 +9720,7 @@
         <w:pStyle w:val="Compact"/>
         <w:numPr>
           <w:ilvl w:val="0"/>
-          <w:numId w:val="1017"/>
+          <w:numId w:val="1022"/>
         </w:numPr>
       </w:pPr>
       <w:r>
@@ -8286,9 +9762,9 @@
         <w:t xml:space="preserve">both commands as they finished.</w:t>
       </w:r>
     </w:p>
-    <w:bookmarkEnd w:id="991"/>
-    <w:bookmarkEnd w:id="992"/>
-    <w:bookmarkStart w:id="1005" w:name="sec-01-getting-started-07-git-workflow"/>
+    <w:bookmarkEnd w:id="1009"/>
+    <w:bookmarkEnd w:id="1010"/>
+    <w:bookmarkStart w:id="1022" w:name="sec-01-getting-started-07-git-workflow"/>
     <w:p>
       <w:pPr>
         <w:pStyle w:val="Heading2"/>
@@ -8328,12 +9804,43 @@
         <w:pStyle w:val="BodyText"/>
       </w:pPr>
       <w:r>
-        <w:t xml:space="preserve">If you still need to set up Git or GitHub, work through the</w:t>
-      </w:r>
-      <w:r>
-        <w:t xml:space="preserve"> </w:t>
-      </w:r>
-      <w:hyperlink r:id="rId993">
+        <w:t xml:space="preserve">If you still need any of those, go back to</w:t>
+      </w:r>
+      <w:r>
+        <w:t xml:space="preserve"> </w:t>
+      </w:r>
+      <w:hyperlink w:anchor="Xc6075ba968b51923ac58eea0a36a8cf3364eedb">
+        <w:r>
+          <w:rPr>
+            <w:rStyle w:val="Hyperlink"/>
+          </w:rPr>
+          <w:t xml:space="preserve">What You Need</w:t>
+        </w:r>
+      </w:hyperlink>
+      <w:r>
+        <w:t xml:space="preserve"> </w:t>
+      </w:r>
+      <w:r>
+        <w:t xml:space="preserve">and</w:t>
+      </w:r>
+      <w:r>
+        <w:t xml:space="preserve"> </w:t>
+      </w:r>
+      <w:hyperlink w:anchor="Xaa53802a2e6682cb1c72049d1a34718dbb58a79">
+        <w:r>
+          <w:rPr>
+            <w:rStyle w:val="Hyperlink"/>
+          </w:rPr>
+          <w:t xml:space="preserve">Your Course Project</w:t>
+        </w:r>
+      </w:hyperlink>
+      <w:r>
+        <w:t xml:space="preserve">. The</w:t>
+      </w:r>
+      <w:r>
+        <w:t xml:space="preserve"> </w:t>
+      </w:r>
+      <w:hyperlink r:id="rId1011">
         <w:r>
           <w:rPr>
             <w:rStyle w:val="Hyperlink"/>
@@ -8345,10 +9852,10 @@
         <w:t xml:space="preserve"> </w:t>
       </w:r>
       <w:r>
-        <w:t xml:space="preserve">first.</w:t>
-      </w:r>
-    </w:p>
-    <w:bookmarkStart w:id="994" w:name="saving-your-work"/>
+        <w:t xml:space="preserve">explains what git is doing underneath.</w:t>
+      </w:r>
+    </w:p>
+    <w:bookmarkStart w:id="1012" w:name="saving-your-work"/>
     <w:p>
       <w:pPr>
         <w:pStyle w:val="Heading3"/>
@@ -8420,7 +9927,7 @@
         <w:pStyle w:val="Compact"/>
         <w:numPr>
           <w:ilvl w:val="0"/>
-          <w:numId w:val="1018"/>
+          <w:numId w:val="1023"/>
         </w:numPr>
       </w:pPr>
       <w:r>
@@ -8448,7 +9955,7 @@
         <w:pStyle w:val="Compact"/>
         <w:numPr>
           <w:ilvl w:val="0"/>
-          <w:numId w:val="1018"/>
+          <w:numId w:val="1023"/>
         </w:numPr>
       </w:pPr>
       <w:r>
@@ -8540,7 +10047,7 @@
         <w:pStyle w:val="Compact"/>
         <w:numPr>
           <w:ilvl w:val="0"/>
-          <w:numId w:val="1018"/>
+          <w:numId w:val="1023"/>
         </w:numPr>
       </w:pPr>
       <w:r>
@@ -8607,7 +10114,7 @@
         <w:pStyle w:val="Compact"/>
         <w:numPr>
           <w:ilvl w:val="0"/>
-          <w:numId w:val="1018"/>
+          <w:numId w:val="1023"/>
         </w:numPr>
       </w:pPr>
       <w:r>
@@ -8689,8 +10196,8 @@
         <w:t xml:space="preserve">only want to commit two of them right now, stage those two.</w:t>
       </w:r>
     </w:p>
-    <w:bookmarkEnd w:id="994"/>
-    <w:bookmarkStart w:id="995" w:name="from-the-terminal-1"/>
+    <w:bookmarkEnd w:id="1012"/>
+    <w:bookmarkStart w:id="1013" w:name="from-the-terminal-1"/>
     <w:p>
       <w:pPr>
         <w:pStyle w:val="Heading3"/>
@@ -8827,7 +10334,7 @@
         <w:pStyle w:val="Compact"/>
         <w:numPr>
           <w:ilvl w:val="0"/>
-          <w:numId w:val="1019"/>
+          <w:numId w:val="1024"/>
         </w:numPr>
       </w:pPr>
       <w:r>
@@ -8842,7 +10349,7 @@
         <w:pStyle w:val="Compact"/>
         <w:numPr>
           <w:ilvl w:val="0"/>
-          <w:numId w:val="1019"/>
+          <w:numId w:val="1024"/>
         </w:numPr>
       </w:pPr>
       <w:r>
@@ -8857,7 +10364,7 @@
         <w:pStyle w:val="Compact"/>
         <w:numPr>
           <w:ilvl w:val="0"/>
-          <w:numId w:val="1019"/>
+          <w:numId w:val="1024"/>
         </w:numPr>
       </w:pPr>
       <w:r>
@@ -8867,8 +10374,8 @@
         <w:t xml:space="preserve">Reorganise module 3 into subsections</w:t>
       </w:r>
     </w:p>
-    <w:bookmarkEnd w:id="995"/>
-    <w:bookmarkStart w:id="996" w:name="the-canvas-sync-file"/>
+    <w:bookmarkEnd w:id="1013"/>
+    <w:bookmarkStart w:id="1014" w:name="the-canvas-sync-file"/>
     <w:p>
       <w:pPr>
         <w:pStyle w:val="Heading3"/>
@@ -8920,8 +10427,8 @@
         <w:t xml:space="preserve">explains why.</w:t>
       </w:r>
     </w:p>
-    <w:bookmarkEnd w:id="996"/>
-    <w:bookmarkStart w:id="997" w:name="viewing-history-and-getting-things-back"/>
+    <w:bookmarkEnd w:id="1014"/>
+    <w:bookmarkStart w:id="1015" w:name="viewing-history-and-getting-things-back"/>
     <w:p>
       <w:pPr>
         <w:pStyle w:val="Heading3"/>
@@ -8949,7 +10456,7 @@
         <w:pStyle w:val="Compact"/>
         <w:numPr>
           <w:ilvl w:val="0"/>
-          <w:numId w:val="1020"/>
+          <w:numId w:val="1025"/>
         </w:numPr>
       </w:pPr>
       <w:r>
@@ -8983,7 +10490,7 @@
         <w:pStyle w:val="Compact"/>
         <w:numPr>
           <w:ilvl w:val="0"/>
-          <w:numId w:val="1020"/>
+          <w:numId w:val="1025"/>
         </w:numPr>
       </w:pPr>
       <w:r>
@@ -9033,7 +10540,7 @@
         <w:pStyle w:val="Compact"/>
         <w:numPr>
           <w:ilvl w:val="0"/>
-          <w:numId w:val="1020"/>
+          <w:numId w:val="1025"/>
         </w:numPr>
       </w:pPr>
       <w:r>
@@ -9158,8 +10665,8 @@
         <w:t xml:space="preserve">commit the change as usual.</w:t>
       </w:r>
     </w:p>
-    <w:bookmarkEnd w:id="997"/>
-    <w:bookmarkStart w:id="999" w:name="keep-your-repository-private"/>
+    <w:bookmarkEnd w:id="1015"/>
+    <w:bookmarkStart w:id="1016" w:name="keep-your-repository-private"/>
     <w:p>
       <w:pPr>
         <w:pStyle w:val="Heading3"/>
@@ -9294,7 +10801,7 @@
       <w:r>
         <w:t xml:space="preserve"> </w:t>
       </w:r>
-      <w:hyperlink r:id="rId998">
+      <w:hyperlink r:id="rId934">
         <w:r>
           <w:rPr>
             <w:rStyle w:val="Hyperlink"/>
@@ -9306,8 +10813,8 @@
         <w:t xml:space="preserve">.</w:t>
       </w:r>
     </w:p>
-    <w:bookmarkEnd w:id="999"/>
-    <w:bookmarkStart w:id="1004" w:name="try-it-7"/>
+    <w:bookmarkEnd w:id="1016"/>
+    <w:bookmarkStart w:id="1021" w:name="try-it-9"/>
     <w:p>
       <w:pPr>
         <w:pStyle w:val="Heading3"/>
@@ -9321,7 +10828,7 @@
         <w:pStyle w:val="Compact"/>
         <w:numPr>
           <w:ilvl w:val="0"/>
-          <w:numId w:val="1021"/>
+          <w:numId w:val="1026"/>
         </w:numPr>
       </w:pPr>
       <w:r>
@@ -9333,7 +10840,7 @@
         <w:pStyle w:val="Compact"/>
         <w:numPr>
           <w:ilvl w:val="0"/>
-          <w:numId w:val="1021"/>
+          <w:numId w:val="1026"/>
         </w:numPr>
       </w:pPr>
       <w:r>
@@ -9393,7 +10900,7 @@
         <w:pStyle w:val="Compact"/>
         <w:numPr>
           <w:ilvl w:val="0"/>
-          <w:numId w:val="1021"/>
+          <w:numId w:val="1026"/>
         </w:numPr>
       </w:pPr>
       <w:r>
@@ -9450,10 +10957,10 @@
         <w:pStyle w:val="Compact"/>
         <w:numPr>
           <w:ilvl w:val="0"/>
-          <w:numId w:val="1022"/>
+          <w:numId w:val="1027"/>
         </w:numPr>
       </w:pPr>
-      <w:hyperlink r:id="rId1000">
+      <w:hyperlink r:id="rId1017">
         <w:r>
           <w:rPr>
             <w:rStyle w:val="Hyperlink"/>
@@ -9476,10 +10983,10 @@
         <w:pStyle w:val="Compact"/>
         <w:numPr>
           <w:ilvl w:val="0"/>
-          <w:numId w:val="1022"/>
+          <w:numId w:val="1027"/>
         </w:numPr>
       </w:pPr>
-      <w:hyperlink r:id="rId1001">
+      <w:hyperlink r:id="rId1018">
         <w:r>
           <w:rPr>
             <w:rStyle w:val="Hyperlink"/>
@@ -9502,10 +11009,10 @@
         <w:pStyle w:val="Compact"/>
         <w:numPr>
           <w:ilvl w:val="0"/>
-          <w:numId w:val="1022"/>
+          <w:numId w:val="1027"/>
         </w:numPr>
       </w:pPr>
-      <w:hyperlink r:id="rId1002">
+      <w:hyperlink r:id="rId1019">
         <w:r>
           <w:rPr>
             <w:rStyle w:val="Hyperlink"/>
@@ -9528,10 +11035,10 @@
         <w:pStyle w:val="Compact"/>
         <w:numPr>
           <w:ilvl w:val="0"/>
-          <w:numId w:val="1022"/>
+          <w:numId w:val="1027"/>
         </w:numPr>
       </w:pPr>
-      <w:hyperlink r:id="rId1003">
+      <w:hyperlink r:id="rId1020">
         <w:r>
           <w:rPr>
             <w:rStyle w:val="Hyperlink"/>
@@ -9543,9 +11050,9 @@
         <w:t xml:space="preserve">: a game that teaches Git through puzzles</w:t>
       </w:r>
     </w:p>
-    <w:bookmarkEnd w:id="1004"/>
-    <w:bookmarkEnd w:id="1005"/>
-    <w:bookmarkStart w:id="1040" w:name="sec-01-getting-started-08-publishing"/>
+    <w:bookmarkEnd w:id="1021"/>
+    <w:bookmarkEnd w:id="1022"/>
+    <w:bookmarkStart w:id="1057" w:name="sec-01-getting-started-08-publishing"/>
     <w:p>
       <w:pPr>
         <w:pStyle w:val="Heading2"/>
@@ -9554,7 +11061,7 @@
         <w:t xml:space="preserve">Publishing</w:t>
       </w:r>
     </w:p>
-    <w:bookmarkStart w:id="1007" w:name="X318aee6bc706b29852abb41a60ab97dcca5b16d"/>
+    <w:bookmarkStart w:id="1024" w:name="X318aee6bc706b29852abb41a60ab97dcca5b16d"/>
     <w:p>
       <w:pPr>
         <w:pStyle w:val="Heading3"/>
@@ -9588,7 +11095,7 @@
         <w:pStyle w:val="Compact"/>
         <w:numPr>
           <w:ilvl w:val="0"/>
-          <w:numId w:val="1023"/>
+          <w:numId w:val="1028"/>
         </w:numPr>
       </w:pPr>
       <w:r>
@@ -9622,7 +11129,7 @@
         <w:pStyle w:val="Compact"/>
         <w:numPr>
           <w:ilvl w:val="0"/>
-          <w:numId w:val="1023"/>
+          <w:numId w:val="1028"/>
         </w:numPr>
       </w:pPr>
       <w:r>
@@ -9650,7 +11157,7 @@
         <w:pStyle w:val="Compact"/>
         <w:numPr>
           <w:ilvl w:val="0"/>
-          <w:numId w:val="1023"/>
+          <w:numId w:val="1028"/>
         </w:numPr>
       </w:pPr>
       <w:r>
@@ -9687,7 +11194,7 @@
         <w:t xml:space="preserve">is the one that can lose work.</w:t>
       </w:r>
     </w:p>
-    <w:bookmarkStart w:id="1006" w:name="try-it-8"/>
+    <w:bookmarkStart w:id="1023" w:name="try-it-10"/>
     <w:p>
       <w:pPr>
         <w:pStyle w:val="Heading4"/>
@@ -9786,9 +11293,9 @@
         <w:t xml:space="preserve">naming a broken link.</w:t>
       </w:r>
     </w:p>
-    <w:bookmarkEnd w:id="1006"/>
-    <w:bookmarkEnd w:id="1007"/>
-    <w:bookmarkStart w:id="1011" w:name="Xc247b15932c0617631079dbe06fa8deb895e901"/>
+    <w:bookmarkEnd w:id="1023"/>
+    <w:bookmarkEnd w:id="1024"/>
+    <w:bookmarkStart w:id="1028" w:name="Xc247b15932c0617631079dbe06fa8deb895e901"/>
     <w:p>
       <w:pPr>
         <w:pStyle w:val="Heading3"/>
@@ -9811,7 +11318,7 @@
         <w:t xml:space="preserve">takes one setting on GitHub and no command at all.</w:t>
       </w:r>
     </w:p>
-    <w:bookmarkStart w:id="1009" w:name="switching-it-on"/>
+    <w:bookmarkStart w:id="1026" w:name="switching-it-on"/>
     <w:p>
       <w:pPr>
         <w:pStyle w:val="Heading4"/>
@@ -10037,7 +11544,7 @@
       <w:r>
         <w:t xml:space="preserve"> </w:t>
       </w:r>
-      <w:hyperlink r:id="rId1008">
+      <w:hyperlink r:id="rId1025">
         <w:r>
           <w:rPr>
             <w:rStyle w:val="Hyperlink"/>
@@ -10052,8 +11559,8 @@
         <w:t xml:space="preserve">has the details and the failures worth knowing.</w:t>
       </w:r>
     </w:p>
-    <w:bookmarkEnd w:id="1009"/>
-    <w:bookmarkStart w:id="1010" w:name="try-it-9"/>
+    <w:bookmarkEnd w:id="1026"/>
+    <w:bookmarkStart w:id="1027" w:name="try-it-11"/>
     <w:p>
       <w:pPr>
         <w:pStyle w:val="Heading4"/>
@@ -10067,7 +11574,7 @@
         <w:pStyle w:val="Compact"/>
         <w:numPr>
           <w:ilvl w:val="0"/>
-          <w:numId w:val="1024"/>
+          <w:numId w:val="1029"/>
         </w:numPr>
       </w:pPr>
       <w:r>
@@ -10121,7 +11628,7 @@
         <w:pStyle w:val="Compact"/>
         <w:numPr>
           <w:ilvl w:val="0"/>
-          <w:numId w:val="1024"/>
+          <w:numId w:val="1029"/>
         </w:numPr>
       </w:pPr>
       <w:r>
@@ -10177,7 +11684,7 @@
         <w:pStyle w:val="Compact"/>
         <w:numPr>
           <w:ilvl w:val="0"/>
-          <w:numId w:val="1024"/>
+          <w:numId w:val="1029"/>
         </w:numPr>
       </w:pPr>
       <w:r>
@@ -10243,9 +11750,9 @@
         <w:t xml:space="preserve">page.</w:t>
       </w:r>
     </w:p>
-    <w:bookmarkEnd w:id="1010"/>
-    <w:bookmarkEnd w:id="1011"/>
-    <w:bookmarkStart w:id="1021" w:name="Xfb0368d9c017ae97effa85137b216db1c65b88a"/>
+    <w:bookmarkEnd w:id="1027"/>
+    <w:bookmarkEnd w:id="1028"/>
+    <w:bookmarkStart w:id="1038" w:name="Xfb0368d9c017ae97effa85137b216db1c65b88a"/>
     <w:p>
       <w:pPr>
         <w:pStyle w:val="Heading3"/>
@@ -10323,7 +11830,7 @@
         <w:t xml:space="preserve">handout, so you never have to list them again.</w:t>
       </w:r>
     </w:p>
-    <w:bookmarkStart w:id="1014" w:name="what-you-need"/>
+    <w:bookmarkStart w:id="1031" w:name="what-you-need"/>
     <w:p>
       <w:pPr>
         <w:pStyle w:val="Heading4"/>
@@ -10388,7 +11895,7 @@
       <w:r>
         <w:t xml:space="preserve"> </w:t>
       </w:r>
-      <w:hyperlink r:id="rId1012">
+      <w:hyperlink r:id="rId1029">
         <w:r>
           <w:rPr>
             <w:rStyle w:val="Hyperlink"/>
@@ -10414,7 +11921,7 @@
         <w:pStyle w:val="Compact"/>
         <w:numPr>
           <w:ilvl w:val="0"/>
-          <w:numId w:val="1025"/>
+          <w:numId w:val="1030"/>
         </w:numPr>
       </w:pPr>
       <w:r>
@@ -10512,7 +12019,7 @@
         <w:pStyle w:val="Compact"/>
         <w:numPr>
           <w:ilvl w:val="0"/>
-          <w:numId w:val="1025"/>
+          <w:numId w:val="1030"/>
         </w:numPr>
       </w:pPr>
       <w:r>
@@ -10555,7 +12062,7 @@
         <w:pStyle w:val="Compact"/>
         <w:numPr>
           <w:ilvl w:val="0"/>
-          <w:numId w:val="1025"/>
+          <w:numId w:val="1030"/>
         </w:numPr>
       </w:pPr>
       <w:r>
@@ -10642,7 +12149,7 @@
         <w:pStyle w:val="Compact"/>
         <w:numPr>
           <w:ilvl w:val="0"/>
-          <w:numId w:val="1026"/>
+          <w:numId w:val="1031"/>
         </w:numPr>
       </w:pPr>
       <w:r>
@@ -10661,7 +12168,7 @@
       <w:r>
         <w:t xml:space="preserve"> </w:t>
       </w:r>
-      <w:hyperlink r:id="rId1013">
+      <w:hyperlink r:id="rId1030">
         <w:r>
           <w:rPr>
             <w:rStyle w:val="Hyperlink"/>
@@ -10702,7 +12209,7 @@
         <w:pStyle w:val="Compact"/>
         <w:numPr>
           <w:ilvl w:val="0"/>
-          <w:numId w:val="1026"/>
+          <w:numId w:val="1031"/>
         </w:numPr>
       </w:pPr>
       <w:r>
@@ -10751,7 +12258,7 @@
         <w:pStyle w:val="Compact"/>
         <w:numPr>
           <w:ilvl w:val="0"/>
-          <w:numId w:val="1026"/>
+          <w:numId w:val="1031"/>
         </w:numPr>
       </w:pPr>
       <w:r>
@@ -10824,8 +12331,8 @@
         <w:t xml:space="preserve">Typst genuinely needs a package manager there.</w:t>
       </w:r>
     </w:p>
-    <w:bookmarkEnd w:id="1014"/>
-    <w:bookmarkStart w:id="1015" w:name="exporting"/>
+    <w:bookmarkEnd w:id="1031"/>
+    <w:bookmarkStart w:id="1032" w:name="exporting"/>
     <w:p>
       <w:pPr>
         <w:pStyle w:val="Heading4"/>
@@ -10839,7 +12346,7 @@
         <w:pStyle w:val="Compact"/>
         <w:numPr>
           <w:ilvl w:val="0"/>
-          <w:numId w:val="1027"/>
+          <w:numId w:val="1032"/>
         </w:numPr>
       </w:pPr>
       <w:r>
@@ -10900,7 +12407,7 @@
         <w:pStyle w:val="Compact"/>
         <w:numPr>
           <w:ilvl w:val="0"/>
-          <w:numId w:val="1027"/>
+          <w:numId w:val="1032"/>
         </w:numPr>
       </w:pPr>
       <w:r>
@@ -10949,7 +12456,7 @@
         <w:pStyle w:val="Compact"/>
         <w:numPr>
           <w:ilvl w:val="0"/>
-          <w:numId w:val="1027"/>
+          <w:numId w:val="1032"/>
         </w:numPr>
       </w:pPr>
       <w:r>
@@ -11109,7 +12616,7 @@
         <w:rPr>
           <w:rStyle w:val="NormalTok"/>
         </w:rPr>
-        <w:t xml:space="preserve"> course export course/01-getting-started/03-vs-code.md  </w:t>
+        <w:t xml:space="preserve"> course export course/01-getting-started/07-git-workflow.md  </w:t>
       </w:r>
       <w:r>
         <w:rPr>
@@ -11250,8 +12757,8 @@
         <w:t xml:space="preserve"># Word, not PDF</w:t>
       </w:r>
     </w:p>
-    <w:bookmarkEnd w:id="1015"/>
-    <w:bookmarkStart w:id="1016" w:name="where-your-files-go"/>
+    <w:bookmarkEnd w:id="1032"/>
+    <w:bookmarkStart w:id="1033" w:name="where-your-files-go"/>
     <w:p>
       <w:pPr>
         <w:pStyle w:val="Heading4"/>
@@ -11325,8 +12832,8 @@
         <w:t xml:space="preserve">the module’s own name, with the course name under it on the cover.</w:t>
       </w:r>
     </w:p>
-    <w:bookmarkEnd w:id="1016"/>
-    <w:bookmarkStart w:id="1019" w:name="changing-how-exports-look"/>
+    <w:bookmarkEnd w:id="1033"/>
+    <w:bookmarkStart w:id="1036" w:name="changing-how-exports-look"/>
     <w:p>
       <w:pPr>
         <w:pStyle w:val="Heading4"/>
@@ -11432,7 +12939,7 @@
       <w:r>
         <w:t xml:space="preserve"> </w:t>
       </w:r>
-      <w:hyperlink r:id="rId1017">
+      <w:hyperlink r:id="rId1034">
         <w:r>
           <w:rPr>
             <w:rStyle w:val="Hyperlink"/>
@@ -11449,7 +12956,7 @@
       <w:r>
         <w:t xml:space="preserve"> </w:t>
       </w:r>
-      <w:hyperlink r:id="rId1018">
+      <w:hyperlink r:id="rId1035">
         <w:r>
           <w:rPr>
             <w:rStyle w:val="Hyperlink"/>
@@ -11512,8 +13019,8 @@
         <w:t xml:space="preserve">a file item, which is how a student downloads a handout.</w:t>
       </w:r>
     </w:p>
-    <w:bookmarkEnd w:id="1019"/>
-    <w:bookmarkStart w:id="1020" w:name="try-it-10"/>
+    <w:bookmarkEnd w:id="1036"/>
+    <w:bookmarkStart w:id="1037" w:name="try-it-12"/>
     <w:p>
       <w:pPr>
         <w:pStyle w:val="Heading4"/>
@@ -11527,7 +13034,7 @@
         <w:pStyle w:val="Compact"/>
         <w:numPr>
           <w:ilvl w:val="0"/>
-          <w:numId w:val="1028"/>
+          <w:numId w:val="1033"/>
         </w:numPr>
       </w:pPr>
       <w:r>
@@ -11539,7 +13046,7 @@
         <w:pStyle w:val="Compact"/>
         <w:numPr>
           <w:ilvl w:val="0"/>
-          <w:numId w:val="1028"/>
+          <w:numId w:val="1033"/>
         </w:numPr>
       </w:pPr>
       <w:r>
@@ -11634,9 +13141,9 @@
         <w:t xml:space="preserve">.</w:t>
       </w:r>
     </w:p>
-    <w:bookmarkEnd w:id="1020"/>
-    <w:bookmarkEnd w:id="1021"/>
-    <w:bookmarkStart w:id="1027" w:name="X1ab1b721f0f6210e608b05d17dfca68f3dda9a2"/>
+    <w:bookmarkEnd w:id="1037"/>
+    <w:bookmarkEnd w:id="1038"/>
+    <w:bookmarkStart w:id="1044" w:name="X1ab1b721f0f6210e608b05d17dfca68f3dda9a2"/>
     <w:p>
       <w:pPr>
         <w:pStyle w:val="Heading3"/>
@@ -11659,7 +13166,7 @@
         <w:t xml:space="preserve">page before the page that shows you how.</w:t>
       </w:r>
     </w:p>
-    <w:bookmarkStart w:id="1022" w:name="treat-every-delete-as-final"/>
+    <w:bookmarkStart w:id="1039" w:name="treat-every-delete-as-final"/>
     <w:p>
       <w:pPr>
         <w:pStyle w:val="Heading4"/>
@@ -11981,8 +13488,8 @@
         <w:t xml:space="preserve">screen.</w:t>
       </w:r>
     </w:p>
-    <w:bookmarkEnd w:id="1022"/>
-    <w:bookmarkStart w:id="1023" w:name="what-push-actually-does"/>
+    <w:bookmarkEnd w:id="1039"/>
+    <w:bookmarkStart w:id="1040" w:name="what-push-actually-does"/>
     <w:p>
       <w:pPr>
         <w:pStyle w:val="Heading4"/>
@@ -12013,7 +13520,7 @@
         <w:pStyle w:val="Compact"/>
         <w:numPr>
           <w:ilvl w:val="0"/>
-          <w:numId w:val="1029"/>
+          <w:numId w:val="1034"/>
         </w:numPr>
       </w:pPr>
       <w:r>
@@ -12031,7 +13538,7 @@
         <w:pStyle w:val="Compact"/>
         <w:numPr>
           <w:ilvl w:val="0"/>
-          <w:numId w:val="1029"/>
+          <w:numId w:val="1034"/>
         </w:numPr>
       </w:pPr>
       <w:r>
@@ -12049,7 +13556,7 @@
         <w:pStyle w:val="Compact"/>
         <w:numPr>
           <w:ilvl w:val="0"/>
-          <w:numId w:val="1029"/>
+          <w:numId w:val="1034"/>
         </w:numPr>
       </w:pPr>
       <w:r>
@@ -12163,8 +13670,8 @@
         <w:t xml:space="preserve">files are the course. Canvas is where you publish it.</w:t>
       </w:r>
     </w:p>
-    <w:bookmarkEnd w:id="1023"/>
-    <w:bookmarkStart w:id="1024" w:name="the-commands-that-delete"/>
+    <w:bookmarkEnd w:id="1040"/>
+    <w:bookmarkStart w:id="1041" w:name="the-commands-that-delete"/>
     <w:p>
       <w:pPr>
         <w:pStyle w:val="Heading4"/>
@@ -12449,8 +13956,8 @@
         <w:t xml:space="preserve">what the course holds before it asks, so read that line.</w:t>
       </w:r>
     </w:p>
-    <w:bookmarkEnd w:id="1024"/>
-    <w:bookmarkStart w:id="1025" w:name="two-habits-worth-forming"/>
+    <w:bookmarkEnd w:id="1041"/>
+    <w:bookmarkStart w:id="1042" w:name="two-habits-worth-forming"/>
     <w:p>
       <w:pPr>
         <w:pStyle w:val="Heading4"/>
@@ -12464,7 +13971,7 @@
         <w:pStyle w:val="Compact"/>
         <w:numPr>
           <w:ilvl w:val="0"/>
-          <w:numId w:val="1030"/>
+          <w:numId w:val="1035"/>
         </w:numPr>
       </w:pPr>
       <w:r>
@@ -12507,7 +14014,7 @@
         <w:pStyle w:val="Compact"/>
         <w:numPr>
           <w:ilvl w:val="0"/>
-          <w:numId w:val="1030"/>
+          <w:numId w:val="1035"/>
         </w:numPr>
       </w:pPr>
       <w:r>
@@ -12566,8 +14073,8 @@
         <w:t xml:space="preserve">.)</w:t>
       </w:r>
     </w:p>
-    <w:bookmarkEnd w:id="1025"/>
-    <w:bookmarkStart w:id="1026" w:name="try-it-11"/>
+    <w:bookmarkEnd w:id="1042"/>
+    <w:bookmarkStart w:id="1043" w:name="try-it-13"/>
     <w:p>
       <w:pPr>
         <w:pStyle w:val="Heading4"/>
@@ -12581,7 +14088,7 @@
         <w:pStyle w:val="Compact"/>
         <w:numPr>
           <w:ilvl w:val="0"/>
-          <w:numId w:val="1031"/>
+          <w:numId w:val="1036"/>
         </w:numPr>
       </w:pPr>
       <w:r>
@@ -12593,7 +14100,7 @@
         <w:pStyle w:val="Compact"/>
         <w:numPr>
           <w:ilvl w:val="0"/>
-          <w:numId w:val="1031"/>
+          <w:numId w:val="1036"/>
         </w:numPr>
       </w:pPr>
       <w:r>
@@ -12678,9 +14185,9 @@
         <w:t xml:space="preserve">.</w:t>
       </w:r>
     </w:p>
-    <w:bookmarkEnd w:id="1026"/>
-    <w:bookmarkEnd w:id="1027"/>
-    <w:bookmarkStart w:id="1039" w:name="X2bb55dbf629850e61cb967f6889e3babf08b56c"/>
+    <w:bookmarkEnd w:id="1043"/>
+    <w:bookmarkEnd w:id="1044"/>
+    <w:bookmarkStart w:id="1056" w:name="X2bb55dbf629850e61cb967f6889e3babf08b56c"/>
     <w:p>
       <w:pPr>
         <w:pStyle w:val="Heading3"/>
@@ -12709,7 +14216,7 @@
         <w:t xml:space="preserve">the Coursewright terminal, where you read it and answer what the CLI asks.</w:t>
       </w:r>
     </w:p>
-    <w:bookmarkStart w:id="1029" w:name="connecting-to-canvas"/>
+    <w:bookmarkStart w:id="1046" w:name="connecting-to-canvas"/>
     <w:p>
       <w:pPr>
         <w:pStyle w:val="Heading4"/>
@@ -12762,7 +14269,7 @@
       <w:r>
         <w:t xml:space="preserve"> </w:t>
       </w:r>
-      <w:hyperlink r:id="rId1028">
+      <w:hyperlink r:id="rId1045">
         <w:r>
           <w:rPr>
             <w:rStyle w:val="Hyperlink"/>
@@ -12826,8 +14333,8 @@
         <w:t xml:space="preserve">to your Canvas account. Never commit it to version control.</w:t>
       </w:r>
     </w:p>
-    <w:bookmarkEnd w:id="1029"/>
-    <w:bookmarkStart w:id="1030" w:name="seeing-what-would-change"/>
+    <w:bookmarkEnd w:id="1046"/>
+    <w:bookmarkStart w:id="1047" w:name="seeing-what-would-change"/>
     <w:p>
       <w:pPr>
         <w:pStyle w:val="Heading4"/>
@@ -12948,8 +14455,8 @@
         <w:t xml:space="preserve">one module.</w:t>
       </w:r>
     </w:p>
-    <w:bookmarkEnd w:id="1030"/>
-    <w:bookmarkStart w:id="1031" w:name="pushing"/>
+    <w:bookmarkEnd w:id="1047"/>
+    <w:bookmarkStart w:id="1048" w:name="pushing"/>
     <w:p>
       <w:pPr>
         <w:pStyle w:val="Heading4"/>
@@ -13130,8 +14637,8 @@
         <w:t xml:space="preserve">.</w:t>
       </w:r>
     </w:p>
-    <w:bookmarkEnd w:id="1031"/>
-    <w:bookmarkStart w:id="1033" w:name="commit-the-sync-state"/>
+    <w:bookmarkEnd w:id="1048"/>
+    <w:bookmarkStart w:id="1050" w:name="commit-the-sync-state"/>
     <w:p>
       <w:pPr>
         <w:pStyle w:val="Heading4"/>
@@ -13458,7 +14965,7 @@
       <w:r>
         <w:t xml:space="preserve"> </w:t>
       </w:r>
-      <w:hyperlink r:id="rId1032">
+      <w:hyperlink r:id="rId1049">
         <w:r>
           <w:rPr>
             <w:rStyle w:val="Hyperlink"/>
@@ -13473,8 +14980,8 @@
         <w:t xml:space="preserve">covers the repair.</w:t>
       </w:r>
     </w:p>
-    <w:bookmarkEnd w:id="1033"/>
-    <w:bookmarkStart w:id="1034" w:name="pulling"/>
+    <w:bookmarkEnd w:id="1050"/>
+    <w:bookmarkStart w:id="1051" w:name="pulling"/>
     <w:p>
       <w:pPr>
         <w:pStyle w:val="Heading4"/>
@@ -13618,8 +15125,8 @@
         <w:t xml:space="preserve">the guard off and asks first, and that one is terminal-only.</w:t>
       </w:r>
     </w:p>
-    <w:bookmarkEnd w:id="1034"/>
-    <w:bookmarkStart w:id="1035" w:name="syncing-both-ways"/>
+    <w:bookmarkEnd w:id="1051"/>
+    <w:bookmarkStart w:id="1052" w:name="syncing-both-ways"/>
     <w:p>
       <w:pPr>
         <w:pStyle w:val="Heading4"/>
@@ -13940,8 +15447,8 @@
         <w:t xml:space="preserve">title and tie the two together from then on.</w:t>
       </w:r>
     </w:p>
-    <w:bookmarkEnd w:id="1035"/>
-    <w:bookmarkStart w:id="1037" w:name="from-the-terminal-2"/>
+    <w:bookmarkEnd w:id="1052"/>
+    <w:bookmarkStart w:id="1054" w:name="from-the-terminal-2"/>
     <w:p>
       <w:pPr>
         <w:pStyle w:val="Heading4"/>
@@ -14315,7 +15822,7 @@
       <w:r>
         <w:t xml:space="preserve"> </w:t>
       </w:r>
-      <w:hyperlink r:id="rId1036">
+      <w:hyperlink r:id="rId1053">
         <w:r>
           <w:rPr>
             <w:rStyle w:val="Hyperlink"/>
@@ -14327,8 +15834,8 @@
         <w:t xml:space="preserve">.</w:t>
       </w:r>
     </w:p>
-    <w:bookmarkEnd w:id="1037"/>
-    <w:bookmarkStart w:id="1038" w:name="try-it-12"/>
+    <w:bookmarkEnd w:id="1054"/>
+    <w:bookmarkStart w:id="1055" w:name="try-it-14"/>
     <w:p>
       <w:pPr>
         <w:pStyle w:val="Heading4"/>
@@ -14342,7 +15849,7 @@
         <w:pStyle w:val="Compact"/>
         <w:numPr>
           <w:ilvl w:val="0"/>
-          <w:numId w:val="1032"/>
+          <w:numId w:val="1037"/>
         </w:numPr>
       </w:pPr>
       <w:r>
@@ -14376,7 +15883,7 @@
         <w:pStyle w:val="Compact"/>
         <w:numPr>
           <w:ilvl w:val="0"/>
-          <w:numId w:val="1032"/>
+          <w:numId w:val="1037"/>
         </w:numPr>
       </w:pPr>
       <w:r>
@@ -14407,7 +15914,7 @@
         <w:pStyle w:val="Compact"/>
         <w:numPr>
           <w:ilvl w:val="0"/>
-          <w:numId w:val="1032"/>
+          <w:numId w:val="1037"/>
         </w:numPr>
       </w:pPr>
       <w:r>
@@ -14462,7 +15969,7 @@
         <w:pStyle w:val="Compact"/>
         <w:numPr>
           <w:ilvl w:val="0"/>
-          <w:numId w:val="1032"/>
+          <w:numId w:val="1037"/>
         </w:numPr>
       </w:pPr>
       <w:r>
@@ -14535,10 +16042,10 @@
         <w:t xml:space="preserve">straight there, and status reports nothing left to do.</w:t>
       </w:r>
     </w:p>
-    <w:bookmarkEnd w:id="1038"/>
-    <w:bookmarkEnd w:id="1039"/>
-    <w:bookmarkEnd w:id="1040"/>
-    <w:bookmarkStart w:id="1052" w:name="X022bab867c2f173642b5d36b338a0c42df8cc43"/>
+    <w:bookmarkEnd w:id="1055"/>
+    <w:bookmarkEnd w:id="1056"/>
+    <w:bookmarkEnd w:id="1057"/>
+    <w:bookmarkStart w:id="1069" w:name="X022bab867c2f173642b5d36b338a0c42df8cc43"/>
     <w:p>
       <w:pPr>
         <w:pStyle w:val="Heading2"/>
@@ -14642,7 +16149,7 @@
         <w:t xml:space="preserve">give any of them full context out of the box.</w:t>
       </w:r>
     </w:p>
-    <w:bookmarkStart w:id="1041" w:name="what-are-skills"/>
+    <w:bookmarkStart w:id="1058" w:name="what-are-skills"/>
     <w:p>
       <w:pPr>
         <w:pStyle w:val="Heading3"/>
@@ -14676,7 +16183,7 @@
         <w:pStyle w:val="Compact"/>
         <w:numPr>
           <w:ilvl w:val="0"/>
-          <w:numId w:val="1033"/>
+          <w:numId w:val="1038"/>
         </w:numPr>
       </w:pPr>
       <w:r>
@@ -14697,7 +16204,7 @@
         <w:pStyle w:val="Compact"/>
         <w:numPr>
           <w:ilvl w:val="0"/>
-          <w:numId w:val="1033"/>
+          <w:numId w:val="1038"/>
         </w:numPr>
       </w:pPr>
       <w:r>
@@ -14748,8 +16255,8 @@
         <w:t xml:space="preserve">what each one does and adjust it to fit how you work.</w:t>
       </w:r>
     </w:p>
-    <w:bookmarkEnd w:id="1041"/>
-    <w:bookmarkStart w:id="1044" w:name="goals-first"/>
+    <w:bookmarkEnd w:id="1058"/>
+    <w:bookmarkStart w:id="1061" w:name="goals-first"/>
     <w:p>
       <w:pPr>
         <w:pStyle w:val="Heading3"/>
@@ -14944,7 +16451,7 @@
       <w:r>
         <w:t xml:space="preserve"> </w:t>
       </w:r>
-      <w:hyperlink r:id="rId1042">
+      <w:hyperlink r:id="rId1059">
         <w:r>
           <w:rPr>
             <w:rStyle w:val="Hyperlink"/>
@@ -14964,7 +16471,7 @@
       <w:r>
         <w:t xml:space="preserve"> </w:t>
       </w:r>
-      <w:hyperlink r:id="rId1043">
+      <w:hyperlink r:id="rId1060">
         <w:r>
           <w:rPr>
             <w:rStyle w:val="Hyperlink"/>
@@ -14976,8 +16483,8 @@
         <w:t xml:space="preserve">.</w:t>
       </w:r>
     </w:p>
-    <w:bookmarkEnd w:id="1044"/>
-    <w:bookmarkStart w:id="1045" w:name="what-you-can-do-with-it"/>
+    <w:bookmarkEnd w:id="1061"/>
+    <w:bookmarkStart w:id="1062" w:name="what-you-can-do-with-it"/>
     <w:p>
       <w:pPr>
         <w:pStyle w:val="Heading3"/>
@@ -15011,7 +16518,7 @@
         <w:pStyle w:val="Compact"/>
         <w:numPr>
           <w:ilvl w:val="0"/>
-          <w:numId w:val="1034"/>
+          <w:numId w:val="1039"/>
         </w:numPr>
       </w:pPr>
       <w:r>
@@ -15102,7 +16609,7 @@
         <w:pStyle w:val="Compact"/>
         <w:numPr>
           <w:ilvl w:val="0"/>
-          <w:numId w:val="1034"/>
+          <w:numId w:val="1039"/>
         </w:numPr>
       </w:pPr>
       <w:r>
@@ -15172,7 +16679,7 @@
         <w:pStyle w:val="Compact"/>
         <w:numPr>
           <w:ilvl w:val="0"/>
-          <w:numId w:val="1034"/>
+          <w:numId w:val="1039"/>
         </w:numPr>
       </w:pPr>
       <w:r>
@@ -15233,7 +16740,7 @@
         <w:pStyle w:val="Compact"/>
         <w:numPr>
           <w:ilvl w:val="0"/>
-          <w:numId w:val="1034"/>
+          <w:numId w:val="1039"/>
         </w:numPr>
       </w:pPr>
       <w:r>
@@ -15303,7 +16810,7 @@
         <w:pStyle w:val="Compact"/>
         <w:numPr>
           <w:ilvl w:val="0"/>
-          <w:numId w:val="1034"/>
+          <w:numId w:val="1039"/>
         </w:numPr>
       </w:pPr>
       <w:r>
@@ -15378,7 +16885,7 @@
         <w:pStyle w:val="Compact"/>
         <w:numPr>
           <w:ilvl w:val="0"/>
-          <w:numId w:val="1034"/>
+          <w:numId w:val="1039"/>
         </w:numPr>
       </w:pPr>
       <w:r>
@@ -15541,8 +17048,8 @@
         <w:t xml:space="preserve">suggest the right one.</w:t>
       </w:r>
     </w:p>
-    <w:bookmarkEnd w:id="1045"/>
-    <w:bookmarkStart w:id="1048" w:name="getting-started"/>
+    <w:bookmarkEnd w:id="1062"/>
+    <w:bookmarkStart w:id="1065" w:name="getting-started"/>
     <w:p>
       <w:pPr>
         <w:pStyle w:val="Heading3"/>
@@ -15556,7 +17063,7 @@
         <w:pStyle w:val="Compact"/>
         <w:numPr>
           <w:ilvl w:val="0"/>
-          <w:numId w:val="1035"/>
+          <w:numId w:val="1040"/>
         </w:numPr>
       </w:pPr>
       <w:r>
@@ -15568,7 +17075,7 @@
       <w:r>
         <w:t xml:space="preserve">(</w:t>
       </w:r>
-      <w:hyperlink r:id="rId1046">
+      <w:hyperlink r:id="rId1063">
         <w:r>
           <w:rPr>
             <w:rStyle w:val="Hyperlink"/>
@@ -15585,7 +17092,7 @@
       <w:r>
         <w:t xml:space="preserve">(</w:t>
       </w:r>
-      <w:hyperlink r:id="rId1047">
+      <w:hyperlink r:id="rId1064">
         <w:r>
           <w:rPr>
             <w:rStyle w:val="Hyperlink"/>
@@ -15620,7 +17127,7 @@
         <w:pStyle w:val="Compact"/>
         <w:numPr>
           <w:ilvl w:val="0"/>
-          <w:numId w:val="1035"/>
+          <w:numId w:val="1040"/>
         </w:numPr>
       </w:pPr>
       <w:r>
@@ -15644,7 +17151,7 @@
         <w:pStyle w:val="Compact"/>
         <w:numPr>
           <w:ilvl w:val="0"/>
-          <w:numId w:val="1035"/>
+          <w:numId w:val="1040"/>
         </w:numPr>
       </w:pPr>
       <w:r>
@@ -15694,8 +17201,8 @@
         <w:t xml:space="preserve">not already allowed, like pushing to Canvas or committing to git.</w:t>
       </w:r>
     </w:p>
-    <w:bookmarkEnd w:id="1048"/>
-    <w:bookmarkStart w:id="1049" w:name="choosing-a-tool"/>
+    <w:bookmarkEnd w:id="1065"/>
+    <w:bookmarkStart w:id="1066" w:name="choosing-a-tool"/>
     <w:p>
       <w:pPr>
         <w:pStyle w:val="Heading3"/>
@@ -15751,8 +17258,8 @@
         <w:t xml:space="preserve">instructions, or simply describe the task yourself.</w:t>
       </w:r>
     </w:p>
-    <w:bookmarkEnd w:id="1049"/>
-    <w:bookmarkStart w:id="1051" w:name="try-it-13"/>
+    <w:bookmarkEnd w:id="1066"/>
+    <w:bookmarkStart w:id="1068" w:name="try-it-15"/>
     <w:p>
       <w:pPr>
         <w:pStyle w:val="Heading3"/>
@@ -15827,7 +17334,7 @@
       <w:r>
         <w:t xml:space="preserve"> </w:t>
       </w:r>
-      <w:hyperlink r:id="rId1050">
+      <w:hyperlink r:id="rId1067">
         <w:r>
           <w:rPr>
             <w:rStyle w:val="Hyperlink"/>
@@ -15844,7 +17351,7 @@
       <w:r>
         <w:t xml:space="preserve"> </w:t>
       </w:r>
-      <w:hyperlink r:id="rId1043">
+      <w:hyperlink r:id="rId1060">
         <w:r>
           <w:rPr>
             <w:rStyle w:val="Hyperlink"/>
@@ -15856,9 +17363,9 @@
         <w:t xml:space="preserve">.</w:t>
       </w:r>
     </w:p>
-    <w:bookmarkEnd w:id="1051"/>
-    <w:bookmarkEnd w:id="1052"/>
-    <w:bookmarkStart w:id="1055" w:name="Xb4c67df6e58ff50814b1e2d06488d95c7caf051"/>
+    <w:bookmarkEnd w:id="1068"/>
+    <w:bookmarkEnd w:id="1069"/>
+    <w:bookmarkStart w:id="1072" w:name="Xb4c67df6e58ff50814b1e2d06488d95c7caf051"/>
     <w:p>
       <w:pPr>
         <w:pStyle w:val="Heading2"/>
@@ -15954,7 +17461,7 @@
         <w:t xml:space="preserve">you make this assignment your own.</w:t>
       </w:r>
     </w:p>
-    <w:bookmarkStart w:id="1053" w:name="instructions"/>
+    <w:bookmarkStart w:id="1070" w:name="instructions"/>
     <w:p>
       <w:pPr>
         <w:pStyle w:val="Heading3"/>
@@ -15968,7 +17475,7 @@
         <w:pStyle w:val="Compact"/>
         <w:numPr>
           <w:ilvl w:val="0"/>
-          <w:numId w:val="1036"/>
+          <w:numId w:val="1041"/>
         </w:numPr>
       </w:pPr>
       <w:r>
@@ -16046,7 +17553,7 @@
       <w:pPr>
         <w:numPr>
           <w:ilvl w:val="0"/>
-          <w:numId w:val="1037"/>
+          <w:numId w:val="1042"/>
         </w:numPr>
       </w:pPr>
       <w:r>
@@ -16073,7 +17580,7 @@
       <w:pPr>
         <w:numPr>
           <w:ilvl w:val="0"/>
-          <w:numId w:val="1037"/>
+          <w:numId w:val="1042"/>
         </w:numPr>
       </w:pPr>
       <w:r>
@@ -16085,7 +17592,7 @@
         <w:pStyle w:val="Compact"/>
         <w:numPr>
           <w:ilvl w:val="1"/>
-          <w:numId w:val="1038"/>
+          <w:numId w:val="1043"/>
         </w:numPr>
       </w:pPr>
       <w:r>
@@ -16106,7 +17613,7 @@
         <w:pStyle w:val="Compact"/>
         <w:numPr>
           <w:ilvl w:val="1"/>
-          <w:numId w:val="1038"/>
+          <w:numId w:val="1043"/>
         </w:numPr>
       </w:pPr>
       <w:r>
@@ -16144,7 +17651,7 @@
         <w:pStyle w:val="Compact"/>
         <w:numPr>
           <w:ilvl w:val="1"/>
-          <w:numId w:val="1038"/>
+          <w:numId w:val="1043"/>
         </w:numPr>
       </w:pPr>
       <w:r>
@@ -16156,7 +17663,7 @@
         <w:pStyle w:val="Compact"/>
         <w:numPr>
           <w:ilvl w:val="1"/>
-          <w:numId w:val="1038"/>
+          <w:numId w:val="1043"/>
         </w:numPr>
       </w:pPr>
       <w:r>
@@ -16176,7 +17683,7 @@
       <w:pPr>
         <w:numPr>
           <w:ilvl w:val="0"/>
-          <w:numId w:val="1037"/>
+          <w:numId w:val="1042"/>
         </w:numPr>
       </w:pPr>
       <w:r>
@@ -16221,7 +17728,7 @@
       <w:pPr>
         <w:numPr>
           <w:ilvl w:val="0"/>
-          <w:numId w:val="1037"/>
+          <w:numId w:val="1042"/>
         </w:numPr>
       </w:pPr>
       <w:r>
@@ -16233,7 +17740,7 @@
         <w:pStyle w:val="Compact"/>
         <w:numPr>
           <w:ilvl w:val="1"/>
-          <w:numId w:val="1039"/>
+          <w:numId w:val="1044"/>
         </w:numPr>
       </w:pPr>
       <w:r>
@@ -16282,7 +17789,7 @@
         <w:pStyle w:val="Compact"/>
         <w:numPr>
           <w:ilvl w:val="1"/>
-          <w:numId w:val="1039"/>
+          <w:numId w:val="1044"/>
         </w:numPr>
       </w:pPr>
       <w:r>
@@ -16331,7 +17838,7 @@
         <w:pStyle w:val="Compact"/>
         <w:numPr>
           <w:ilvl w:val="1"/>
-          <w:numId w:val="1039"/>
+          <w:numId w:val="1044"/>
         </w:numPr>
       </w:pPr>
       <w:r>
@@ -16417,8 +17924,8 @@
         <w:t xml:space="preserve">quick refresher.</w:t>
       </w:r>
     </w:p>
-    <w:bookmarkEnd w:id="1053"/>
-    <w:bookmarkStart w:id="1054" w:name="submission"/>
+    <w:bookmarkEnd w:id="1070"/>
+    <w:bookmarkStart w:id="1071" w:name="submission"/>
     <w:p>
       <w:pPr>
         <w:pStyle w:val="Heading3"/>
@@ -16441,9 +17948,9 @@
         <w:t xml:space="preserve">used, and name the route you published by.</w:t>
       </w:r>
     </w:p>
-    <w:bookmarkEnd w:id="1054"/>
-    <w:bookmarkEnd w:id="1055"/>
-    <w:bookmarkStart w:id="1056" w:name="X851b05a331234be09e558e9cd5b153b080bef57"/>
+    <w:bookmarkEnd w:id="1071"/>
+    <w:bookmarkEnd w:id="1072"/>
+    <w:bookmarkStart w:id="1073" w:name="X851b05a331234be09e558e9cd5b153b080bef57"/>
     <w:p>
       <w:pPr>
         <w:pStyle w:val="Heading2"/>
@@ -16477,7 +17984,7 @@
         <w:pStyle w:val="Compact"/>
         <w:numPr>
           <w:ilvl w:val="0"/>
-          <w:numId w:val="1040"/>
+          <w:numId w:val="1045"/>
         </w:numPr>
       </w:pPr>
       <w:r>
@@ -16489,7 +17996,7 @@
         <w:pStyle w:val="Compact"/>
         <w:numPr>
           <w:ilvl w:val="0"/>
-          <w:numId w:val="1040"/>
+          <w:numId w:val="1045"/>
         </w:numPr>
       </w:pPr>
       <w:r>
@@ -16501,7 +18008,7 @@
         <w:pStyle w:val="Compact"/>
         <w:numPr>
           <w:ilvl w:val="0"/>
-          <w:numId w:val="1040"/>
+          <w:numId w:val="1045"/>
         </w:numPr>
       </w:pPr>
       <w:r>
@@ -16546,8 +18053,8 @@
         <w:t xml:space="preserve">and in a PDF the item reads as an ordinary page.</w:t>
       </w:r>
     </w:p>
-    <w:bookmarkEnd w:id="1056"/>
-    <w:bookmarkStart w:id="1059" w:name="X309efb451b706ea87cbf5204733154f47ef5fca"/>
+    <w:bookmarkEnd w:id="1073"/>
+    <w:bookmarkStart w:id="1076" w:name="X309efb451b706ea87cbf5204733154f47ef5fca"/>
     <w:p>
       <w:pPr>
         <w:pStyle w:val="Heading2"/>
@@ -16556,7 +18063,7 @@
         <w:t xml:space="preserve">Download This Course</w:t>
       </w:r>
     </w:p>
-    <w:bookmarkStart w:id="1057" w:name="X69f9e2ff5c8fd24b9e4c6ff24a2158e1b7905c8"/>
+    <w:bookmarkStart w:id="1074" w:name="X69f9e2ff5c8fd24b9e4c6ff24a2158e1b7905c8"/>
     <w:p>
       <w:pPr>
         <w:pStyle w:val="Heading3"/>
@@ -16583,8 +18090,8 @@
         <w:t xml:space="preserve">coursewright.pdf</w:t>
       </w:r>
     </w:p>
-    <w:bookmarkEnd w:id="1057"/>
-    <w:bookmarkStart w:id="1058" w:name="X5e79cc23dd8d95dff2c2c6f808f0b1351a3214a"/>
+    <w:bookmarkEnd w:id="1074"/>
+    <w:bookmarkStart w:id="1075" w:name="X5e79cc23dd8d95dff2c2c6f808f0b1351a3214a"/>
     <w:p>
       <w:pPr>
         <w:pStyle w:val="Heading3"/>
@@ -16611,9 +18118,9 @@
         <w:t xml:space="preserve">coursewright.docx</w:t>
       </w:r>
     </w:p>
-    <w:bookmarkEnd w:id="1058"/>
-    <w:bookmarkEnd w:id="1059"/>
-    <w:bookmarkEnd w:id="1060"/>
+    <w:bookmarkEnd w:id="1075"/>
+    <w:bookmarkEnd w:id="1076"/>
+    <w:bookmarkEnd w:id="1077"/>
     <w:sectPr>
       <w:footerReference r:id="rId900" w:type="default"/>
       <w:footnotePr>
@@ -17153,7 +18660,34 @@
     <w:abstractNumId w:val="991"/>
   </w:num>
   <w:num w:numId="1007">
-    <w:abstractNumId w:val="991"/>
+    <w:abstractNumId w:val="99411"/>
+    <w:lvlOverride w:ilvl="0">
+      <w:startOverride w:val="1"/>
+    </w:lvlOverride>
+    <w:lvlOverride w:ilvl="1">
+      <w:startOverride w:val="1"/>
+    </w:lvlOverride>
+    <w:lvlOverride w:ilvl="2">
+      <w:startOverride w:val="1"/>
+    </w:lvlOverride>
+    <w:lvlOverride w:ilvl="3">
+      <w:startOverride w:val="1"/>
+    </w:lvlOverride>
+    <w:lvlOverride w:ilvl="4">
+      <w:startOverride w:val="1"/>
+    </w:lvlOverride>
+    <w:lvlOverride w:ilvl="5">
+      <w:startOverride w:val="1"/>
+    </w:lvlOverride>
+    <w:lvlOverride w:ilvl="6">
+      <w:startOverride w:val="1"/>
+    </w:lvlOverride>
+    <w:lvlOverride w:ilvl="7">
+      <w:startOverride w:val="1"/>
+    </w:lvlOverride>
+    <w:lvlOverride w:ilvl="8">
+      <w:startOverride w:val="1"/>
+    </w:lvlOverride>
   </w:num>
   <w:num w:numId="1008">
     <w:abstractNumId w:val="99411"/>
@@ -17186,12 +18720,6 @@
     </w:lvlOverride>
   </w:num>
   <w:num w:numId="1009">
-    <w:abstractNumId w:val="991"/>
-  </w:num>
-  <w:num w:numId="1010">
-    <w:abstractNumId w:val="991"/>
-  </w:num>
-  <w:num w:numId="1011">
     <w:abstractNumId w:val="99411"/>
     <w:lvlOverride w:ilvl="0">
       <w:startOverride w:val="1"/>
@@ -17221,11 +18749,71 @@
       <w:startOverride w:val="1"/>
     </w:lvlOverride>
   </w:num>
+  <w:num w:numId="1010">
+    <w:abstractNumId w:val="99411"/>
+    <w:lvlOverride w:ilvl="0">
+      <w:startOverride w:val="1"/>
+    </w:lvlOverride>
+    <w:lvlOverride w:ilvl="1">
+      <w:startOverride w:val="1"/>
+    </w:lvlOverride>
+    <w:lvlOverride w:ilvl="2">
+      <w:startOverride w:val="1"/>
+    </w:lvlOverride>
+    <w:lvlOverride w:ilvl="3">
+      <w:startOverride w:val="1"/>
+    </w:lvlOverride>
+    <w:lvlOverride w:ilvl="4">
+      <w:startOverride w:val="1"/>
+    </w:lvlOverride>
+    <w:lvlOverride w:ilvl="5">
+      <w:startOverride w:val="1"/>
+    </w:lvlOverride>
+    <w:lvlOverride w:ilvl="6">
+      <w:startOverride w:val="1"/>
+    </w:lvlOverride>
+    <w:lvlOverride w:ilvl="7">
+      <w:startOverride w:val="1"/>
+    </w:lvlOverride>
+    <w:lvlOverride w:ilvl="8">
+      <w:startOverride w:val="1"/>
+    </w:lvlOverride>
+  </w:num>
+  <w:num w:numId="1011">
+    <w:abstractNumId w:val="991"/>
+  </w:num>
   <w:num w:numId="1012">
     <w:abstractNumId w:val="991"/>
   </w:num>
   <w:num w:numId="1013">
-    <w:abstractNumId w:val="991"/>
+    <w:abstractNumId w:val="99411"/>
+    <w:lvlOverride w:ilvl="0">
+      <w:startOverride w:val="1"/>
+    </w:lvlOverride>
+    <w:lvlOverride w:ilvl="1">
+      <w:startOverride w:val="1"/>
+    </w:lvlOverride>
+    <w:lvlOverride w:ilvl="2">
+      <w:startOverride w:val="1"/>
+    </w:lvlOverride>
+    <w:lvlOverride w:ilvl="3">
+      <w:startOverride w:val="1"/>
+    </w:lvlOverride>
+    <w:lvlOverride w:ilvl="4">
+      <w:startOverride w:val="1"/>
+    </w:lvlOverride>
+    <w:lvlOverride w:ilvl="5">
+      <w:startOverride w:val="1"/>
+    </w:lvlOverride>
+    <w:lvlOverride w:ilvl="6">
+      <w:startOverride w:val="1"/>
+    </w:lvlOverride>
+    <w:lvlOverride w:ilvl="7">
+      <w:startOverride w:val="1"/>
+    </w:lvlOverride>
+    <w:lvlOverride w:ilvl="8">
+      <w:startOverride w:val="1"/>
+    </w:lvlOverride>
   </w:num>
   <w:num w:numId="1014">
     <w:abstractNumId w:val="991"/>
@@ -17264,97 +18852,16 @@
     </w:lvlOverride>
   </w:num>
   <w:num w:numId="1017">
-    <w:abstractNumId w:val="99411"/>
-    <w:lvlOverride w:ilvl="0">
-      <w:startOverride w:val="1"/>
-    </w:lvlOverride>
-    <w:lvlOverride w:ilvl="1">
-      <w:startOverride w:val="1"/>
-    </w:lvlOverride>
-    <w:lvlOverride w:ilvl="2">
-      <w:startOverride w:val="1"/>
-    </w:lvlOverride>
-    <w:lvlOverride w:ilvl="3">
-      <w:startOverride w:val="1"/>
-    </w:lvlOverride>
-    <w:lvlOverride w:ilvl="4">
-      <w:startOverride w:val="1"/>
-    </w:lvlOverride>
-    <w:lvlOverride w:ilvl="5">
-      <w:startOverride w:val="1"/>
-    </w:lvlOverride>
-    <w:lvlOverride w:ilvl="6">
-      <w:startOverride w:val="1"/>
-    </w:lvlOverride>
-    <w:lvlOverride w:ilvl="7">
-      <w:startOverride w:val="1"/>
-    </w:lvlOverride>
-    <w:lvlOverride w:ilvl="8">
-      <w:startOverride w:val="1"/>
-    </w:lvlOverride>
+    <w:abstractNumId w:val="991"/>
   </w:num>
   <w:num w:numId="1018">
-    <w:abstractNumId w:val="99411"/>
-    <w:lvlOverride w:ilvl="0">
-      <w:startOverride w:val="1"/>
-    </w:lvlOverride>
-    <w:lvlOverride w:ilvl="1">
-      <w:startOverride w:val="1"/>
-    </w:lvlOverride>
-    <w:lvlOverride w:ilvl="2">
-      <w:startOverride w:val="1"/>
-    </w:lvlOverride>
-    <w:lvlOverride w:ilvl="3">
-      <w:startOverride w:val="1"/>
-    </w:lvlOverride>
-    <w:lvlOverride w:ilvl="4">
-      <w:startOverride w:val="1"/>
-    </w:lvlOverride>
-    <w:lvlOverride w:ilvl="5">
-      <w:startOverride w:val="1"/>
-    </w:lvlOverride>
-    <w:lvlOverride w:ilvl="6">
-      <w:startOverride w:val="1"/>
-    </w:lvlOverride>
-    <w:lvlOverride w:ilvl="7">
-      <w:startOverride w:val="1"/>
-    </w:lvlOverride>
-    <w:lvlOverride w:ilvl="8">
-      <w:startOverride w:val="1"/>
-    </w:lvlOverride>
+    <w:abstractNumId w:val="991"/>
   </w:num>
   <w:num w:numId="1019">
     <w:abstractNumId w:val="991"/>
   </w:num>
   <w:num w:numId="1020">
-    <w:abstractNumId w:val="99411"/>
-    <w:lvlOverride w:ilvl="0">
-      <w:startOverride w:val="1"/>
-    </w:lvlOverride>
-    <w:lvlOverride w:ilvl="1">
-      <w:startOverride w:val="1"/>
-    </w:lvlOverride>
-    <w:lvlOverride w:ilvl="2">
-      <w:startOverride w:val="1"/>
-    </w:lvlOverride>
-    <w:lvlOverride w:ilvl="3">
-      <w:startOverride w:val="1"/>
-    </w:lvlOverride>
-    <w:lvlOverride w:ilvl="4">
-      <w:startOverride w:val="1"/>
-    </w:lvlOverride>
-    <w:lvlOverride w:ilvl="5">
-      <w:startOverride w:val="1"/>
-    </w:lvlOverride>
-    <w:lvlOverride w:ilvl="6">
-      <w:startOverride w:val="1"/>
-    </w:lvlOverride>
-    <w:lvlOverride w:ilvl="7">
-      <w:startOverride w:val="1"/>
-    </w:lvlOverride>
-    <w:lvlOverride w:ilvl="8">
-      <w:startOverride w:val="1"/>
-    </w:lvlOverride>
+    <w:abstractNumId w:val="991"/>
   </w:num>
   <w:num w:numId="1021">
     <w:abstractNumId w:val="99411"/>
@@ -17387,12 +18894,6 @@
     </w:lvlOverride>
   </w:num>
   <w:num w:numId="1022">
-    <w:abstractNumId w:val="991"/>
-  </w:num>
-  <w:num w:numId="1023">
-    <w:abstractNumId w:val="991"/>
-  </w:num>
-  <w:num w:numId="1024">
     <w:abstractNumId w:val="99411"/>
     <w:lvlOverride w:ilvl="0">
       <w:startOverride w:val="1"/>
@@ -17422,16 +18923,7 @@
       <w:startOverride w:val="1"/>
     </w:lvlOverride>
   </w:num>
-  <w:num w:numId="1025">
-    <w:abstractNumId w:val="991"/>
-  </w:num>
-  <w:num w:numId="1026">
-    <w:abstractNumId w:val="991"/>
-  </w:num>
-  <w:num w:numId="1027">
-    <w:abstractNumId w:val="991"/>
-  </w:num>
-  <w:num w:numId="1028">
+  <w:num w:numId="1023">
     <w:abstractNumId w:val="99411"/>
     <w:lvlOverride w:ilvl="0">
       <w:startOverride w:val="1"/>
@@ -17461,13 +18953,10 @@
       <w:startOverride w:val="1"/>
     </w:lvlOverride>
   </w:num>
-  <w:num w:numId="1029">
+  <w:num w:numId="1024">
     <w:abstractNumId w:val="991"/>
   </w:num>
-  <w:num w:numId="1030">
-    <w:abstractNumId w:val="991"/>
-  </w:num>
-  <w:num w:numId="1031">
+  <w:num w:numId="1025">
     <w:abstractNumId w:val="99411"/>
     <w:lvlOverride w:ilvl="0">
       <w:startOverride w:val="1"/>
@@ -17497,7 +18986,7 @@
       <w:startOverride w:val="1"/>
     </w:lvlOverride>
   </w:num>
-  <w:num w:numId="1032">
+  <w:num w:numId="1026">
     <w:abstractNumId w:val="99411"/>
     <w:lvlOverride w:ilvl="0">
       <w:startOverride w:val="1"/>
@@ -17527,13 +19016,13 @@
       <w:startOverride w:val="1"/>
     </w:lvlOverride>
   </w:num>
-  <w:num w:numId="1033">
+  <w:num w:numId="1027">
     <w:abstractNumId w:val="991"/>
   </w:num>
-  <w:num w:numId="1034">
+  <w:num w:numId="1028">
     <w:abstractNumId w:val="991"/>
   </w:num>
-  <w:num w:numId="1035">
+  <w:num w:numId="1029">
     <w:abstractNumId w:val="99411"/>
     <w:lvlOverride w:ilvl="0">
       <w:startOverride w:val="1"/>
@@ -17562,6 +19051,51 @@
     <w:lvlOverride w:ilvl="8">
       <w:startOverride w:val="1"/>
     </w:lvlOverride>
+  </w:num>
+  <w:num w:numId="1030">
+    <w:abstractNumId w:val="991"/>
+  </w:num>
+  <w:num w:numId="1031">
+    <w:abstractNumId w:val="991"/>
+  </w:num>
+  <w:num w:numId="1032">
+    <w:abstractNumId w:val="991"/>
+  </w:num>
+  <w:num w:numId="1033">
+    <w:abstractNumId w:val="99411"/>
+    <w:lvlOverride w:ilvl="0">
+      <w:startOverride w:val="1"/>
+    </w:lvlOverride>
+    <w:lvlOverride w:ilvl="1">
+      <w:startOverride w:val="1"/>
+    </w:lvlOverride>
+    <w:lvlOverride w:ilvl="2">
+      <w:startOverride w:val="1"/>
+    </w:lvlOverride>
+    <w:lvlOverride w:ilvl="3">
+      <w:startOverride w:val="1"/>
+    </w:lvlOverride>
+    <w:lvlOverride w:ilvl="4">
+      <w:startOverride w:val="1"/>
+    </w:lvlOverride>
+    <w:lvlOverride w:ilvl="5">
+      <w:startOverride w:val="1"/>
+    </w:lvlOverride>
+    <w:lvlOverride w:ilvl="6">
+      <w:startOverride w:val="1"/>
+    </w:lvlOverride>
+    <w:lvlOverride w:ilvl="7">
+      <w:startOverride w:val="1"/>
+    </w:lvlOverride>
+    <w:lvlOverride w:ilvl="8">
+      <w:startOverride w:val="1"/>
+    </w:lvlOverride>
+  </w:num>
+  <w:num w:numId="1034">
+    <w:abstractNumId w:val="991"/>
+  </w:num>
+  <w:num w:numId="1035">
+    <w:abstractNumId w:val="991"/>
   </w:num>
   <w:num w:numId="1036">
     <w:abstractNumId w:val="99411"/>
@@ -17594,6 +19128,102 @@
     </w:lvlOverride>
   </w:num>
   <w:num w:numId="1037">
+    <w:abstractNumId w:val="99411"/>
+    <w:lvlOverride w:ilvl="0">
+      <w:startOverride w:val="1"/>
+    </w:lvlOverride>
+    <w:lvlOverride w:ilvl="1">
+      <w:startOverride w:val="1"/>
+    </w:lvlOverride>
+    <w:lvlOverride w:ilvl="2">
+      <w:startOverride w:val="1"/>
+    </w:lvlOverride>
+    <w:lvlOverride w:ilvl="3">
+      <w:startOverride w:val="1"/>
+    </w:lvlOverride>
+    <w:lvlOverride w:ilvl="4">
+      <w:startOverride w:val="1"/>
+    </w:lvlOverride>
+    <w:lvlOverride w:ilvl="5">
+      <w:startOverride w:val="1"/>
+    </w:lvlOverride>
+    <w:lvlOverride w:ilvl="6">
+      <w:startOverride w:val="1"/>
+    </w:lvlOverride>
+    <w:lvlOverride w:ilvl="7">
+      <w:startOverride w:val="1"/>
+    </w:lvlOverride>
+    <w:lvlOverride w:ilvl="8">
+      <w:startOverride w:val="1"/>
+    </w:lvlOverride>
+  </w:num>
+  <w:num w:numId="1038">
+    <w:abstractNumId w:val="991"/>
+  </w:num>
+  <w:num w:numId="1039">
+    <w:abstractNumId w:val="991"/>
+  </w:num>
+  <w:num w:numId="1040">
+    <w:abstractNumId w:val="99411"/>
+    <w:lvlOverride w:ilvl="0">
+      <w:startOverride w:val="1"/>
+    </w:lvlOverride>
+    <w:lvlOverride w:ilvl="1">
+      <w:startOverride w:val="1"/>
+    </w:lvlOverride>
+    <w:lvlOverride w:ilvl="2">
+      <w:startOverride w:val="1"/>
+    </w:lvlOverride>
+    <w:lvlOverride w:ilvl="3">
+      <w:startOverride w:val="1"/>
+    </w:lvlOverride>
+    <w:lvlOverride w:ilvl="4">
+      <w:startOverride w:val="1"/>
+    </w:lvlOverride>
+    <w:lvlOverride w:ilvl="5">
+      <w:startOverride w:val="1"/>
+    </w:lvlOverride>
+    <w:lvlOverride w:ilvl="6">
+      <w:startOverride w:val="1"/>
+    </w:lvlOverride>
+    <w:lvlOverride w:ilvl="7">
+      <w:startOverride w:val="1"/>
+    </w:lvlOverride>
+    <w:lvlOverride w:ilvl="8">
+      <w:startOverride w:val="1"/>
+    </w:lvlOverride>
+  </w:num>
+  <w:num w:numId="1041">
+    <w:abstractNumId w:val="99411"/>
+    <w:lvlOverride w:ilvl="0">
+      <w:startOverride w:val="1"/>
+    </w:lvlOverride>
+    <w:lvlOverride w:ilvl="1">
+      <w:startOverride w:val="1"/>
+    </w:lvlOverride>
+    <w:lvlOverride w:ilvl="2">
+      <w:startOverride w:val="1"/>
+    </w:lvlOverride>
+    <w:lvlOverride w:ilvl="3">
+      <w:startOverride w:val="1"/>
+    </w:lvlOverride>
+    <w:lvlOverride w:ilvl="4">
+      <w:startOverride w:val="1"/>
+    </w:lvlOverride>
+    <w:lvlOverride w:ilvl="5">
+      <w:startOverride w:val="1"/>
+    </w:lvlOverride>
+    <w:lvlOverride w:ilvl="6">
+      <w:startOverride w:val="1"/>
+    </w:lvlOverride>
+    <w:lvlOverride w:ilvl="7">
+      <w:startOverride w:val="1"/>
+    </w:lvlOverride>
+    <w:lvlOverride w:ilvl="8">
+      <w:startOverride w:val="1"/>
+    </w:lvlOverride>
+  </w:num>
+  <w:num w:numId="1042">
     <w:abstractNumId w:val="99412"/>
     <w:lvlOverride w:ilvl="0">
       <w:startOverride w:val="2"/>
@@ -17623,13 +19253,13 @@
       <w:startOverride w:val="2"/>
     </w:lvlOverride>
   </w:num>
-  <w:num w:numId="1038">
+  <w:num w:numId="1043">
     <w:abstractNumId w:val="991"/>
   </w:num>
-  <w:num w:numId="1039">
+  <w:num w:numId="1044">
     <w:abstractNumId w:val="991"/>
   </w:num>
-  <w:num w:numId="1040">
+  <w:num w:numId="1045">
     <w:abstractNumId w:val="99411"/>
     <w:lvlOverride w:ilvl="0">
       <w:startOverride w:val="1"/>

--- a/course/01-getting-started/_files/coursewright.docx
+++ b/course/01-getting-started/_files/coursewright.docx
@@ -15,7 +15,7 @@
         <w:pStyle w:val="Date"/>
       </w:pPr>
       <w:r>
-        <w:t xml:space="preserve">2026-08-31</w:t>
+        <w:t xml:space="preserve">2026-09-01</w:t>
       </w:r>
     </w:p>
     <w:sdt>
@@ -7765,6 +7765,51 @@
         <w:pStyle w:val="FirstParagraph"/>
       </w:pPr>
       <w:r>
+        <w:rPr>
+          <w:b/>
+          <w:bCs/>
+        </w:rPr>
+        <w:t xml:space="preserve">Course: New Item</w:t>
+      </w:r>
+      <w:r>
+        <w:t xml:space="preserve"> </w:t>
+      </w:r>
+      <w:r>
+        <w:t xml:space="preserve">creates one, and so does</w:t>
+      </w:r>
+      <w:r>
+        <w:t xml:space="preserve"> </w:t>
+      </w:r>
+      <w:r>
+        <w:rPr>
+          <w:rStyle w:val="VerbatimChar"/>
+        </w:rPr>
+        <w:t xml:space="preserve">npx course new-item --type discussion</w:t>
+      </w:r>
+      <w:r>
+        <w:t xml:space="preserve">. Both write the title and the</w:t>
+      </w:r>
+      <w:r>
+        <w:t xml:space="preserve"> </w:t>
+      </w:r>
+      <w:r>
+        <w:rPr>
+          <w:rStyle w:val="VerbatimChar"/>
+        </w:rPr>
+        <w:t xml:space="preserve">canvas_type</w:t>
+      </w:r>
+      <w:r>
+        <w:t xml:space="preserve"> </w:t>
+      </w:r>
+      <w:r>
+        <w:t xml:space="preserve">line; add the settings above yourself when you want them.</w:t>
+      </w:r>
+    </w:p>
+    <w:p>
+      <w:pPr>
+        <w:pStyle w:val="BodyText"/>
+      </w:pPr>
+      <w:r>
         <w:t xml:space="preserve">Replies stay in Canvas and never come back into your files. That does not put</w:t>
       </w:r>
       <w:r>
@@ -8507,19 +8552,19 @@
         <w:t xml:space="preserve"> </w:t>
       </w:r>
       <w:r>
-        <w:t xml:space="preserve">offer five types. A discussion,</w:t>
-      </w:r>
-      <w:r>
-        <w:t xml:space="preserve"> </w:t>
-      </w:r>
-      <w:r>
-        <w:t xml:space="preserve">a quiz and an external tool are the three they do not create: write the file</w:t>
-      </w:r>
-      <w:r>
-        <w:t xml:space="preserve"> </w:t>
-      </w:r>
-      <w:r>
-        <w:t xml:space="preserve">yourself with the frontmatter above, or copy an existing item and change its</w:t>
+        <w:t xml:space="preserve">offer six types. A quiz and an</w:t>
+      </w:r>
+      <w:r>
+        <w:t xml:space="preserve"> </w:t>
+      </w:r>
+      <w:r>
+        <w:t xml:space="preserve">external tool are the two they do not create: write the file yourself with the</w:t>
+      </w:r>
+      <w:r>
+        <w:t xml:space="preserve"> </w:t>
+      </w:r>
+      <w:r>
+        <w:t xml:space="preserve">frontmatter above, or copy an existing item and change its</w:t>
       </w:r>
       <w:r>
         <w:t xml:space="preserve"> </w:t>
@@ -8732,7 +8777,7 @@
         <w:t xml:space="preserve">Course: New Item</w:t>
       </w:r>
       <w:r>
-        <w:t xml:space="preserve">. It asks which of the five types it is and a name; an</w:t>
+        <w:t xml:space="preserve">. It asks which of the six types it is and a name; an</w:t>
       </w:r>
       <w:r>
         <w:t xml:space="preserve"> </w:t>
